--- a/materials/questions/out/IDB201_Final_Exam_Question_Bank.docx
+++ b/materials/questions/out/IDB201_Final_Exam_Question_Bank.docx
@@ -6882,7 +6882,16 @@
         <w:t xml:space="preserve">37. </w:t>
       </w:r>
       <w:r>
-        <w:t xml:space="preserve">Union r ∪ s is defined only when:</w:t>
+        <w:t xml:space="preserve">Union r </w:t>
+      </w:r>
+      <w:r>
+        <w:rPr>
+          <w:rFonts w:ascii="Cambria Math" w:cs="Cambria Math" w:eastAsia="Cambria Math" w:hAnsi="Cambria Math"/>
+        </w:rPr>
+        <w:t xml:space="preserve">∪</w:t>
+      </w:r>
+      <w:r>
+        <w:t xml:space="preserve"> s is defined only when:</w:t>
       </w:r>
     </w:p>
     <w:p>
@@ -6988,7 +6997,16 @@
         <w:t xml:space="preserve">38. </w:t>
       </w:r>
       <w:r>
-        <w:t xml:space="preserve">Which expression is equivalent to r ∩ s?</w:t>
+        <w:t xml:space="preserve">Which expression is equivalent to r </w:t>
+      </w:r>
+      <w:r>
+        <w:rPr>
+          <w:rFonts w:ascii="Cambria Math" w:cs="Cambria Math" w:eastAsia="Cambria Math" w:hAnsi="Cambria Math"/>
+        </w:rPr>
+        <w:t xml:space="preserve">∩</w:t>
+      </w:r>
+      <w:r>
+        <w:t xml:space="preserve"> s?</w:t>
       </w:r>
     </w:p>
     <w:p>
@@ -7005,7 +7023,25 @@
         <w:t xml:space="preserve">A. </w:t>
       </w:r>
       <w:r>
-        <w:t xml:space="preserve">r ∪ (r − s)</w:t>
+        <w:t xml:space="preserve">r </w:t>
+      </w:r>
+      <w:r>
+        <w:rPr>
+          <w:rFonts w:ascii="Cambria Math" w:cs="Cambria Math" w:eastAsia="Cambria Math" w:hAnsi="Cambria Math"/>
+        </w:rPr>
+        <w:t xml:space="preserve">∪</w:t>
+      </w:r>
+      <w:r>
+        <w:t xml:space="preserve"> (r </w:t>
+      </w:r>
+      <w:r>
+        <w:rPr>
+          <w:rFonts w:ascii="Cambria Math" w:cs="Cambria Math" w:eastAsia="Cambria Math" w:hAnsi="Cambria Math"/>
+        </w:rPr>
+        <w:t xml:space="preserve">−</w:t>
+      </w:r>
+      <w:r>
+        <w:t xml:space="preserve"> s)</w:t>
       </w:r>
     </w:p>
     <w:p>
@@ -7022,7 +7058,34 @@
         <w:t xml:space="preserve">B. </w:t>
       </w:r>
       <w:r>
-        <w:t xml:space="preserve">(r − s) ∪ (s − r)</w:t>
+        <w:t xml:space="preserve">(r </w:t>
+      </w:r>
+      <w:r>
+        <w:rPr>
+          <w:rFonts w:ascii="Cambria Math" w:cs="Cambria Math" w:eastAsia="Cambria Math" w:hAnsi="Cambria Math"/>
+        </w:rPr>
+        <w:t xml:space="preserve">−</w:t>
+      </w:r>
+      <w:r>
+        <w:t xml:space="preserve"> s) </w:t>
+      </w:r>
+      <w:r>
+        <w:rPr>
+          <w:rFonts w:ascii="Cambria Math" w:cs="Cambria Math" w:eastAsia="Cambria Math" w:hAnsi="Cambria Math"/>
+        </w:rPr>
+        <w:t xml:space="preserve">∪</w:t>
+      </w:r>
+      <w:r>
+        <w:t xml:space="preserve"> (s </w:t>
+      </w:r>
+      <w:r>
+        <w:rPr>
+          <w:rFonts w:ascii="Cambria Math" w:cs="Cambria Math" w:eastAsia="Cambria Math" w:hAnsi="Cambria Math"/>
+        </w:rPr>
+        <w:t xml:space="preserve">−</w:t>
+      </w:r>
+      <w:r>
+        <w:t xml:space="preserve"> r)</w:t>
       </w:r>
     </w:p>
     <w:p>
@@ -7039,7 +7102,16 @@
         <w:t xml:space="preserve">C. </w:t>
       </w:r>
       <w:r>
-        <w:t xml:space="preserve">r × s</w:t>
+        <w:t xml:space="preserve">r </w:t>
+      </w:r>
+      <w:r>
+        <w:rPr>
+          <w:rFonts w:ascii="Cambria Math" w:cs="Cambria Math" w:eastAsia="Cambria Math" w:hAnsi="Cambria Math"/>
+        </w:rPr>
+        <w:t xml:space="preserve">×</w:t>
+      </w:r>
+      <w:r>
+        <w:t xml:space="preserve"> s</w:t>
       </w:r>
     </w:p>
     <w:p>
@@ -7056,7 +7128,25 @@
         <w:t xml:space="preserve">D. </w:t>
       </w:r>
       <w:r>
-        <w:t xml:space="preserve">r − (r − s)</w:t>
+        <w:t xml:space="preserve">r </w:t>
+      </w:r>
+      <w:r>
+        <w:rPr>
+          <w:rFonts w:ascii="Cambria Math" w:cs="Cambria Math" w:eastAsia="Cambria Math" w:hAnsi="Cambria Math"/>
+        </w:rPr>
+        <w:t xml:space="preserve">−</w:t>
+      </w:r>
+      <w:r>
+        <w:t xml:space="preserve"> (r </w:t>
+      </w:r>
+      <w:r>
+        <w:rPr>
+          <w:rFonts w:ascii="Cambria Math" w:cs="Cambria Math" w:eastAsia="Cambria Math" w:hAnsi="Cambria Math"/>
+        </w:rPr>
+        <w:t xml:space="preserve">−</w:t>
+      </w:r>
+      <w:r>
+        <w:t xml:space="preserve"> s)</w:t>
       </w:r>
     </w:p>
     <w:p>
@@ -7094,7 +7184,16 @@
         <w:t xml:space="preserve">39. </w:t>
       </w:r>
       <w:r>
-        <w:t xml:space="preserve">r(A, B) has 4 tuples and s(C, D) has 5 tuples. How many tuples does r × s have?</w:t>
+        <w:t xml:space="preserve">r(A, B) has 4 tuples and s(C, D) has 5 tuples. How many tuples does r </w:t>
+      </w:r>
+      <w:r>
+        <w:rPr>
+          <w:rFonts w:ascii="Cambria Math" w:cs="Cambria Math" w:eastAsia="Cambria Math" w:hAnsi="Cambria Math"/>
+        </w:rPr>
+        <w:t xml:space="preserve">×</w:t>
+      </w:r>
+      <w:r>
+        <w:t xml:space="preserve"> s have?</w:t>
       </w:r>
     </w:p>
     <w:p>
@@ -7200,7 +7299,16 @@
         <w:t xml:space="preserve">40. </w:t>
       </w:r>
       <w:r>
-        <w:t xml:space="preserve">Given r(A, B) = {(1, 2), (1, 3), (2, 3)} and s(B, C) = {(2, 5), (3, 5), (3, 6)}, how many tuples does r ⋈ s (natural join) contain?</w:t>
+        <w:t xml:space="preserve">Given r(A, B) = {(1, 2), (1, 3), (2, 3)} and s(B, C) = {(2, 5), (3, 5), (3, 6)}, how many tuples does r </w:t>
+      </w:r>
+      <w:r>
+        <w:rPr>
+          <w:rFonts w:ascii="Cambria Math" w:cs="Cambria Math" w:eastAsia="Cambria Math" w:hAnsi="Cambria Math"/>
+        </w:rPr>
+        <w:t xml:space="preserve">⋈</w:t>
+      </w:r>
+      <w:r>
+        <w:t xml:space="preserve"> s (natural join) contain?</w:t>
       </w:r>
     </w:p>
     <w:p>
@@ -7306,7 +7414,16 @@
         <w:t xml:space="preserve">41. </w:t>
       </w:r>
       <w:r>
-        <w:t xml:space="preserve">Given r(A, B) = {(1, 2), (1, 3), (2, 3), (2, 4)}, how many tuples are in Π_A(r)?</w:t>
+        <w:t xml:space="preserve">Given r(A, B) = {(1, 2), (1, 3), (2, 3), (2, 4)}, how many tuples are in </w:t>
+      </w:r>
+      <w:r>
+        <w:rPr>
+          <w:rFonts w:ascii="Cambria Math" w:cs="Cambria Math" w:eastAsia="Cambria Math" w:hAnsi="Cambria Math"/>
+        </w:rPr>
+        <w:t xml:space="preserve">Π</w:t>
+      </w:r>
+      <w:r>
+        <w:t xml:space="preserve">_A(r)?</w:t>
       </w:r>
     </w:p>
     <w:p>
@@ -7412,7 +7529,25 @@
         <w:t xml:space="preserve">42. </w:t>
       </w:r>
       <w:r>
-        <w:t xml:space="preserve">Given r(A, B) = {(1, 2), (1, 3), (2, 3)} and s(B, C) = {(2, 5), (3, 5), (3, 6)}, which tuple belongs to Π_{A,C}(r ⋈ s)?</w:t>
+        <w:t xml:space="preserve">Given r(A, B) = {(1, 2), (1, 3), (2, 3)} and s(B, C) = {(2, 5), (3, 5), (3, 6)}, which tuple belongs to </w:t>
+      </w:r>
+      <w:r>
+        <w:rPr>
+          <w:rFonts w:ascii="Cambria Math" w:cs="Cambria Math" w:eastAsia="Cambria Math" w:hAnsi="Cambria Math"/>
+        </w:rPr>
+        <w:t xml:space="preserve">Π</w:t>
+      </w:r>
+      <w:r>
+        <w:t xml:space="preserve">_{A,C}(r </w:t>
+      </w:r>
+      <w:r>
+        <w:rPr>
+          <w:rFonts w:ascii="Cambria Math" w:cs="Cambria Math" w:eastAsia="Cambria Math" w:hAnsi="Cambria Math"/>
+        </w:rPr>
+        <w:t xml:space="preserve">⋈</w:t>
+      </w:r>
+      <w:r>
+        <w:t xml:space="preserve"> s)?</w:t>
       </w:r>
     </w:p>
     <w:p>
@@ -7535,7 +7670,22 @@
         <w:t xml:space="preserve">A. </w:t>
       </w:r>
       <w:r>
-        <w:t xml:space="preserve">σ_dept_name='Physics'(Π_name(instructor))</w:t>
+        <w:rPr>
+          <w:rFonts w:ascii="Cambria Math" w:cs="Cambria Math" w:eastAsia="Cambria Math" w:hAnsi="Cambria Math"/>
+        </w:rPr>
+        <w:t xml:space="preserve">σ</w:t>
+      </w:r>
+      <w:r>
+        <w:t xml:space="preserve">_dept_name='Physics'(</w:t>
+      </w:r>
+      <w:r>
+        <w:rPr>
+          <w:rFonts w:ascii="Cambria Math" w:cs="Cambria Math" w:eastAsia="Cambria Math" w:hAnsi="Cambria Math"/>
+        </w:rPr>
+        <w:t xml:space="preserve">Π</w:t>
+      </w:r>
+      <w:r>
+        <w:t xml:space="preserve">_name(instructor))</w:t>
       </w:r>
     </w:p>
     <w:p>
@@ -7552,7 +7702,13 @@
         <w:t xml:space="preserve">B. </w:t>
       </w:r>
       <w:r>
-        <w:t xml:space="preserve">Π_dept_name='Physics'(instructor)</w:t>
+        <w:rPr>
+          <w:rFonts w:ascii="Cambria Math" w:cs="Cambria Math" w:eastAsia="Cambria Math" w:hAnsi="Cambria Math"/>
+        </w:rPr>
+        <w:t xml:space="preserve">Π</w:t>
+      </w:r>
+      <w:r>
+        <w:t xml:space="preserve">_dept_name='Physics'(instructor)</w:t>
       </w:r>
     </w:p>
     <w:p>
@@ -7569,7 +7725,22 @@
         <w:t xml:space="preserve">C. </w:t>
       </w:r>
       <w:r>
-        <w:t xml:space="preserve">Π_name(σ_dept_name='Physics'(instructor))</w:t>
+        <w:rPr>
+          <w:rFonts w:ascii="Cambria Math" w:cs="Cambria Math" w:eastAsia="Cambria Math" w:hAnsi="Cambria Math"/>
+        </w:rPr>
+        <w:t xml:space="preserve">Π</w:t>
+      </w:r>
+      <w:r>
+        <w:t xml:space="preserve">_name(</w:t>
+      </w:r>
+      <w:r>
+        <w:rPr>
+          <w:rFonts w:ascii="Cambria Math" w:cs="Cambria Math" w:eastAsia="Cambria Math" w:hAnsi="Cambria Math"/>
+        </w:rPr>
+        <w:t xml:space="preserve">σ</w:t>
+      </w:r>
+      <w:r>
+        <w:t xml:space="preserve">_dept_name='Physics'(instructor))</w:t>
       </w:r>
     </w:p>
     <w:p>
@@ -7586,7 +7757,22 @@
         <w:t xml:space="preserve">D. </w:t>
       </w:r>
       <w:r>
-        <w:t xml:space="preserve">σ_name(Π_dept_name='Physics'(instructor))</w:t>
+        <w:rPr>
+          <w:rFonts w:ascii="Cambria Math" w:cs="Cambria Math" w:eastAsia="Cambria Math" w:hAnsi="Cambria Math"/>
+        </w:rPr>
+        <w:t xml:space="preserve">σ</w:t>
+      </w:r>
+      <w:r>
+        <w:t xml:space="preserve">_name(</w:t>
+      </w:r>
+      <w:r>
+        <w:rPr>
+          <w:rFonts w:ascii="Cambria Math" w:cs="Cambria Math" w:eastAsia="Cambria Math" w:hAnsi="Cambria Math"/>
+        </w:rPr>
+        <w:t xml:space="preserve">Π</w:t>
+      </w:r>
+      <w:r>
+        <w:t xml:space="preserve">_dept_name='Physics'(instructor))</w:t>
       </w:r>
     </w:p>
     <w:p>
@@ -7624,7 +7810,25 @@
         <w:t xml:space="preserve">44. </w:t>
       </w:r>
       <w:r>
-        <w:t xml:space="preserve">Why is σ_dept_name='Physics'(Π_name(instructor)) not a valid expression?</w:t>
+        <w:t xml:space="preserve">Why is </w:t>
+      </w:r>
+      <w:r>
+        <w:rPr>
+          <w:rFonts w:ascii="Cambria Math" w:cs="Cambria Math" w:eastAsia="Cambria Math" w:hAnsi="Cambria Math"/>
+        </w:rPr>
+        <w:t xml:space="preserve">σ</w:t>
+      </w:r>
+      <w:r>
+        <w:t xml:space="preserve">_dept_name='Physics'(</w:t>
+      </w:r>
+      <w:r>
+        <w:rPr>
+          <w:rFonts w:ascii="Cambria Math" w:cs="Cambria Math" w:eastAsia="Cambria Math" w:hAnsi="Cambria Math"/>
+        </w:rPr>
+        <w:t xml:space="preserve">Π</w:t>
+      </w:r>
+      <w:r>
+        <w:t xml:space="preserve">_name(instructor)) not a valid expression?</w:t>
       </w:r>
     </w:p>
     <w:p>
@@ -7747,7 +7951,31 @@
         <w:t xml:space="preserve">A. </w:t>
       </w:r>
       <w:r>
-        <w:t xml:space="preserve">Π_ID(student) − Π_ID(takes)</w:t>
+        <w:rPr>
+          <w:rFonts w:ascii="Cambria Math" w:cs="Cambria Math" w:eastAsia="Cambria Math" w:hAnsi="Cambria Math"/>
+        </w:rPr>
+        <w:t xml:space="preserve">Π</w:t>
+      </w:r>
+      <w:r>
+        <w:t xml:space="preserve">_ID(student) </w:t>
+      </w:r>
+      <w:r>
+        <w:rPr>
+          <w:rFonts w:ascii="Cambria Math" w:cs="Cambria Math" w:eastAsia="Cambria Math" w:hAnsi="Cambria Math"/>
+        </w:rPr>
+        <w:t xml:space="preserve">−</w:t>
+      </w:r>
+      <w:r>
+        <w:t xml:space="preserve"> </w:t>
+      </w:r>
+      <w:r>
+        <w:rPr>
+          <w:rFonts w:ascii="Cambria Math" w:cs="Cambria Math" w:eastAsia="Cambria Math" w:hAnsi="Cambria Math"/>
+        </w:rPr>
+        <w:t xml:space="preserve">Π</w:t>
+      </w:r>
+      <w:r>
+        <w:t xml:space="preserve">_ID(takes)</w:t>
       </w:r>
     </w:p>
     <w:p>
@@ -7764,7 +7992,22 @@
         <w:t xml:space="preserve">B. </w:t>
       </w:r>
       <w:r>
-        <w:t xml:space="preserve">Π_ID(student ⋈ takes)</w:t>
+        <w:rPr>
+          <w:rFonts w:ascii="Cambria Math" w:cs="Cambria Math" w:eastAsia="Cambria Math" w:hAnsi="Cambria Math"/>
+        </w:rPr>
+        <w:t xml:space="preserve">Π</w:t>
+      </w:r>
+      <w:r>
+        <w:t xml:space="preserve">_ID(student </w:t>
+      </w:r>
+      <w:r>
+        <w:rPr>
+          <w:rFonts w:ascii="Cambria Math" w:cs="Cambria Math" w:eastAsia="Cambria Math" w:hAnsi="Cambria Math"/>
+        </w:rPr>
+        <w:t xml:space="preserve">⋈</w:t>
+      </w:r>
+      <w:r>
+        <w:t xml:space="preserve"> takes)</w:t>
       </w:r>
     </w:p>
     <w:p>
@@ -7781,7 +8024,31 @@
         <w:t xml:space="preserve">C. </w:t>
       </w:r>
       <w:r>
-        <w:t xml:space="preserve">Π_ID(student) ∩ Π_ID(takes)</w:t>
+        <w:rPr>
+          <w:rFonts w:ascii="Cambria Math" w:cs="Cambria Math" w:eastAsia="Cambria Math" w:hAnsi="Cambria Math"/>
+        </w:rPr>
+        <w:t xml:space="preserve">Π</w:t>
+      </w:r>
+      <w:r>
+        <w:t xml:space="preserve">_ID(student) </w:t>
+      </w:r>
+      <w:r>
+        <w:rPr>
+          <w:rFonts w:ascii="Cambria Math" w:cs="Cambria Math" w:eastAsia="Cambria Math" w:hAnsi="Cambria Math"/>
+        </w:rPr>
+        <w:t xml:space="preserve">∩</w:t>
+      </w:r>
+      <w:r>
+        <w:t xml:space="preserve"> </w:t>
+      </w:r>
+      <w:r>
+        <w:rPr>
+          <w:rFonts w:ascii="Cambria Math" w:cs="Cambria Math" w:eastAsia="Cambria Math" w:hAnsi="Cambria Math"/>
+        </w:rPr>
+        <w:t xml:space="preserve">Π</w:t>
+      </w:r>
+      <w:r>
+        <w:t xml:space="preserve">_ID(takes)</w:t>
       </w:r>
     </w:p>
     <w:p>
@@ -7798,7 +8065,31 @@
         <w:t xml:space="preserve">D. </w:t>
       </w:r>
       <w:r>
-        <w:t xml:space="preserve">Π_ID(takes) − Π_ID(student)</w:t>
+        <w:rPr>
+          <w:rFonts w:ascii="Cambria Math" w:cs="Cambria Math" w:eastAsia="Cambria Math" w:hAnsi="Cambria Math"/>
+        </w:rPr>
+        <w:t xml:space="preserve">Π</w:t>
+      </w:r>
+      <w:r>
+        <w:t xml:space="preserve">_ID(takes) </w:t>
+      </w:r>
+      <w:r>
+        <w:rPr>
+          <w:rFonts w:ascii="Cambria Math" w:cs="Cambria Math" w:eastAsia="Cambria Math" w:hAnsi="Cambria Math"/>
+        </w:rPr>
+        <w:t xml:space="preserve">−</w:t>
+      </w:r>
+      <w:r>
+        <w:t xml:space="preserve"> </w:t>
+      </w:r>
+      <w:r>
+        <w:rPr>
+          <w:rFonts w:ascii="Cambria Math" w:cs="Cambria Math" w:eastAsia="Cambria Math" w:hAnsi="Cambria Math"/>
+        </w:rPr>
+        <w:t xml:space="preserve">Π</w:t>
+      </w:r>
+      <w:r>
+        <w:t xml:space="preserve">_ID(student)</w:t>
       </w:r>
     </w:p>
     <w:p>
@@ -7853,7 +8144,16 @@
         <w:t xml:space="preserve">A. </w:t>
       </w:r>
       <w:r>
-        <w:t xml:space="preserve">Projection (Π)</w:t>
+        <w:t xml:space="preserve">Projection (</w:t>
+      </w:r>
+      <w:r>
+        <w:rPr>
+          <w:rFonts w:ascii="Cambria Math" w:cs="Cambria Math" w:eastAsia="Cambria Math" w:hAnsi="Cambria Math"/>
+        </w:rPr>
+        <w:t xml:space="preserve">Π</w:t>
+      </w:r>
+      <w:r>
+        <w:t xml:space="preserve">)</w:t>
       </w:r>
     </w:p>
     <w:p>
@@ -7870,7 +8170,16 @@
         <w:t xml:space="preserve">B. </w:t>
       </w:r>
       <w:r>
-        <w:t xml:space="preserve">Union (∪)</w:t>
+        <w:t xml:space="preserve">Union (</w:t>
+      </w:r>
+      <w:r>
+        <w:rPr>
+          <w:rFonts w:ascii="Cambria Math" w:cs="Cambria Math" w:eastAsia="Cambria Math" w:hAnsi="Cambria Math"/>
+        </w:rPr>
+        <w:t xml:space="preserve">∪</w:t>
+      </w:r>
+      <w:r>
+        <w:t xml:space="preserve">)</w:t>
       </w:r>
     </w:p>
     <w:p>
@@ -7887,7 +8196,16 @@
         <w:t xml:space="preserve">C. </w:t>
       </w:r>
       <w:r>
-        <w:t xml:space="preserve">Rename (ρ)</w:t>
+        <w:t xml:space="preserve">Rename (</w:t>
+      </w:r>
+      <w:r>
+        <w:rPr>
+          <w:rFonts w:ascii="Cambria Math" w:cs="Cambria Math" w:eastAsia="Cambria Math" w:hAnsi="Cambria Math"/>
+        </w:rPr>
+        <w:t xml:space="preserve">ρ</w:t>
+      </w:r>
+      <w:r>
+        <w:t xml:space="preserve">)</w:t>
       </w:r>
     </w:p>
     <w:p>
@@ -7904,7 +8222,16 @@
         <w:t xml:space="preserve">D. </w:t>
       </w:r>
       <w:r>
-        <w:t xml:space="preserve">Set difference (−)</w:t>
+        <w:t xml:space="preserve">Set difference (</w:t>
+      </w:r>
+      <w:r>
+        <w:rPr>
+          <w:rFonts w:ascii="Cambria Math" w:cs="Cambria Math" w:eastAsia="Cambria Math" w:hAnsi="Cambria Math"/>
+        </w:rPr>
+        <w:t xml:space="preserve">−</w:t>
+      </w:r>
+      <w:r>
+        <w:t xml:space="preserve">)</w:t>
       </w:r>
     </w:p>
     <w:p>
@@ -7942,7 +8269,25 @@
         <w:t xml:space="preserve">47. </w:t>
       </w:r>
       <w:r>
-        <w:t xml:space="preserve">The theta join r ⋈_θ s is defined as:</w:t>
+        <w:t xml:space="preserve">The theta join r </w:t>
+      </w:r>
+      <w:r>
+        <w:rPr>
+          <w:rFonts w:ascii="Cambria Math" w:cs="Cambria Math" w:eastAsia="Cambria Math" w:hAnsi="Cambria Math"/>
+        </w:rPr>
+        <w:t xml:space="preserve">⋈</w:t>
+      </w:r>
+      <w:r>
+        <w:t xml:space="preserve">_</w:t>
+      </w:r>
+      <w:r>
+        <w:rPr>
+          <w:rFonts w:ascii="Cambria Math" w:cs="Cambria Math" w:eastAsia="Cambria Math" w:hAnsi="Cambria Math"/>
+        </w:rPr>
+        <w:t xml:space="preserve">θ</w:t>
+      </w:r>
+      <w:r>
+        <w:t xml:space="preserve"> s is defined as:</w:t>
       </w:r>
     </w:p>
     <w:p>
@@ -7959,7 +8304,31 @@
         <w:t xml:space="preserve">A. </w:t>
       </w:r>
       <w:r>
-        <w:t xml:space="preserve">Π_θ(r × s)</w:t>
+        <w:rPr>
+          <w:rFonts w:ascii="Cambria Math" w:cs="Cambria Math" w:eastAsia="Cambria Math" w:hAnsi="Cambria Math"/>
+        </w:rPr>
+        <w:t xml:space="preserve">Π</w:t>
+      </w:r>
+      <w:r>
+        <w:t xml:space="preserve">_</w:t>
+      </w:r>
+      <w:r>
+        <w:rPr>
+          <w:rFonts w:ascii="Cambria Math" w:cs="Cambria Math" w:eastAsia="Cambria Math" w:hAnsi="Cambria Math"/>
+        </w:rPr>
+        <w:t xml:space="preserve">θ</w:t>
+      </w:r>
+      <w:r>
+        <w:t xml:space="preserve">(r </w:t>
+      </w:r>
+      <w:r>
+        <w:rPr>
+          <w:rFonts w:ascii="Cambria Math" w:cs="Cambria Math" w:eastAsia="Cambria Math" w:hAnsi="Cambria Math"/>
+        </w:rPr>
+        <w:t xml:space="preserve">×</w:t>
+      </w:r>
+      <w:r>
+        <w:t xml:space="preserve"> s)</w:t>
       </w:r>
     </w:p>
     <w:p>
@@ -7976,7 +8345,49 @@
         <w:t xml:space="preserve">B. </w:t>
       </w:r>
       <w:r>
-        <w:t xml:space="preserve">σ_θ(r) ∪ σ_θ(s)</w:t>
+        <w:rPr>
+          <w:rFonts w:ascii="Cambria Math" w:cs="Cambria Math" w:eastAsia="Cambria Math" w:hAnsi="Cambria Math"/>
+        </w:rPr>
+        <w:t xml:space="preserve">σ</w:t>
+      </w:r>
+      <w:r>
+        <w:t xml:space="preserve">_</w:t>
+      </w:r>
+      <w:r>
+        <w:rPr>
+          <w:rFonts w:ascii="Cambria Math" w:cs="Cambria Math" w:eastAsia="Cambria Math" w:hAnsi="Cambria Math"/>
+        </w:rPr>
+        <w:t xml:space="preserve">θ</w:t>
+      </w:r>
+      <w:r>
+        <w:t xml:space="preserve">(r) </w:t>
+      </w:r>
+      <w:r>
+        <w:rPr>
+          <w:rFonts w:ascii="Cambria Math" w:cs="Cambria Math" w:eastAsia="Cambria Math" w:hAnsi="Cambria Math"/>
+        </w:rPr>
+        <w:t xml:space="preserve">∪</w:t>
+      </w:r>
+      <w:r>
+        <w:t xml:space="preserve"> </w:t>
+      </w:r>
+      <w:r>
+        <w:rPr>
+          <w:rFonts w:ascii="Cambria Math" w:cs="Cambria Math" w:eastAsia="Cambria Math" w:hAnsi="Cambria Math"/>
+        </w:rPr>
+        <w:t xml:space="preserve">σ</w:t>
+      </w:r>
+      <w:r>
+        <w:t xml:space="preserve">_</w:t>
+      </w:r>
+      <w:r>
+        <w:rPr>
+          <w:rFonts w:ascii="Cambria Math" w:cs="Cambria Math" w:eastAsia="Cambria Math" w:hAnsi="Cambria Math"/>
+        </w:rPr>
+        <w:t xml:space="preserve">θ</w:t>
+      </w:r>
+      <w:r>
+        <w:t xml:space="preserve">(s)</w:t>
       </w:r>
     </w:p>
     <w:p>
@@ -7993,7 +8404,34 @@
         <w:t xml:space="preserve">C. </w:t>
       </w:r>
       <w:r>
-        <w:t xml:space="preserve">r × σ_θ(s)</w:t>
+        <w:t xml:space="preserve">r </w:t>
+      </w:r>
+      <w:r>
+        <w:rPr>
+          <w:rFonts w:ascii="Cambria Math" w:cs="Cambria Math" w:eastAsia="Cambria Math" w:hAnsi="Cambria Math"/>
+        </w:rPr>
+        <w:t xml:space="preserve">×</w:t>
+      </w:r>
+      <w:r>
+        <w:t xml:space="preserve"> </w:t>
+      </w:r>
+      <w:r>
+        <w:rPr>
+          <w:rFonts w:ascii="Cambria Math" w:cs="Cambria Math" w:eastAsia="Cambria Math" w:hAnsi="Cambria Math"/>
+        </w:rPr>
+        <w:t xml:space="preserve">σ</w:t>
+      </w:r>
+      <w:r>
+        <w:t xml:space="preserve">_</w:t>
+      </w:r>
+      <w:r>
+        <w:rPr>
+          <w:rFonts w:ascii="Cambria Math" w:cs="Cambria Math" w:eastAsia="Cambria Math" w:hAnsi="Cambria Math"/>
+        </w:rPr>
+        <w:t xml:space="preserve">θ</w:t>
+      </w:r>
+      <w:r>
+        <w:t xml:space="preserve">(s)</w:t>
       </w:r>
     </w:p>
     <w:p>
@@ -8010,7 +8448,31 @@
         <w:t xml:space="preserve">D. </w:t>
       </w:r>
       <w:r>
-        <w:t xml:space="preserve">σ_θ(r × s)</w:t>
+        <w:rPr>
+          <w:rFonts w:ascii="Cambria Math" w:cs="Cambria Math" w:eastAsia="Cambria Math" w:hAnsi="Cambria Math"/>
+        </w:rPr>
+        <w:t xml:space="preserve">σ</w:t>
+      </w:r>
+      <w:r>
+        <w:t xml:space="preserve">_</w:t>
+      </w:r>
+      <w:r>
+        <w:rPr>
+          <w:rFonts w:ascii="Cambria Math" w:cs="Cambria Math" w:eastAsia="Cambria Math" w:hAnsi="Cambria Math"/>
+        </w:rPr>
+        <w:t xml:space="preserve">θ</w:t>
+      </w:r>
+      <w:r>
+        <w:t xml:space="preserve">(r </w:t>
+      </w:r>
+      <w:r>
+        <w:rPr>
+          <w:rFonts w:ascii="Cambria Math" w:cs="Cambria Math" w:eastAsia="Cambria Math" w:hAnsi="Cambria Math"/>
+        </w:rPr>
+        <w:t xml:space="preserve">×</w:t>
+      </w:r>
+      <w:r>
+        <w:t xml:space="preserve"> s)</w:t>
       </w:r>
     </w:p>
     <w:p>
@@ -8065,7 +8527,49 @@
         <w:t xml:space="preserve">A. </w:t>
       </w:r>
       <w:r>
-        <w:t xml:space="preserve">Π_A(E1 − E2) = Π_A(E1) − Π_A(E2)</w:t>
+        <w:rPr>
+          <w:rFonts w:ascii="Cambria Math" w:cs="Cambria Math" w:eastAsia="Cambria Math" w:hAnsi="Cambria Math"/>
+        </w:rPr>
+        <w:t xml:space="preserve">Π</w:t>
+      </w:r>
+      <w:r>
+        <w:t xml:space="preserve">_A(E1 </w:t>
+      </w:r>
+      <w:r>
+        <w:rPr>
+          <w:rFonts w:ascii="Cambria Math" w:cs="Cambria Math" w:eastAsia="Cambria Math" w:hAnsi="Cambria Math"/>
+        </w:rPr>
+        <w:t xml:space="preserve">−</w:t>
+      </w:r>
+      <w:r>
+        <w:t xml:space="preserve"> E2) = </w:t>
+      </w:r>
+      <w:r>
+        <w:rPr>
+          <w:rFonts w:ascii="Cambria Math" w:cs="Cambria Math" w:eastAsia="Cambria Math" w:hAnsi="Cambria Math"/>
+        </w:rPr>
+        <w:t xml:space="preserve">Π</w:t>
+      </w:r>
+      <w:r>
+        <w:t xml:space="preserve">_A(E1) </w:t>
+      </w:r>
+      <w:r>
+        <w:rPr>
+          <w:rFonts w:ascii="Cambria Math" w:cs="Cambria Math" w:eastAsia="Cambria Math" w:hAnsi="Cambria Math"/>
+        </w:rPr>
+        <w:t xml:space="preserve">−</w:t>
+      </w:r>
+      <w:r>
+        <w:t xml:space="preserve"> </w:t>
+      </w:r>
+      <w:r>
+        <w:rPr>
+          <w:rFonts w:ascii="Cambria Math" w:cs="Cambria Math" w:eastAsia="Cambria Math" w:hAnsi="Cambria Math"/>
+        </w:rPr>
+        <w:t xml:space="preserve">Π</w:t>
+      </w:r>
+      <w:r>
+        <w:t xml:space="preserve">_A(E2)</w:t>
       </w:r>
     </w:p>
     <w:p>
@@ -8082,7 +8586,76 @@
         <w:t xml:space="preserve">B. </w:t>
       </w:r>
       <w:r>
-        <w:t xml:space="preserve">σ_θ1(σ_θ2(E)) = σ_θ2(σ_θ1(E))</w:t>
+        <w:rPr>
+          <w:rFonts w:ascii="Cambria Math" w:cs="Cambria Math" w:eastAsia="Cambria Math" w:hAnsi="Cambria Math"/>
+        </w:rPr>
+        <w:t xml:space="preserve">σ</w:t>
+      </w:r>
+      <w:r>
+        <w:t xml:space="preserve">_</w:t>
+      </w:r>
+      <w:r>
+        <w:rPr>
+          <w:rFonts w:ascii="Cambria Math" w:cs="Cambria Math" w:eastAsia="Cambria Math" w:hAnsi="Cambria Math"/>
+        </w:rPr>
+        <w:t xml:space="preserve">θ</w:t>
+      </w:r>
+      <w:r>
+        <w:t xml:space="preserve">1(</w:t>
+      </w:r>
+      <w:r>
+        <w:rPr>
+          <w:rFonts w:ascii="Cambria Math" w:cs="Cambria Math" w:eastAsia="Cambria Math" w:hAnsi="Cambria Math"/>
+        </w:rPr>
+        <w:t xml:space="preserve">σ</w:t>
+      </w:r>
+      <w:r>
+        <w:t xml:space="preserve">_</w:t>
+      </w:r>
+      <w:r>
+        <w:rPr>
+          <w:rFonts w:ascii="Cambria Math" w:cs="Cambria Math" w:eastAsia="Cambria Math" w:hAnsi="Cambria Math"/>
+        </w:rPr>
+        <w:t xml:space="preserve">θ</w:t>
+      </w:r>
+      <w:r>
+        <w:t xml:space="preserve">2(E)) = </w:t>
+      </w:r>
+      <w:r>
+        <w:rPr>
+          <w:rFonts w:ascii="Cambria Math" w:cs="Cambria Math" w:eastAsia="Cambria Math" w:hAnsi="Cambria Math"/>
+        </w:rPr>
+        <w:t xml:space="preserve">σ</w:t>
+      </w:r>
+      <w:r>
+        <w:t xml:space="preserve">_</w:t>
+      </w:r>
+      <w:r>
+        <w:rPr>
+          <w:rFonts w:ascii="Cambria Math" w:cs="Cambria Math" w:eastAsia="Cambria Math" w:hAnsi="Cambria Math"/>
+        </w:rPr>
+        <w:t xml:space="preserve">θ</w:t>
+      </w:r>
+      <w:r>
+        <w:t xml:space="preserve">2(</w:t>
+      </w:r>
+      <w:r>
+        <w:rPr>
+          <w:rFonts w:ascii="Cambria Math" w:cs="Cambria Math" w:eastAsia="Cambria Math" w:hAnsi="Cambria Math"/>
+        </w:rPr>
+        <w:t xml:space="preserve">σ</w:t>
+      </w:r>
+      <w:r>
+        <w:t xml:space="preserve">_</w:t>
+      </w:r>
+      <w:r>
+        <w:rPr>
+          <w:rFonts w:ascii="Cambria Math" w:cs="Cambria Math" w:eastAsia="Cambria Math" w:hAnsi="Cambria Math"/>
+        </w:rPr>
+        <w:t xml:space="preserve">θ</w:t>
+      </w:r>
+      <w:r>
+        <w:t xml:space="preserve">1(E))</w:t>
       </w:r>
     </w:p>
     <w:p>
@@ -8099,7 +8672,64 @@
         <w:t xml:space="preserve">C. </w:t>
       </w:r>
       <w:r>
-        <w:t xml:space="preserve">σ_θ(E1 × E2) = σ_θ(E1) × E2 for any θ</w:t>
+        <w:rPr>
+          <w:rFonts w:ascii="Cambria Math" w:cs="Cambria Math" w:eastAsia="Cambria Math" w:hAnsi="Cambria Math"/>
+        </w:rPr>
+        <w:t xml:space="preserve">σ</w:t>
+      </w:r>
+      <w:r>
+        <w:t xml:space="preserve">_</w:t>
+      </w:r>
+      <w:r>
+        <w:rPr>
+          <w:rFonts w:ascii="Cambria Math" w:cs="Cambria Math" w:eastAsia="Cambria Math" w:hAnsi="Cambria Math"/>
+        </w:rPr>
+        <w:t xml:space="preserve">θ</w:t>
+      </w:r>
+      <w:r>
+        <w:t xml:space="preserve">(E1 </w:t>
+      </w:r>
+      <w:r>
+        <w:rPr>
+          <w:rFonts w:ascii="Cambria Math" w:cs="Cambria Math" w:eastAsia="Cambria Math" w:hAnsi="Cambria Math"/>
+        </w:rPr>
+        <w:t xml:space="preserve">×</w:t>
+      </w:r>
+      <w:r>
+        <w:t xml:space="preserve"> E2) = </w:t>
+      </w:r>
+      <w:r>
+        <w:rPr>
+          <w:rFonts w:ascii="Cambria Math" w:cs="Cambria Math" w:eastAsia="Cambria Math" w:hAnsi="Cambria Math"/>
+        </w:rPr>
+        <w:t xml:space="preserve">σ</w:t>
+      </w:r>
+      <w:r>
+        <w:t xml:space="preserve">_</w:t>
+      </w:r>
+      <w:r>
+        <w:rPr>
+          <w:rFonts w:ascii="Cambria Math" w:cs="Cambria Math" w:eastAsia="Cambria Math" w:hAnsi="Cambria Math"/>
+        </w:rPr>
+        <w:t xml:space="preserve">θ</w:t>
+      </w:r>
+      <w:r>
+        <w:t xml:space="preserve">(E1) </w:t>
+      </w:r>
+      <w:r>
+        <w:rPr>
+          <w:rFonts w:ascii="Cambria Math" w:cs="Cambria Math" w:eastAsia="Cambria Math" w:hAnsi="Cambria Math"/>
+        </w:rPr>
+        <w:t xml:space="preserve">×</w:t>
+      </w:r>
+      <w:r>
+        <w:t xml:space="preserve"> E2 for any </w:t>
+      </w:r>
+      <w:r>
+        <w:rPr>
+          <w:rFonts w:ascii="Cambria Math" w:cs="Cambria Math" w:eastAsia="Cambria Math" w:hAnsi="Cambria Math"/>
+        </w:rPr>
+        <w:t xml:space="preserve">θ</w:t>
       </w:r>
     </w:p>
     <w:p>
@@ -8116,7 +8746,31 @@
         <w:t xml:space="preserve">D. </w:t>
       </w:r>
       <w:r>
-        <w:t xml:space="preserve">Π_A(Π_B(E)) = Π_B(E) for any A and B</w:t>
+        <w:rPr>
+          <w:rFonts w:ascii="Cambria Math" w:cs="Cambria Math" w:eastAsia="Cambria Math" w:hAnsi="Cambria Math"/>
+        </w:rPr>
+        <w:t xml:space="preserve">Π</w:t>
+      </w:r>
+      <w:r>
+        <w:t xml:space="preserve">_A(</w:t>
+      </w:r>
+      <w:r>
+        <w:rPr>
+          <w:rFonts w:ascii="Cambria Math" w:cs="Cambria Math" w:eastAsia="Cambria Math" w:hAnsi="Cambria Math"/>
+        </w:rPr>
+        <w:t xml:space="preserve">Π</w:t>
+      </w:r>
+      <w:r>
+        <w:t xml:space="preserve">_B(E)) = </w:t>
+      </w:r>
+      <w:r>
+        <w:rPr>
+          <w:rFonts w:ascii="Cambria Math" w:cs="Cambria Math" w:eastAsia="Cambria Math" w:hAnsi="Cambria Math"/>
+        </w:rPr>
+        <w:t xml:space="preserve">Π</w:t>
+      </w:r>
+      <w:r>
+        <w:t xml:space="preserve">_B(E) for any A and B</w:t>
       </w:r>
     </w:p>
     <w:p>
@@ -8154,7 +8808,52 @@
         <w:t xml:space="preserve">49. </w:t>
       </w:r>
       <w:r>
-        <w:t xml:space="preserve">r(A, B) = {(1, 1), (2, 1)} and s(A, B) = {(2, 2)}. Compare Π_A(r − s) with Π_A(r) − Π_A(s).</w:t>
+        <w:t xml:space="preserve">r(A, B) = {(1, 1), (2, 1)} and s(A, B) = {(2, 2)}. Compare </w:t>
+      </w:r>
+      <w:r>
+        <w:rPr>
+          <w:rFonts w:ascii="Cambria Math" w:cs="Cambria Math" w:eastAsia="Cambria Math" w:hAnsi="Cambria Math"/>
+        </w:rPr>
+        <w:t xml:space="preserve">Π</w:t>
+      </w:r>
+      <w:r>
+        <w:t xml:space="preserve">_A(r </w:t>
+      </w:r>
+      <w:r>
+        <w:rPr>
+          <w:rFonts w:ascii="Cambria Math" w:cs="Cambria Math" w:eastAsia="Cambria Math" w:hAnsi="Cambria Math"/>
+        </w:rPr>
+        <w:t xml:space="preserve">−</w:t>
+      </w:r>
+      <w:r>
+        <w:t xml:space="preserve"> s) with </w:t>
+      </w:r>
+      <w:r>
+        <w:rPr>
+          <w:rFonts w:ascii="Cambria Math" w:cs="Cambria Math" w:eastAsia="Cambria Math" w:hAnsi="Cambria Math"/>
+        </w:rPr>
+        <w:t xml:space="preserve">Π</w:t>
+      </w:r>
+      <w:r>
+        <w:t xml:space="preserve">_A(r) </w:t>
+      </w:r>
+      <w:r>
+        <w:rPr>
+          <w:rFonts w:ascii="Cambria Math" w:cs="Cambria Math" w:eastAsia="Cambria Math" w:hAnsi="Cambria Math"/>
+        </w:rPr>
+        <w:t xml:space="preserve">−</w:t>
+      </w:r>
+      <w:r>
+        <w:t xml:space="preserve"> </w:t>
+      </w:r>
+      <w:r>
+        <w:rPr>
+          <w:rFonts w:ascii="Cambria Math" w:cs="Cambria Math" w:eastAsia="Cambria Math" w:hAnsi="Cambria Math"/>
+        </w:rPr>
+        <w:t xml:space="preserve">Π</w:t>
+      </w:r>
+      <w:r>
+        <w:t xml:space="preserve">_A(s).</w:t>
       </w:r>
     </w:p>
     <w:p>
@@ -8171,7 +8870,49 @@
         <w:t xml:space="preserve">A. </w:t>
       </w:r>
       <w:r>
-        <w:t xml:space="preserve">Π_A(r − s) = {1} but Π_A(r) − Π_A(s) = {1, 2}</w:t>
+        <w:rPr>
+          <w:rFonts w:ascii="Cambria Math" w:cs="Cambria Math" w:eastAsia="Cambria Math" w:hAnsi="Cambria Math"/>
+        </w:rPr>
+        <w:t xml:space="preserve">Π</w:t>
+      </w:r>
+      <w:r>
+        <w:t xml:space="preserve">_A(r </w:t>
+      </w:r>
+      <w:r>
+        <w:rPr>
+          <w:rFonts w:ascii="Cambria Math" w:cs="Cambria Math" w:eastAsia="Cambria Math" w:hAnsi="Cambria Math"/>
+        </w:rPr>
+        <w:t xml:space="preserve">−</w:t>
+      </w:r>
+      <w:r>
+        <w:t xml:space="preserve"> s) = {1} but </w:t>
+      </w:r>
+      <w:r>
+        <w:rPr>
+          <w:rFonts w:ascii="Cambria Math" w:cs="Cambria Math" w:eastAsia="Cambria Math" w:hAnsi="Cambria Math"/>
+        </w:rPr>
+        <w:t xml:space="preserve">Π</w:t>
+      </w:r>
+      <w:r>
+        <w:t xml:space="preserve">_A(r) </w:t>
+      </w:r>
+      <w:r>
+        <w:rPr>
+          <w:rFonts w:ascii="Cambria Math" w:cs="Cambria Math" w:eastAsia="Cambria Math" w:hAnsi="Cambria Math"/>
+        </w:rPr>
+        <w:t xml:space="preserve">−</w:t>
+      </w:r>
+      <w:r>
+        <w:t xml:space="preserve"> </w:t>
+      </w:r>
+      <w:r>
+        <w:rPr>
+          <w:rFonts w:ascii="Cambria Math" w:cs="Cambria Math" w:eastAsia="Cambria Math" w:hAnsi="Cambria Math"/>
+        </w:rPr>
+        <w:t xml:space="preserve">Π</w:t>
+      </w:r>
+      <w:r>
+        <w:t xml:space="preserve">_A(s) = {1, 2}</w:t>
       </w:r>
     </w:p>
     <w:p>
@@ -8222,7 +8963,49 @@
         <w:t xml:space="preserve">D. </w:t>
       </w:r>
       <w:r>
-        <w:t xml:space="preserve">Π_A(r − s) = {1, 2} but Π_A(r) − Π_A(s) = {1}</w:t>
+        <w:rPr>
+          <w:rFonts w:ascii="Cambria Math" w:cs="Cambria Math" w:eastAsia="Cambria Math" w:hAnsi="Cambria Math"/>
+        </w:rPr>
+        <w:t xml:space="preserve">Π</w:t>
+      </w:r>
+      <w:r>
+        <w:t xml:space="preserve">_A(r </w:t>
+      </w:r>
+      <w:r>
+        <w:rPr>
+          <w:rFonts w:ascii="Cambria Math" w:cs="Cambria Math" w:eastAsia="Cambria Math" w:hAnsi="Cambria Math"/>
+        </w:rPr>
+        <w:t xml:space="preserve">−</w:t>
+      </w:r>
+      <w:r>
+        <w:t xml:space="preserve"> s) = {1, 2} but </w:t>
+      </w:r>
+      <w:r>
+        <w:rPr>
+          <w:rFonts w:ascii="Cambria Math" w:cs="Cambria Math" w:eastAsia="Cambria Math" w:hAnsi="Cambria Math"/>
+        </w:rPr>
+        <w:t xml:space="preserve">Π</w:t>
+      </w:r>
+      <w:r>
+        <w:t xml:space="preserve">_A(r) </w:t>
+      </w:r>
+      <w:r>
+        <w:rPr>
+          <w:rFonts w:ascii="Cambria Math" w:cs="Cambria Math" w:eastAsia="Cambria Math" w:hAnsi="Cambria Math"/>
+        </w:rPr>
+        <w:t xml:space="preserve">−</w:t>
+      </w:r>
+      <w:r>
+        <w:t xml:space="preserve"> </w:t>
+      </w:r>
+      <w:r>
+        <w:rPr>
+          <w:rFonts w:ascii="Cambria Math" w:cs="Cambria Math" w:eastAsia="Cambria Math" w:hAnsi="Cambria Math"/>
+        </w:rPr>
+        <w:t xml:space="preserve">Π</w:t>
+      </w:r>
+      <w:r>
+        <w:t xml:space="preserve">_A(s) = {1}</w:t>
       </w:r>
     </w:p>
     <w:p>
@@ -8260,7 +9043,16 @@
         <w:t xml:space="preserve">50. </w:t>
       </w:r>
       <w:r>
-        <w:t xml:space="preserve">The assignment operation (←) in relational algebra:</w:t>
+        <w:t xml:space="preserve">The assignment operation (</w:t>
+      </w:r>
+      <w:r>
+        <w:rPr>
+          <w:rFonts w:ascii="Cambria Math" w:cs="Cambria Math" w:eastAsia="Cambria Math" w:hAnsi="Cambria Math"/>
+        </w:rPr>
+        <w:t xml:space="preserve">←</w:t>
+      </w:r>
+      <w:r>
+        <w:t xml:space="preserve">) in relational algebra:</w:t>
       </w:r>
     </w:p>
     <w:p>
@@ -8366,7 +9158,16 @@
         <w:t xml:space="preserve">51. </w:t>
       </w:r>
       <w:r>
-        <w:t xml:space="preserve">Division r ÷ s with r(A, B) and s(B) returns:</w:t>
+        <w:t xml:space="preserve">Division r </w:t>
+      </w:r>
+      <w:r>
+        <w:rPr>
+          <w:rFonts w:ascii="Cambria Math" w:cs="Cambria Math" w:eastAsia="Cambria Math" w:hAnsi="Cambria Math"/>
+        </w:rPr>
+        <w:t xml:space="preserve">÷</w:t>
+      </w:r>
+      <w:r>
+        <w:t xml:space="preserve"> s with r(A, B) and s(B) returns:</w:t>
       </w:r>
     </w:p>
     <w:p>
@@ -8383,7 +9184,25 @@
         <w:t xml:space="preserve">A. </w:t>
       </w:r>
       <w:r>
-        <w:t xml:space="preserve">the values a such that (a, b) ∈ r for every b ∈ s</w:t>
+        <w:t xml:space="preserve">the values a such that (a, b) </w:t>
+      </w:r>
+      <w:r>
+        <w:rPr>
+          <w:rFonts w:ascii="Cambria Math" w:cs="Cambria Math" w:eastAsia="Cambria Math" w:hAnsi="Cambria Math"/>
+        </w:rPr>
+        <w:t xml:space="preserve">∈</w:t>
+      </w:r>
+      <w:r>
+        <w:t xml:space="preserve"> r for every b </w:t>
+      </w:r>
+      <w:r>
+        <w:rPr>
+          <w:rFonts w:ascii="Cambria Math" w:cs="Cambria Math" w:eastAsia="Cambria Math" w:hAnsi="Cambria Math"/>
+        </w:rPr>
+        <w:t xml:space="preserve">∈</w:t>
+      </w:r>
+      <w:r>
+        <w:t xml:space="preserve"> s</w:t>
       </w:r>
     </w:p>
     <w:p>
@@ -8417,7 +9236,25 @@
         <w:t xml:space="preserve">C. </w:t>
       </w:r>
       <w:r>
-        <w:t xml:space="preserve">the values a such that (a, b) ∈ r for some b ∈ s</w:t>
+        <w:t xml:space="preserve">the values a such that (a, b) </w:t>
+      </w:r>
+      <w:r>
+        <w:rPr>
+          <w:rFonts w:ascii="Cambria Math" w:cs="Cambria Math" w:eastAsia="Cambria Math" w:hAnsi="Cambria Math"/>
+        </w:rPr>
+        <w:t xml:space="preserve">∈</w:t>
+      </w:r>
+      <w:r>
+        <w:t xml:space="preserve"> r for some b </w:t>
+      </w:r>
+      <w:r>
+        <w:rPr>
+          <w:rFonts w:ascii="Cambria Math" w:cs="Cambria Math" w:eastAsia="Cambria Math" w:hAnsi="Cambria Math"/>
+        </w:rPr>
+        <w:t xml:space="preserve">∈</w:t>
+      </w:r>
+      <w:r>
+        <w:t xml:space="preserve"> s</w:t>
       </w:r>
     </w:p>
     <w:p>
@@ -8472,7 +9309,16 @@
         <w:t xml:space="preserve">52. </w:t>
       </w:r>
       <w:r>
-        <w:t xml:space="preserve">r(A, B) = {(x, 1), (x, 2), (y, 1), (z, 2), (z, 1)} and s(B) = {(1), (2)}. What is r ÷ s?</w:t>
+        <w:t xml:space="preserve">r(A, B) = {(x, 1), (x, 2), (y, 1), (z, 2), (z, 1)} and s(B) = {(1), (2)}. What is r </w:t>
+      </w:r>
+      <w:r>
+        <w:rPr>
+          <w:rFonts w:ascii="Cambria Math" w:cs="Cambria Math" w:eastAsia="Cambria Math" w:hAnsi="Cambria Math"/>
+        </w:rPr>
+        <w:t xml:space="preserve">÷</w:t>
+      </w:r>
+      <w:r>
+        <w:t xml:space="preserve"> s?</w:t>
       </w:r>
     </w:p>
     <w:p>
@@ -8578,7 +9424,16 @@
         <w:t xml:space="preserve">53. </w:t>
       </w:r>
       <w:r>
-        <w:t xml:space="preserve">Which expression is equal to r ÷ s for r(A, B) and s(B)?</w:t>
+        <w:t xml:space="preserve">Which expression is equal to r </w:t>
+      </w:r>
+      <w:r>
+        <w:rPr>
+          <w:rFonts w:ascii="Cambria Math" w:cs="Cambria Math" w:eastAsia="Cambria Math" w:hAnsi="Cambria Math"/>
+        </w:rPr>
+        <w:t xml:space="preserve">÷</w:t>
+      </w:r>
+      <w:r>
+        <w:t xml:space="preserve"> s for r(A, B) and s(B)?</w:t>
       </w:r>
     </w:p>
     <w:p>
@@ -8595,7 +9450,58 @@
         <w:t xml:space="preserve">A. </w:t>
       </w:r>
       <w:r>
-        <w:t xml:space="preserve">Π_A(r) − Π_A((Π_A(r) × s) − r)</w:t>
+        <w:rPr>
+          <w:rFonts w:ascii="Cambria Math" w:cs="Cambria Math" w:eastAsia="Cambria Math" w:hAnsi="Cambria Math"/>
+        </w:rPr>
+        <w:t xml:space="preserve">Π</w:t>
+      </w:r>
+      <w:r>
+        <w:t xml:space="preserve">_A(r) </w:t>
+      </w:r>
+      <w:r>
+        <w:rPr>
+          <w:rFonts w:ascii="Cambria Math" w:cs="Cambria Math" w:eastAsia="Cambria Math" w:hAnsi="Cambria Math"/>
+        </w:rPr>
+        <w:t xml:space="preserve">−</w:t>
+      </w:r>
+      <w:r>
+        <w:t xml:space="preserve"> </w:t>
+      </w:r>
+      <w:r>
+        <w:rPr>
+          <w:rFonts w:ascii="Cambria Math" w:cs="Cambria Math" w:eastAsia="Cambria Math" w:hAnsi="Cambria Math"/>
+        </w:rPr>
+        <w:t xml:space="preserve">Π</w:t>
+      </w:r>
+      <w:r>
+        <w:t xml:space="preserve">_A((</w:t>
+      </w:r>
+      <w:r>
+        <w:rPr>
+          <w:rFonts w:ascii="Cambria Math" w:cs="Cambria Math" w:eastAsia="Cambria Math" w:hAnsi="Cambria Math"/>
+        </w:rPr>
+        <w:t xml:space="preserve">Π</w:t>
+      </w:r>
+      <w:r>
+        <w:t xml:space="preserve">_A(r) </w:t>
+      </w:r>
+      <w:r>
+        <w:rPr>
+          <w:rFonts w:ascii="Cambria Math" w:cs="Cambria Math" w:eastAsia="Cambria Math" w:hAnsi="Cambria Math"/>
+        </w:rPr>
+        <w:t xml:space="preserve">×</w:t>
+      </w:r>
+      <w:r>
+        <w:t xml:space="preserve"> s) </w:t>
+      </w:r>
+      <w:r>
+        <w:rPr>
+          <w:rFonts w:ascii="Cambria Math" w:cs="Cambria Math" w:eastAsia="Cambria Math" w:hAnsi="Cambria Math"/>
+        </w:rPr>
+        <w:t xml:space="preserve">−</w:t>
+      </w:r>
+      <w:r>
+        <w:t xml:space="preserve"> r)</w:t>
       </w:r>
     </w:p>
     <w:p>
@@ -8612,7 +9518,40 @@
         <w:t xml:space="preserve">B. </w:t>
       </w:r>
       <w:r>
-        <w:t xml:space="preserve">Π_A(r) − Π_A(r × s)</w:t>
+        <w:rPr>
+          <w:rFonts w:ascii="Cambria Math" w:cs="Cambria Math" w:eastAsia="Cambria Math" w:hAnsi="Cambria Math"/>
+        </w:rPr>
+        <w:t xml:space="preserve">Π</w:t>
+      </w:r>
+      <w:r>
+        <w:t xml:space="preserve">_A(r) </w:t>
+      </w:r>
+      <w:r>
+        <w:rPr>
+          <w:rFonts w:ascii="Cambria Math" w:cs="Cambria Math" w:eastAsia="Cambria Math" w:hAnsi="Cambria Math"/>
+        </w:rPr>
+        <w:t xml:space="preserve">−</w:t>
+      </w:r>
+      <w:r>
+        <w:t xml:space="preserve"> </w:t>
+      </w:r>
+      <w:r>
+        <w:rPr>
+          <w:rFonts w:ascii="Cambria Math" w:cs="Cambria Math" w:eastAsia="Cambria Math" w:hAnsi="Cambria Math"/>
+        </w:rPr>
+        <w:t xml:space="preserve">Π</w:t>
+      </w:r>
+      <w:r>
+        <w:t xml:space="preserve">_A(r </w:t>
+      </w:r>
+      <w:r>
+        <w:rPr>
+          <w:rFonts w:ascii="Cambria Math" w:cs="Cambria Math" w:eastAsia="Cambria Math" w:hAnsi="Cambria Math"/>
+        </w:rPr>
+        <w:t xml:space="preserve">×</w:t>
+      </w:r>
+      <w:r>
+        <w:t xml:space="preserve"> s)</w:t>
       </w:r>
     </w:p>
     <w:p>
@@ -8629,7 +9568,31 @@
         <w:t xml:space="preserve">C. </w:t>
       </w:r>
       <w:r>
-        <w:t xml:space="preserve">Π_A(r) ∩ Π_A(s)</w:t>
+        <w:rPr>
+          <w:rFonts w:ascii="Cambria Math" w:cs="Cambria Math" w:eastAsia="Cambria Math" w:hAnsi="Cambria Math"/>
+        </w:rPr>
+        <w:t xml:space="preserve">Π</w:t>
+      </w:r>
+      <w:r>
+        <w:t xml:space="preserve">_A(r) </w:t>
+      </w:r>
+      <w:r>
+        <w:rPr>
+          <w:rFonts w:ascii="Cambria Math" w:cs="Cambria Math" w:eastAsia="Cambria Math" w:hAnsi="Cambria Math"/>
+        </w:rPr>
+        <w:t xml:space="preserve">∩</w:t>
+      </w:r>
+      <w:r>
+        <w:t xml:space="preserve"> </w:t>
+      </w:r>
+      <w:r>
+        <w:rPr>
+          <w:rFonts w:ascii="Cambria Math" w:cs="Cambria Math" w:eastAsia="Cambria Math" w:hAnsi="Cambria Math"/>
+        </w:rPr>
+        <w:t xml:space="preserve">Π</w:t>
+      </w:r>
+      <w:r>
+        <w:t xml:space="preserve">_A(s)</w:t>
       </w:r>
     </w:p>
     <w:p>
@@ -8646,7 +9609,22 @@
         <w:t xml:space="preserve">D. </w:t>
       </w:r>
       <w:r>
-        <w:t xml:space="preserve">Π_A(r ⋈ s)</w:t>
+        <w:rPr>
+          <w:rFonts w:ascii="Cambria Math" w:cs="Cambria Math" w:eastAsia="Cambria Math" w:hAnsi="Cambria Math"/>
+        </w:rPr>
+        <w:t xml:space="preserve">Π</w:t>
+      </w:r>
+      <w:r>
+        <w:t xml:space="preserve">_A(r </w:t>
+      </w:r>
+      <w:r>
+        <w:rPr>
+          <w:rFonts w:ascii="Cambria Math" w:cs="Cambria Math" w:eastAsia="Cambria Math" w:hAnsi="Cambria Math"/>
+        </w:rPr>
+        <w:t xml:space="preserve">⋈</w:t>
+      </w:r>
+      <w:r>
+        <w:t xml:space="preserve"> s)</w:t>
       </w:r>
     </w:p>
     <w:p>
@@ -8807,7 +9785,13 @@
         <w:t xml:space="preserve">A. </w:t>
       </w:r>
       <w:r>
-        <w:t xml:space="preserve">𝒢 _dept_name, avg(salary) (instructor)</w:t>
+        <w:rPr>
+          <w:rFonts w:ascii="Cambria Math" w:cs="Cambria Math" w:eastAsia="Cambria Math" w:hAnsi="Cambria Math"/>
+        </w:rPr>
+        <w:t xml:space="preserve">𝒢</w:t>
+      </w:r>
+      <w:r>
+        <w:t xml:space="preserve"> _dept_name, avg(salary) (instructor)</w:t>
       </w:r>
     </w:p>
     <w:p>
@@ -8824,7 +9808,16 @@
         <w:t xml:space="preserve">B. </w:t>
       </w:r>
       <w:r>
-        <w:t xml:space="preserve">_avg(salary) 𝒢 _dept_name (instructor)</w:t>
+        <w:t xml:space="preserve">_avg(salary) </w:t>
+      </w:r>
+      <w:r>
+        <w:rPr>
+          <w:rFonts w:ascii="Cambria Math" w:cs="Cambria Math" w:eastAsia="Cambria Math" w:hAnsi="Cambria Math"/>
+        </w:rPr>
+        <w:t xml:space="preserve">𝒢</w:t>
+      </w:r>
+      <w:r>
+        <w:t xml:space="preserve"> _dept_name (instructor)</w:t>
       </w:r>
     </w:p>
     <w:p>
@@ -8841,7 +9834,16 @@
         <w:t xml:space="preserve">C. </w:t>
       </w:r>
       <w:r>
-        <w:t xml:space="preserve">_dept_name 𝒢 _avg(salary) (instructor)</w:t>
+        <w:t xml:space="preserve">_dept_name </w:t>
+      </w:r>
+      <w:r>
+        <w:rPr>
+          <w:rFonts w:ascii="Cambria Math" w:cs="Cambria Math" w:eastAsia="Cambria Math" w:hAnsi="Cambria Math"/>
+        </w:rPr>
+        <w:t xml:space="preserve">𝒢</w:t>
+      </w:r>
+      <w:r>
+        <w:t xml:space="preserve"> _avg(salary) (instructor)</w:t>
       </w:r>
     </w:p>
     <w:p>
@@ -8858,7 +9860,22 @@
         <w:t xml:space="preserve">D. </w:t>
       </w:r>
       <w:r>
-        <w:t xml:space="preserve">Π_avg(salary)(σ_dept_name(instructor))</w:t>
+        <w:rPr>
+          <w:rFonts w:ascii="Cambria Math" w:cs="Cambria Math" w:eastAsia="Cambria Math" w:hAnsi="Cambria Math"/>
+        </w:rPr>
+        <w:t xml:space="preserve">Π</w:t>
+      </w:r>
+      <w:r>
+        <w:t xml:space="preserve">_avg(salary)(</w:t>
+      </w:r>
+      <w:r>
+        <w:rPr>
+          <w:rFonts w:ascii="Cambria Math" w:cs="Cambria Math" w:eastAsia="Cambria Math" w:hAnsi="Cambria Math"/>
+        </w:rPr>
+        <w:t xml:space="preserve">σ</w:t>
+      </w:r>
+      <w:r>
+        <w:t xml:space="preserve">_dept_name(instructor))</w:t>
       </w:r>
     </w:p>
     <w:p>
@@ -9125,7 +10142,34 @@
         <w:t xml:space="preserve">A. </w:t>
       </w:r>
       <w:r>
-        <w:t xml:space="preserve">{t | ¬(t ∈ instructor) ∧ t[salary] &gt; 80000}</w:t>
+        <w:t xml:space="preserve">{t | </w:t>
+      </w:r>
+      <w:r>
+        <w:rPr>
+          <w:rFonts w:ascii="Cambria Math" w:cs="Cambria Math" w:eastAsia="Cambria Math" w:hAnsi="Cambria Math"/>
+        </w:rPr>
+        <w:t xml:space="preserve">¬</w:t>
+      </w:r>
+      <w:r>
+        <w:t xml:space="preserve">(t </w:t>
+      </w:r>
+      <w:r>
+        <w:rPr>
+          <w:rFonts w:ascii="Cambria Math" w:cs="Cambria Math" w:eastAsia="Cambria Math" w:hAnsi="Cambria Math"/>
+        </w:rPr>
+        <w:t xml:space="preserve">∈</w:t>
+      </w:r>
+      <w:r>
+        <w:t xml:space="preserve"> instructor) </w:t>
+      </w:r>
+      <w:r>
+        <w:rPr>
+          <w:rFonts w:ascii="Cambria Math" w:cs="Cambria Math" w:eastAsia="Cambria Math" w:hAnsi="Cambria Math"/>
+        </w:rPr>
+        <w:t xml:space="preserve">∧</w:t>
+      </w:r>
+      <w:r>
+        <w:t xml:space="preserve"> t[salary] &gt; 80000}</w:t>
       </w:r>
     </w:p>
     <w:p>
@@ -9159,7 +10203,25 @@
         <w:t xml:space="preserve">C. </w:t>
       </w:r>
       <w:r>
-        <w:t xml:space="preserve">{t | ∀ s ∈ instructor (s[salary] &gt; 80000)}</w:t>
+        <w:t xml:space="preserve">{t | </w:t>
+      </w:r>
+      <w:r>
+        <w:rPr>
+          <w:rFonts w:ascii="Cambria Math" w:cs="Cambria Math" w:eastAsia="Cambria Math" w:hAnsi="Cambria Math"/>
+        </w:rPr>
+        <w:t xml:space="preserve">∀</w:t>
+      </w:r>
+      <w:r>
+        <w:t xml:space="preserve"> s </w:t>
+      </w:r>
+      <w:r>
+        <w:rPr>
+          <w:rFonts w:ascii="Cambria Math" w:cs="Cambria Math" w:eastAsia="Cambria Math" w:hAnsi="Cambria Math"/>
+        </w:rPr>
+        <w:t xml:space="preserve">∈</w:t>
+      </w:r>
+      <w:r>
+        <w:t xml:space="preserve"> instructor (s[salary] &gt; 80000)}</w:t>
       </w:r>
     </w:p>
     <w:p>
@@ -9176,7 +10238,25 @@
         <w:t xml:space="preserve">D. </w:t>
       </w:r>
       <w:r>
-        <w:t xml:space="preserve">{t | t ∈ instructor ∧ t[salary] &gt; 80000}</w:t>
+        <w:t xml:space="preserve">{t | t </w:t>
+      </w:r>
+      <w:r>
+        <w:rPr>
+          <w:rFonts w:ascii="Cambria Math" w:cs="Cambria Math" w:eastAsia="Cambria Math" w:hAnsi="Cambria Math"/>
+        </w:rPr>
+        <w:t xml:space="preserve">∈</w:t>
+      </w:r>
+      <w:r>
+        <w:t xml:space="preserve"> instructor </w:t>
+      </w:r>
+      <w:r>
+        <w:rPr>
+          <w:rFonts w:ascii="Cambria Math" w:cs="Cambria Math" w:eastAsia="Cambria Math" w:hAnsi="Cambria Math"/>
+        </w:rPr>
+        <w:t xml:space="preserve">∧</w:t>
+      </w:r>
+      <w:r>
+        <w:t xml:space="preserve"> t[salary] &gt; 80000}</w:t>
       </w:r>
     </w:p>
     <w:p>
@@ -9214,7 +10294,25 @@
         <w:t xml:space="preserve">59. </w:t>
       </w:r>
       <w:r>
-        <w:t xml:space="preserve">Why is {t | ¬(t ∈ instructor)} not a safe expression?</w:t>
+        <w:t xml:space="preserve">Why is {t | </w:t>
+      </w:r>
+      <w:r>
+        <w:rPr>
+          <w:rFonts w:ascii="Cambria Math" w:cs="Cambria Math" w:eastAsia="Cambria Math" w:hAnsi="Cambria Math"/>
+        </w:rPr>
+        <w:t xml:space="preserve">¬</w:t>
+      </w:r>
+      <w:r>
+        <w:t xml:space="preserve">(t </w:t>
+      </w:r>
+      <w:r>
+        <w:rPr>
+          <w:rFonts w:ascii="Cambria Math" w:cs="Cambria Math" w:eastAsia="Cambria Math" w:hAnsi="Cambria Math"/>
+        </w:rPr>
+        <w:t xml:space="preserve">∈</w:t>
+      </w:r>
+      <w:r>
+        <w:t xml:space="preserve"> instructor)} not a safe expression?</w:t>
       </w:r>
     </w:p>
     <w:p>
@@ -9549,7 +10647,43 @@
         <w:t xml:space="preserve">A. </w:t>
       </w:r>
       <w:r>
-        <w:t xml:space="preserve">{t | ∀ r ∈ student ∀ u ∈ course (u[dept_name] = 'Biology')}</w:t>
+        <w:t xml:space="preserve">{t | </w:t>
+      </w:r>
+      <w:r>
+        <w:rPr>
+          <w:rFonts w:ascii="Cambria Math" w:cs="Cambria Math" w:eastAsia="Cambria Math" w:hAnsi="Cambria Math"/>
+        </w:rPr>
+        <w:t xml:space="preserve">∀</w:t>
+      </w:r>
+      <w:r>
+        <w:t xml:space="preserve"> r </w:t>
+      </w:r>
+      <w:r>
+        <w:rPr>
+          <w:rFonts w:ascii="Cambria Math" w:cs="Cambria Math" w:eastAsia="Cambria Math" w:hAnsi="Cambria Math"/>
+        </w:rPr>
+        <w:t xml:space="preserve">∈</w:t>
+      </w:r>
+      <w:r>
+        <w:t xml:space="preserve"> student </w:t>
+      </w:r>
+      <w:r>
+        <w:rPr>
+          <w:rFonts w:ascii="Cambria Math" w:cs="Cambria Math" w:eastAsia="Cambria Math" w:hAnsi="Cambria Math"/>
+        </w:rPr>
+        <w:t xml:space="preserve">∀</w:t>
+      </w:r>
+      <w:r>
+        <w:t xml:space="preserve"> u </w:t>
+      </w:r>
+      <w:r>
+        <w:rPr>
+          <w:rFonts w:ascii="Cambria Math" w:cs="Cambria Math" w:eastAsia="Cambria Math" w:hAnsi="Cambria Math"/>
+        </w:rPr>
+        <w:t xml:space="preserve">∈</w:t>
+      </w:r>
+      <w:r>
+        <w:t xml:space="preserve"> course (u[dept_name] = 'Biology')}</w:t>
       </w:r>
     </w:p>
     <w:p>
@@ -9566,7 +10700,88 @@
         <w:t xml:space="preserve">B. </w:t>
       </w:r>
       <w:r>
-        <w:t xml:space="preserve">{t | ∃ r ∈ student (r[ID] = t[ID]) ∧ ∀ u ∈ course (u[dept_name] = 'Biology' ⇒ ∃ s ∈ takes (t[ID] = s[ID] ∧ s[course_id] = u[course_id]))}</w:t>
+        <w:t xml:space="preserve">{t | </w:t>
+      </w:r>
+      <w:r>
+        <w:rPr>
+          <w:rFonts w:ascii="Cambria Math" w:cs="Cambria Math" w:eastAsia="Cambria Math" w:hAnsi="Cambria Math"/>
+        </w:rPr>
+        <w:t xml:space="preserve">∃</w:t>
+      </w:r>
+      <w:r>
+        <w:t xml:space="preserve"> r </w:t>
+      </w:r>
+      <w:r>
+        <w:rPr>
+          <w:rFonts w:ascii="Cambria Math" w:cs="Cambria Math" w:eastAsia="Cambria Math" w:hAnsi="Cambria Math"/>
+        </w:rPr>
+        <w:t xml:space="preserve">∈</w:t>
+      </w:r>
+      <w:r>
+        <w:t xml:space="preserve"> student (r[ID] = t[ID]) </w:t>
+      </w:r>
+      <w:r>
+        <w:rPr>
+          <w:rFonts w:ascii="Cambria Math" w:cs="Cambria Math" w:eastAsia="Cambria Math" w:hAnsi="Cambria Math"/>
+        </w:rPr>
+        <w:t xml:space="preserve">∧</w:t>
+      </w:r>
+      <w:r>
+        <w:t xml:space="preserve"> </w:t>
+      </w:r>
+      <w:r>
+        <w:rPr>
+          <w:rFonts w:ascii="Cambria Math" w:cs="Cambria Math" w:eastAsia="Cambria Math" w:hAnsi="Cambria Math"/>
+        </w:rPr>
+        <w:t xml:space="preserve">∀</w:t>
+      </w:r>
+      <w:r>
+        <w:t xml:space="preserve"> u </w:t>
+      </w:r>
+      <w:r>
+        <w:rPr>
+          <w:rFonts w:ascii="Cambria Math" w:cs="Cambria Math" w:eastAsia="Cambria Math" w:hAnsi="Cambria Math"/>
+        </w:rPr>
+        <w:t xml:space="preserve">∈</w:t>
+      </w:r>
+      <w:r>
+        <w:t xml:space="preserve"> course (u[dept_name] = 'Biology' </w:t>
+      </w:r>
+      <w:r>
+        <w:rPr>
+          <w:rFonts w:ascii="Cambria Math" w:cs="Cambria Math" w:eastAsia="Cambria Math" w:hAnsi="Cambria Math"/>
+        </w:rPr>
+        <w:t xml:space="preserve">⇒</w:t>
+      </w:r>
+      <w:r>
+        <w:t xml:space="preserve"> </w:t>
+      </w:r>
+      <w:r>
+        <w:rPr>
+          <w:rFonts w:ascii="Cambria Math" w:cs="Cambria Math" w:eastAsia="Cambria Math" w:hAnsi="Cambria Math"/>
+        </w:rPr>
+        <w:t xml:space="preserve">∃</w:t>
+      </w:r>
+      <w:r>
+        <w:t xml:space="preserve"> s </w:t>
+      </w:r>
+      <w:r>
+        <w:rPr>
+          <w:rFonts w:ascii="Cambria Math" w:cs="Cambria Math" w:eastAsia="Cambria Math" w:hAnsi="Cambria Math"/>
+        </w:rPr>
+        <w:t xml:space="preserve">∈</w:t>
+      </w:r>
+      <w:r>
+        <w:t xml:space="preserve"> takes (t[ID] = s[ID] </w:t>
+      </w:r>
+      <w:r>
+        <w:rPr>
+          <w:rFonts w:ascii="Cambria Math" w:cs="Cambria Math" w:eastAsia="Cambria Math" w:hAnsi="Cambria Math"/>
+        </w:rPr>
+        <w:t xml:space="preserve">∧</w:t>
+      </w:r>
+      <w:r>
+        <w:t xml:space="preserve"> s[course_id] = u[course_id]))}</w:t>
       </w:r>
     </w:p>
     <w:p>
@@ -9583,7 +10798,25 @@
         <w:t xml:space="preserve">C. </w:t>
       </w:r>
       <w:r>
-        <w:t xml:space="preserve">{t | ∃ s ∈ takes (s[course_id] = 'Biology')}</w:t>
+        <w:t xml:space="preserve">{t | </w:t>
+      </w:r>
+      <w:r>
+        <w:rPr>
+          <w:rFonts w:ascii="Cambria Math" w:cs="Cambria Math" w:eastAsia="Cambria Math" w:hAnsi="Cambria Math"/>
+        </w:rPr>
+        <w:t xml:space="preserve">∃</w:t>
+      </w:r>
+      <w:r>
+        <w:t xml:space="preserve"> s </w:t>
+      </w:r>
+      <w:r>
+        <w:rPr>
+          <w:rFonts w:ascii="Cambria Math" w:cs="Cambria Math" w:eastAsia="Cambria Math" w:hAnsi="Cambria Math"/>
+        </w:rPr>
+        <w:t xml:space="preserve">∈</w:t>
+      </w:r>
+      <w:r>
+        <w:t xml:space="preserve"> takes (s[course_id] = 'Biology')}</w:t>
       </w:r>
     </w:p>
     <w:p>
@@ -9600,7 +10833,88 @@
         <w:t xml:space="preserve">D. </w:t>
       </w:r>
       <w:r>
-        <w:t xml:space="preserve">{t | ∃ r ∈ student (r[ID] = t[ID]) ∧ ∃ u ∈ course (u[dept_name] = 'Biology' ∧ ∃ s ∈ takes (t[ID] = s[ID] ∧ s[course_id] = u[course_id]))}</w:t>
+        <w:t xml:space="preserve">{t | </w:t>
+      </w:r>
+      <w:r>
+        <w:rPr>
+          <w:rFonts w:ascii="Cambria Math" w:cs="Cambria Math" w:eastAsia="Cambria Math" w:hAnsi="Cambria Math"/>
+        </w:rPr>
+        <w:t xml:space="preserve">∃</w:t>
+      </w:r>
+      <w:r>
+        <w:t xml:space="preserve"> r </w:t>
+      </w:r>
+      <w:r>
+        <w:rPr>
+          <w:rFonts w:ascii="Cambria Math" w:cs="Cambria Math" w:eastAsia="Cambria Math" w:hAnsi="Cambria Math"/>
+        </w:rPr>
+        <w:t xml:space="preserve">∈</w:t>
+      </w:r>
+      <w:r>
+        <w:t xml:space="preserve"> student (r[ID] = t[ID]) </w:t>
+      </w:r>
+      <w:r>
+        <w:rPr>
+          <w:rFonts w:ascii="Cambria Math" w:cs="Cambria Math" w:eastAsia="Cambria Math" w:hAnsi="Cambria Math"/>
+        </w:rPr>
+        <w:t xml:space="preserve">∧</w:t>
+      </w:r>
+      <w:r>
+        <w:t xml:space="preserve"> </w:t>
+      </w:r>
+      <w:r>
+        <w:rPr>
+          <w:rFonts w:ascii="Cambria Math" w:cs="Cambria Math" w:eastAsia="Cambria Math" w:hAnsi="Cambria Math"/>
+        </w:rPr>
+        <w:t xml:space="preserve">∃</w:t>
+      </w:r>
+      <w:r>
+        <w:t xml:space="preserve"> u </w:t>
+      </w:r>
+      <w:r>
+        <w:rPr>
+          <w:rFonts w:ascii="Cambria Math" w:cs="Cambria Math" w:eastAsia="Cambria Math" w:hAnsi="Cambria Math"/>
+        </w:rPr>
+        <w:t xml:space="preserve">∈</w:t>
+      </w:r>
+      <w:r>
+        <w:t xml:space="preserve"> course (u[dept_name] = 'Biology' </w:t>
+      </w:r>
+      <w:r>
+        <w:rPr>
+          <w:rFonts w:ascii="Cambria Math" w:cs="Cambria Math" w:eastAsia="Cambria Math" w:hAnsi="Cambria Math"/>
+        </w:rPr>
+        <w:t xml:space="preserve">∧</w:t>
+      </w:r>
+      <w:r>
+        <w:t xml:space="preserve"> </w:t>
+      </w:r>
+      <w:r>
+        <w:rPr>
+          <w:rFonts w:ascii="Cambria Math" w:cs="Cambria Math" w:eastAsia="Cambria Math" w:hAnsi="Cambria Math"/>
+        </w:rPr>
+        <w:t xml:space="preserve">∃</w:t>
+      </w:r>
+      <w:r>
+        <w:t xml:space="preserve"> s </w:t>
+      </w:r>
+      <w:r>
+        <w:rPr>
+          <w:rFonts w:ascii="Cambria Math" w:cs="Cambria Math" w:eastAsia="Cambria Math" w:hAnsi="Cambria Math"/>
+        </w:rPr>
+        <w:t xml:space="preserve">∈</w:t>
+      </w:r>
+      <w:r>
+        <w:t xml:space="preserve"> takes (t[ID] = s[ID] </w:t>
+      </w:r>
+      <w:r>
+        <w:rPr>
+          <w:rFonts w:ascii="Cambria Math" w:cs="Cambria Math" w:eastAsia="Cambria Math" w:hAnsi="Cambria Math"/>
+        </w:rPr>
+        <w:t xml:space="preserve">∧</w:t>
+      </w:r>
+      <w:r>
+        <w:t xml:space="preserve"> s[course_id] = u[course_id]))}</w:t>
       </w:r>
     </w:p>
     <w:p>
@@ -9638,7 +10952,25 @@
         <w:t xml:space="preserve">63. </w:t>
       </w:r>
       <w:r>
-        <w:t xml:space="preserve">Which formula is logically equivalent to ∀ t ∈ r (P(t))?</w:t>
+        <w:t xml:space="preserve">Which formula is logically equivalent to </w:t>
+      </w:r>
+      <w:r>
+        <w:rPr>
+          <w:rFonts w:ascii="Cambria Math" w:cs="Cambria Math" w:eastAsia="Cambria Math" w:hAnsi="Cambria Math"/>
+        </w:rPr>
+        <w:t xml:space="preserve">∀</w:t>
+      </w:r>
+      <w:r>
+        <w:t xml:space="preserve"> t </w:t>
+      </w:r>
+      <w:r>
+        <w:rPr>
+          <w:rFonts w:ascii="Cambria Math" w:cs="Cambria Math" w:eastAsia="Cambria Math" w:hAnsi="Cambria Math"/>
+        </w:rPr>
+        <w:t xml:space="preserve">∈</w:t>
+      </w:r>
+      <w:r>
+        <w:t xml:space="preserve"> r (P(t))?</w:t>
       </w:r>
     </w:p>
     <w:p>
@@ -9655,7 +10987,40 @@
         <w:t xml:space="preserve">A. </w:t>
       </w:r>
       <w:r>
-        <w:t xml:space="preserve">¬ ∃ t ∈ r (¬ P(t))</w:t>
+        <w:rPr>
+          <w:rFonts w:ascii="Cambria Math" w:cs="Cambria Math" w:eastAsia="Cambria Math" w:hAnsi="Cambria Math"/>
+        </w:rPr>
+        <w:t xml:space="preserve">¬</w:t>
+      </w:r>
+      <w:r>
+        <w:t xml:space="preserve"> </w:t>
+      </w:r>
+      <w:r>
+        <w:rPr>
+          <w:rFonts w:ascii="Cambria Math" w:cs="Cambria Math" w:eastAsia="Cambria Math" w:hAnsi="Cambria Math"/>
+        </w:rPr>
+        <w:t xml:space="preserve">∃</w:t>
+      </w:r>
+      <w:r>
+        <w:t xml:space="preserve"> t </w:t>
+      </w:r>
+      <w:r>
+        <w:rPr>
+          <w:rFonts w:ascii="Cambria Math" w:cs="Cambria Math" w:eastAsia="Cambria Math" w:hAnsi="Cambria Math"/>
+        </w:rPr>
+        <w:t xml:space="preserve">∈</w:t>
+      </w:r>
+      <w:r>
+        <w:t xml:space="preserve"> r (</w:t>
+      </w:r>
+      <w:r>
+        <w:rPr>
+          <w:rFonts w:ascii="Cambria Math" w:cs="Cambria Math" w:eastAsia="Cambria Math" w:hAnsi="Cambria Math"/>
+        </w:rPr>
+        <w:t xml:space="preserve">¬</w:t>
+      </w:r>
+      <w:r>
+        <w:t xml:space="preserve"> P(t))</w:t>
       </w:r>
     </w:p>
     <w:p>
@@ -9672,7 +11037,31 @@
         <w:t xml:space="preserve">B. </w:t>
       </w:r>
       <w:r>
-        <w:t xml:space="preserve">∃ t ∈ r (¬ P(t))</w:t>
+        <w:rPr>
+          <w:rFonts w:ascii="Cambria Math" w:cs="Cambria Math" w:eastAsia="Cambria Math" w:hAnsi="Cambria Math"/>
+        </w:rPr>
+        <w:t xml:space="preserve">∃</w:t>
+      </w:r>
+      <w:r>
+        <w:t xml:space="preserve"> t </w:t>
+      </w:r>
+      <w:r>
+        <w:rPr>
+          <w:rFonts w:ascii="Cambria Math" w:cs="Cambria Math" w:eastAsia="Cambria Math" w:hAnsi="Cambria Math"/>
+        </w:rPr>
+        <w:t xml:space="preserve">∈</w:t>
+      </w:r>
+      <w:r>
+        <w:t xml:space="preserve"> r (</w:t>
+      </w:r>
+      <w:r>
+        <w:rPr>
+          <w:rFonts w:ascii="Cambria Math" w:cs="Cambria Math" w:eastAsia="Cambria Math" w:hAnsi="Cambria Math"/>
+        </w:rPr>
+        <w:t xml:space="preserve">¬</w:t>
+      </w:r>
+      <w:r>
+        <w:t xml:space="preserve"> P(t))</w:t>
       </w:r>
     </w:p>
     <w:p>
@@ -9689,7 +11078,40 @@
         <w:t xml:space="preserve">C. </w:t>
       </w:r>
       <w:r>
-        <w:t xml:space="preserve">¬ ∀ t ∈ r (¬ P(t))</w:t>
+        <w:rPr>
+          <w:rFonts w:ascii="Cambria Math" w:cs="Cambria Math" w:eastAsia="Cambria Math" w:hAnsi="Cambria Math"/>
+        </w:rPr>
+        <w:t xml:space="preserve">¬</w:t>
+      </w:r>
+      <w:r>
+        <w:t xml:space="preserve"> </w:t>
+      </w:r>
+      <w:r>
+        <w:rPr>
+          <w:rFonts w:ascii="Cambria Math" w:cs="Cambria Math" w:eastAsia="Cambria Math" w:hAnsi="Cambria Math"/>
+        </w:rPr>
+        <w:t xml:space="preserve">∀</w:t>
+      </w:r>
+      <w:r>
+        <w:t xml:space="preserve"> t </w:t>
+      </w:r>
+      <w:r>
+        <w:rPr>
+          <w:rFonts w:ascii="Cambria Math" w:cs="Cambria Math" w:eastAsia="Cambria Math" w:hAnsi="Cambria Math"/>
+        </w:rPr>
+        <w:t xml:space="preserve">∈</w:t>
+      </w:r>
+      <w:r>
+        <w:t xml:space="preserve"> r (</w:t>
+      </w:r>
+      <w:r>
+        <w:rPr>
+          <w:rFonts w:ascii="Cambria Math" w:cs="Cambria Math" w:eastAsia="Cambria Math" w:hAnsi="Cambria Math"/>
+        </w:rPr>
+        <w:t xml:space="preserve">¬</w:t>
+      </w:r>
+      <w:r>
+        <w:t xml:space="preserve"> P(t))</w:t>
       </w:r>
     </w:p>
     <w:p>
@@ -9706,7 +11128,22 @@
         <w:t xml:space="preserve">D. </w:t>
       </w:r>
       <w:r>
-        <w:t xml:space="preserve">∃ t ∈ r (P(t))</w:t>
+        <w:rPr>
+          <w:rFonts w:ascii="Cambria Math" w:cs="Cambria Math" w:eastAsia="Cambria Math" w:hAnsi="Cambria Math"/>
+        </w:rPr>
+        <w:t xml:space="preserve">∃</w:t>
+      </w:r>
+      <w:r>
+        <w:t xml:space="preserve"> t </w:t>
+      </w:r>
+      <w:r>
+        <w:rPr>
+          <w:rFonts w:ascii="Cambria Math" w:cs="Cambria Math" w:eastAsia="Cambria Math" w:hAnsi="Cambria Math"/>
+        </w:rPr>
+        <w:t xml:space="preserve">∈</w:t>
+      </w:r>
+      <w:r>
+        <w:t xml:space="preserve"> r (P(t))</w:t>
       </w:r>
     </w:p>
     <w:p>
@@ -9744,7 +11181,16 @@
         <w:t xml:space="preserve">64. </w:t>
       </w:r>
       <w:r>
-        <w:t xml:space="preserve">Natural join r ⋈ s, where r and s have no common attribute, is equal to:</w:t>
+        <w:t xml:space="preserve">Natural join r </w:t>
+      </w:r>
+      <w:r>
+        <w:rPr>
+          <w:rFonts w:ascii="Cambria Math" w:cs="Cambria Math" w:eastAsia="Cambria Math" w:hAnsi="Cambria Math"/>
+        </w:rPr>
+        <w:t xml:space="preserve">⋈</w:t>
+      </w:r>
+      <w:r>
+        <w:t xml:space="preserve"> s, where r and s have no common attribute, is equal to:</w:t>
       </w:r>
     </w:p>
     <w:p>
@@ -9778,7 +11224,16 @@
         <w:t xml:space="preserve">B. </w:t>
       </w:r>
       <w:r>
-        <w:t xml:space="preserve">r ∪ s</w:t>
+        <w:t xml:space="preserve">r </w:t>
+      </w:r>
+      <w:r>
+        <w:rPr>
+          <w:rFonts w:ascii="Cambria Math" w:cs="Cambria Math" w:eastAsia="Cambria Math" w:hAnsi="Cambria Math"/>
+        </w:rPr>
+        <w:t xml:space="preserve">∪</w:t>
+      </w:r>
+      <w:r>
+        <w:t xml:space="preserve"> s</w:t>
       </w:r>
     </w:p>
     <w:p>
@@ -9795,7 +11250,16 @@
         <w:t xml:space="preserve">C. </w:t>
       </w:r>
       <w:r>
-        <w:t xml:space="preserve">r ∩ s</w:t>
+        <w:t xml:space="preserve">r </w:t>
+      </w:r>
+      <w:r>
+        <w:rPr>
+          <w:rFonts w:ascii="Cambria Math" w:cs="Cambria Math" w:eastAsia="Cambria Math" w:hAnsi="Cambria Math"/>
+        </w:rPr>
+        <w:t xml:space="preserve">∩</w:t>
+      </w:r>
+      <w:r>
+        <w:t xml:space="preserve"> s</w:t>
       </w:r>
     </w:p>
     <w:p>
@@ -9812,7 +11276,16 @@
         <w:t xml:space="preserve">D. </w:t>
       </w:r>
       <w:r>
-        <w:t xml:space="preserve">r × s</w:t>
+        <w:t xml:space="preserve">r </w:t>
+      </w:r>
+      <w:r>
+        <w:rPr>
+          <w:rFonts w:ascii="Cambria Math" w:cs="Cambria Math" w:eastAsia="Cambria Math" w:hAnsi="Cambria Math"/>
+        </w:rPr>
+        <w:t xml:space="preserve">×</w:t>
+      </w:r>
+      <w:r>
+        <w:t xml:space="preserve"> s</w:t>
       </w:r>
     </w:p>
     <w:p>
@@ -9850,7 +11323,25 @@
         <w:t xml:space="preserve">65. </w:t>
       </w:r>
       <w:r>
-        <w:t xml:space="preserve">Which statement about the join student ⋈ advisor ⋈ instructor (with appropriate renaming) is correct?</w:t>
+        <w:t xml:space="preserve">Which statement about the join student </w:t>
+      </w:r>
+      <w:r>
+        <w:rPr>
+          <w:rFonts w:ascii="Cambria Math" w:cs="Cambria Math" w:eastAsia="Cambria Math" w:hAnsi="Cambria Math"/>
+        </w:rPr>
+        <w:t xml:space="preserve">⋈</w:t>
+      </w:r>
+      <w:r>
+        <w:t xml:space="preserve"> advisor </w:t>
+      </w:r>
+      <w:r>
+        <w:rPr>
+          <w:rFonts w:ascii="Cambria Math" w:cs="Cambria Math" w:eastAsia="Cambria Math" w:hAnsi="Cambria Math"/>
+        </w:rPr>
+        <w:t xml:space="preserve">⋈</w:t>
+      </w:r>
+      <w:r>
+        <w:t xml:space="preserve"> instructor (with appropriate renaming) is correct?</w:t>
       </w:r>
     </w:p>
     <w:p>
@@ -15450,7 +16941,31 @@
         <w:t xml:space="preserve">A. </w:t>
       </w:r>
       <w:r>
-        <w:t xml:space="preserve">Π_A1,A2(r1) × σ_P(r2)</w:t>
+        <w:rPr>
+          <w:rFonts w:ascii="Cambria Math" w:cs="Cambria Math" w:eastAsia="Cambria Math" w:hAnsi="Cambria Math"/>
+        </w:rPr>
+        <w:t xml:space="preserve">Π</w:t>
+      </w:r>
+      <w:r>
+        <w:t xml:space="preserve">_A1,A2(r1) </w:t>
+      </w:r>
+      <w:r>
+        <w:rPr>
+          <w:rFonts w:ascii="Cambria Math" w:cs="Cambria Math" w:eastAsia="Cambria Math" w:hAnsi="Cambria Math"/>
+        </w:rPr>
+        <w:t xml:space="preserve">×</w:t>
+      </w:r>
+      <w:r>
+        <w:t xml:space="preserve"> </w:t>
+      </w:r>
+      <w:r>
+        <w:rPr>
+          <w:rFonts w:ascii="Cambria Math" w:cs="Cambria Math" w:eastAsia="Cambria Math" w:hAnsi="Cambria Math"/>
+        </w:rPr>
+        <w:t xml:space="preserve">σ</w:t>
+      </w:r>
+      <w:r>
+        <w:t xml:space="preserve">_P(r2)</w:t>
       </w:r>
     </w:p>
     <w:p>
@@ -15467,7 +16982,31 @@
         <w:t xml:space="preserve">B. </w:t>
       </w:r>
       <w:r>
-        <w:t xml:space="preserve">σ_A1,A2(Π_P(r1 × r2))</w:t>
+        <w:rPr>
+          <w:rFonts w:ascii="Cambria Math" w:cs="Cambria Math" w:eastAsia="Cambria Math" w:hAnsi="Cambria Math"/>
+        </w:rPr>
+        <w:t xml:space="preserve">σ</w:t>
+      </w:r>
+      <w:r>
+        <w:t xml:space="preserve">_A1,A2(</w:t>
+      </w:r>
+      <w:r>
+        <w:rPr>
+          <w:rFonts w:ascii="Cambria Math" w:cs="Cambria Math" w:eastAsia="Cambria Math" w:hAnsi="Cambria Math"/>
+        </w:rPr>
+        <w:t xml:space="preserve">Π</w:t>
+      </w:r>
+      <w:r>
+        <w:t xml:space="preserve">_P(r1 </w:t>
+      </w:r>
+      <w:r>
+        <w:rPr>
+          <w:rFonts w:ascii="Cambria Math" w:cs="Cambria Math" w:eastAsia="Cambria Math" w:hAnsi="Cambria Math"/>
+        </w:rPr>
+        <w:t xml:space="preserve">×</w:t>
+      </w:r>
+      <w:r>
+        <w:t xml:space="preserve"> r2))</w:t>
       </w:r>
     </w:p>
     <w:p>
@@ -15484,7 +17023,31 @@
         <w:t xml:space="preserve">C. </w:t>
       </w:r>
       <w:r>
-        <w:t xml:space="preserve">σ_P(Π_A1,A2(r1 × r2))</w:t>
+        <w:rPr>
+          <w:rFonts w:ascii="Cambria Math" w:cs="Cambria Math" w:eastAsia="Cambria Math" w:hAnsi="Cambria Math"/>
+        </w:rPr>
+        <w:t xml:space="preserve">σ</w:t>
+      </w:r>
+      <w:r>
+        <w:t xml:space="preserve">_P(</w:t>
+      </w:r>
+      <w:r>
+        <w:rPr>
+          <w:rFonts w:ascii="Cambria Math" w:cs="Cambria Math" w:eastAsia="Cambria Math" w:hAnsi="Cambria Math"/>
+        </w:rPr>
+        <w:t xml:space="preserve">Π</w:t>
+      </w:r>
+      <w:r>
+        <w:t xml:space="preserve">_A1,A2(r1 </w:t>
+      </w:r>
+      <w:r>
+        <w:rPr>
+          <w:rFonts w:ascii="Cambria Math" w:cs="Cambria Math" w:eastAsia="Cambria Math" w:hAnsi="Cambria Math"/>
+        </w:rPr>
+        <w:t xml:space="preserve">×</w:t>
+      </w:r>
+      <w:r>
+        <w:t xml:space="preserve"> r2))</w:t>
       </w:r>
     </w:p>
     <w:p>
@@ -15501,7 +17064,31 @@
         <w:t xml:space="preserve">D. </w:t>
       </w:r>
       <w:r>
-        <w:t xml:space="preserve">Π_A1,A2(σ_P(r1 × r2))</w:t>
+        <w:rPr>
+          <w:rFonts w:ascii="Cambria Math" w:cs="Cambria Math" w:eastAsia="Cambria Math" w:hAnsi="Cambria Math"/>
+        </w:rPr>
+        <w:t xml:space="preserve">Π</w:t>
+      </w:r>
+      <w:r>
+        <w:t xml:space="preserve">_A1,A2(</w:t>
+      </w:r>
+      <w:r>
+        <w:rPr>
+          <w:rFonts w:ascii="Cambria Math" w:cs="Cambria Math" w:eastAsia="Cambria Math" w:hAnsi="Cambria Math"/>
+        </w:rPr>
+        <w:t xml:space="preserve">σ</w:t>
+      </w:r>
+      <w:r>
+        <w:t xml:space="preserve">_P(r1 </w:t>
+      </w:r>
+      <w:r>
+        <w:rPr>
+          <w:rFonts w:ascii="Cambria Math" w:cs="Cambria Math" w:eastAsia="Cambria Math" w:hAnsi="Cambria Math"/>
+        </w:rPr>
+        <w:t xml:space="preserve">×</w:t>
+      </w:r>
+      <w:r>
+        <w:t xml:space="preserve"> r2))</w:t>
       </w:r>
     </w:p>
     <w:p>
@@ -15645,7 +17232,16 @@
         <w:t xml:space="preserve">117. </w:t>
       </w:r>
       <w:r>
-        <w:t xml:space="preserve">Under bag semantics, if tuple t appears m times in r1 and n times in r2, how many times does the combination appear in r1 × r2 (for one tuple t2 of r2 appearing n times)?</w:t>
+        <w:t xml:space="preserve">Under bag semantics, if tuple t appears m times in r1 and n times in r2, how many times does the combination appear in r1 </w:t>
+      </w:r>
+      <w:r>
+        <w:rPr>
+          <w:rFonts w:ascii="Cambria Math" w:cs="Cambria Math" w:eastAsia="Cambria Math" w:hAnsi="Cambria Math"/>
+        </w:rPr>
+        <w:t xml:space="preserve">×</w:t>
+      </w:r>
+      <w:r>
+        <w:t xml:space="preserve"> r2 (for one tuple t2 of r2 appearing n times)?</w:t>
       </w:r>
     </w:p>
     <w:p>
@@ -15768,7 +17364,43 @@
         <w:t xml:space="preserve">A. </w:t>
       </w:r>
       <w:r>
-        <w:t xml:space="preserve">(r ∪ s) ∪ t = r ∪ (s ∪ t)</w:t>
+        <w:t xml:space="preserve">(r </w:t>
+      </w:r>
+      <w:r>
+        <w:rPr>
+          <w:rFonts w:ascii="Cambria Math" w:cs="Cambria Math" w:eastAsia="Cambria Math" w:hAnsi="Cambria Math"/>
+        </w:rPr>
+        <w:t xml:space="preserve">∪</w:t>
+      </w:r>
+      <w:r>
+        <w:t xml:space="preserve"> s) </w:t>
+      </w:r>
+      <w:r>
+        <w:rPr>
+          <w:rFonts w:ascii="Cambria Math" w:cs="Cambria Math" w:eastAsia="Cambria Math" w:hAnsi="Cambria Math"/>
+        </w:rPr>
+        <w:t xml:space="preserve">∪</w:t>
+      </w:r>
+      <w:r>
+        <w:t xml:space="preserve"> t = r </w:t>
+      </w:r>
+      <w:r>
+        <w:rPr>
+          <w:rFonts w:ascii="Cambria Math" w:cs="Cambria Math" w:eastAsia="Cambria Math" w:hAnsi="Cambria Math"/>
+        </w:rPr>
+        <w:t xml:space="preserve">∪</w:t>
+      </w:r>
+      <w:r>
+        <w:t xml:space="preserve"> (s </w:t>
+      </w:r>
+      <w:r>
+        <w:rPr>
+          <w:rFonts w:ascii="Cambria Math" w:cs="Cambria Math" w:eastAsia="Cambria Math" w:hAnsi="Cambria Math"/>
+        </w:rPr>
+        <w:t xml:space="preserve">∪</w:t>
+      </w:r>
+      <w:r>
+        <w:t xml:space="preserve"> t)</w:t>
       </w:r>
     </w:p>
     <w:p>
@@ -15785,7 +17417,76 @@
         <w:t xml:space="preserve">B. </w:t>
       </w:r>
       <w:r>
-        <w:t xml:space="preserve">σ_θ(r ∪ s) = σ_θ(r) ∪ σ_θ(s)</w:t>
+        <w:rPr>
+          <w:rFonts w:ascii="Cambria Math" w:cs="Cambria Math" w:eastAsia="Cambria Math" w:hAnsi="Cambria Math"/>
+        </w:rPr>
+        <w:t xml:space="preserve">σ</w:t>
+      </w:r>
+      <w:r>
+        <w:t xml:space="preserve">_</w:t>
+      </w:r>
+      <w:r>
+        <w:rPr>
+          <w:rFonts w:ascii="Cambria Math" w:cs="Cambria Math" w:eastAsia="Cambria Math" w:hAnsi="Cambria Math"/>
+        </w:rPr>
+        <w:t xml:space="preserve">θ</w:t>
+      </w:r>
+      <w:r>
+        <w:t xml:space="preserve">(r </w:t>
+      </w:r>
+      <w:r>
+        <w:rPr>
+          <w:rFonts w:ascii="Cambria Math" w:cs="Cambria Math" w:eastAsia="Cambria Math" w:hAnsi="Cambria Math"/>
+        </w:rPr>
+        <w:t xml:space="preserve">∪</w:t>
+      </w:r>
+      <w:r>
+        <w:t xml:space="preserve"> s) = </w:t>
+      </w:r>
+      <w:r>
+        <w:rPr>
+          <w:rFonts w:ascii="Cambria Math" w:cs="Cambria Math" w:eastAsia="Cambria Math" w:hAnsi="Cambria Math"/>
+        </w:rPr>
+        <w:t xml:space="preserve">σ</w:t>
+      </w:r>
+      <w:r>
+        <w:t xml:space="preserve">_</w:t>
+      </w:r>
+      <w:r>
+        <w:rPr>
+          <w:rFonts w:ascii="Cambria Math" w:cs="Cambria Math" w:eastAsia="Cambria Math" w:hAnsi="Cambria Math"/>
+        </w:rPr>
+        <w:t xml:space="preserve">θ</w:t>
+      </w:r>
+      <w:r>
+        <w:t xml:space="preserve">(r) </w:t>
+      </w:r>
+      <w:r>
+        <w:rPr>
+          <w:rFonts w:ascii="Cambria Math" w:cs="Cambria Math" w:eastAsia="Cambria Math" w:hAnsi="Cambria Math"/>
+        </w:rPr>
+        <w:t xml:space="preserve">∪</w:t>
+      </w:r>
+      <w:r>
+        <w:t xml:space="preserve"> </w:t>
+      </w:r>
+      <w:r>
+        <w:rPr>
+          <w:rFonts w:ascii="Cambria Math" w:cs="Cambria Math" w:eastAsia="Cambria Math" w:hAnsi="Cambria Math"/>
+        </w:rPr>
+        <w:t xml:space="preserve">σ</w:t>
+      </w:r>
+      <w:r>
+        <w:t xml:space="preserve">_</w:t>
+      </w:r>
+      <w:r>
+        <w:rPr>
+          <w:rFonts w:ascii="Cambria Math" w:cs="Cambria Math" w:eastAsia="Cambria Math" w:hAnsi="Cambria Math"/>
+        </w:rPr>
+        <w:t xml:space="preserve">θ</w:t>
+      </w:r>
+      <w:r>
+        <w:t xml:space="preserve">(s)</w:t>
       </w:r>
     </w:p>
     <w:p>
@@ -15802,7 +17503,25 @@
         <w:t xml:space="preserve">C. </w:t>
       </w:r>
       <w:r>
-        <w:t xml:space="preserve">r ∪ s = s ∪ r</w:t>
+        <w:t xml:space="preserve">r </w:t>
+      </w:r>
+      <w:r>
+        <w:rPr>
+          <w:rFonts w:ascii="Cambria Math" w:cs="Cambria Math" w:eastAsia="Cambria Math" w:hAnsi="Cambria Math"/>
+        </w:rPr>
+        <w:t xml:space="preserve">∪</w:t>
+      </w:r>
+      <w:r>
+        <w:t xml:space="preserve"> s = s </w:t>
+      </w:r>
+      <w:r>
+        <w:rPr>
+          <w:rFonts w:ascii="Cambria Math" w:cs="Cambria Math" w:eastAsia="Cambria Math" w:hAnsi="Cambria Math"/>
+        </w:rPr>
+        <w:t xml:space="preserve">∪</w:t>
+      </w:r>
+      <w:r>
+        <w:t xml:space="preserve"> r</w:t>
       </w:r>
     </w:p>
     <w:p>
@@ -15819,7 +17538,16 @@
         <w:t xml:space="preserve">D. </w:t>
       </w:r>
       <w:r>
-        <w:t xml:space="preserve">r ∪ r = r</w:t>
+        <w:t xml:space="preserve">r </w:t>
+      </w:r>
+      <w:r>
+        <w:rPr>
+          <w:rFonts w:ascii="Cambria Math" w:cs="Cambria Math" w:eastAsia="Cambria Math" w:hAnsi="Cambria Math"/>
+        </w:rPr>
+        <w:t xml:space="preserve">∪</w:t>
+      </w:r>
+      <w:r>
+        <w:t xml:space="preserve"> r = r</w:t>
       </w:r>
     </w:p>
     <w:p>
@@ -29340,7 +31068,31 @@
         <w:t xml:space="preserve">A. </w:t>
       </w:r>
       <w:r>
-        <w:t xml:space="preserve">Π_R1(r) ⋈ Π_R2(r) = r</w:t>
+        <w:rPr>
+          <w:rFonts w:ascii="Cambria Math" w:cs="Cambria Math" w:eastAsia="Cambria Math" w:hAnsi="Cambria Math"/>
+        </w:rPr>
+        <w:t xml:space="preserve">Π</w:t>
+      </w:r>
+      <w:r>
+        <w:t xml:space="preserve">_R1(r) </w:t>
+      </w:r>
+      <w:r>
+        <w:rPr>
+          <w:rFonts w:ascii="Cambria Math" w:cs="Cambria Math" w:eastAsia="Cambria Math" w:hAnsi="Cambria Math"/>
+        </w:rPr>
+        <w:t xml:space="preserve">⋈</w:t>
+      </w:r>
+      <w:r>
+        <w:t xml:space="preserve"> </w:t>
+      </w:r>
+      <w:r>
+        <w:rPr>
+          <w:rFonts w:ascii="Cambria Math" w:cs="Cambria Math" w:eastAsia="Cambria Math" w:hAnsi="Cambria Math"/>
+        </w:rPr>
+        <w:t xml:space="preserve">Π</w:t>
+      </w:r>
+      <w:r>
+        <w:t xml:space="preserve">_R2(r) = r</w:t>
       </w:r>
     </w:p>
     <w:p>
@@ -29357,7 +31109,40 @@
         <w:t xml:space="preserve">B. </w:t>
       </w:r>
       <w:r>
-        <w:t xml:space="preserve">Π_R1(r) ⋈ Π_R2(r) ⊂ r</w:t>
+        <w:rPr>
+          <w:rFonts w:ascii="Cambria Math" w:cs="Cambria Math" w:eastAsia="Cambria Math" w:hAnsi="Cambria Math"/>
+        </w:rPr>
+        <w:t xml:space="preserve">Π</w:t>
+      </w:r>
+      <w:r>
+        <w:t xml:space="preserve">_R1(r) </w:t>
+      </w:r>
+      <w:r>
+        <w:rPr>
+          <w:rFonts w:ascii="Cambria Math" w:cs="Cambria Math" w:eastAsia="Cambria Math" w:hAnsi="Cambria Math"/>
+        </w:rPr>
+        <w:t xml:space="preserve">⋈</w:t>
+      </w:r>
+      <w:r>
+        <w:t xml:space="preserve"> </w:t>
+      </w:r>
+      <w:r>
+        <w:rPr>
+          <w:rFonts w:ascii="Cambria Math" w:cs="Cambria Math" w:eastAsia="Cambria Math" w:hAnsi="Cambria Math"/>
+        </w:rPr>
+        <w:t xml:space="preserve">Π</w:t>
+      </w:r>
+      <w:r>
+        <w:t xml:space="preserve">_R2(r) </w:t>
+      </w:r>
+      <w:r>
+        <w:rPr>
+          <w:rFonts w:ascii="Cambria Math" w:cs="Cambria Math" w:eastAsia="Cambria Math" w:hAnsi="Cambria Math"/>
+        </w:rPr>
+        <w:t xml:space="preserve">⊂</w:t>
+      </w:r>
+      <w:r>
+        <w:t xml:space="preserve"> r</w:t>
       </w:r>
     </w:p>
     <w:p>
@@ -29374,7 +31159,31 @@
         <w:t xml:space="preserve">C. </w:t>
       </w:r>
       <w:r>
-        <w:t xml:space="preserve">Π_R1(r) ∪ Π_R2(r) = r</w:t>
+        <w:rPr>
+          <w:rFonts w:ascii="Cambria Math" w:cs="Cambria Math" w:eastAsia="Cambria Math" w:hAnsi="Cambria Math"/>
+        </w:rPr>
+        <w:t xml:space="preserve">Π</w:t>
+      </w:r>
+      <w:r>
+        <w:t xml:space="preserve">_R1(r) </w:t>
+      </w:r>
+      <w:r>
+        <w:rPr>
+          <w:rFonts w:ascii="Cambria Math" w:cs="Cambria Math" w:eastAsia="Cambria Math" w:hAnsi="Cambria Math"/>
+        </w:rPr>
+        <w:t xml:space="preserve">∪</w:t>
+      </w:r>
+      <w:r>
+        <w:t xml:space="preserve"> </w:t>
+      </w:r>
+      <w:r>
+        <w:rPr>
+          <w:rFonts w:ascii="Cambria Math" w:cs="Cambria Math" w:eastAsia="Cambria Math" w:hAnsi="Cambria Math"/>
+        </w:rPr>
+        <w:t xml:space="preserve">Π</w:t>
+      </w:r>
+      <w:r>
+        <w:t xml:space="preserve">_R2(r) = r</w:t>
       </w:r>
     </w:p>
     <w:p>
@@ -29391,7 +31200,22 @@
         <w:t xml:space="preserve">D. </w:t>
       </w:r>
       <w:r>
-        <w:t xml:space="preserve">R1 ∩ R2 = ∅</w:t>
+        <w:t xml:space="preserve">R1 </w:t>
+      </w:r>
+      <w:r>
+        <w:rPr>
+          <w:rFonts w:ascii="Cambria Math" w:cs="Cambria Math" w:eastAsia="Cambria Math" w:hAnsi="Cambria Math"/>
+        </w:rPr>
+        <w:t xml:space="preserve">∩</w:t>
+      </w:r>
+      <w:r>
+        <w:t xml:space="preserve"> R2 = </w:t>
+      </w:r>
+      <w:r>
+        <w:rPr>
+          <w:rFonts w:ascii="Cambria Math" w:cs="Cambria Math" w:eastAsia="Cambria Math" w:hAnsi="Cambria Math"/>
+        </w:rPr>
+        <w:t xml:space="preserve">∅</w:t>
       </w:r>
     </w:p>
     <w:p>
@@ -29641,7 +31465,16 @@
         <w:t xml:space="preserve">241. </w:t>
       </w:r>
       <w:r>
-        <w:t xml:space="preserve">The functional dependency α → β holds on R if, in every legal instance:</w:t>
+        <w:t xml:space="preserve">The functional dependency α </w:t>
+      </w:r>
+      <w:r>
+        <w:rPr>
+          <w:rFonts w:ascii="Cambria Math" w:cs="Cambria Math" w:eastAsia="Cambria Math" w:hAnsi="Cambria Math"/>
+        </w:rPr>
+        <w:t xml:space="preserve">→</w:t>
+      </w:r>
+      <w:r>
+        <w:t xml:space="preserve"> β holds on R if, in every legal instance:</w:t>
       </w:r>
     </w:p>
     <w:p>
@@ -29779,7 +31612,16 @@
         <w:t xml:space="preserve">A. </w:t>
       </w:r>
       <w:r>
-        <w:t xml:space="preserve">B → A</w:t>
+        <w:t xml:space="preserve">B </w:t>
+      </w:r>
+      <w:r>
+        <w:rPr>
+          <w:rFonts w:ascii="Cambria Math" w:cs="Cambria Math" w:eastAsia="Cambria Math" w:hAnsi="Cambria Math"/>
+        </w:rPr>
+        <w:t xml:space="preserve">→</w:t>
+      </w:r>
+      <w:r>
+        <w:t xml:space="preserve"> A</w:t>
       </w:r>
     </w:p>
     <w:p>
@@ -29796,7 +31638,16 @@
         <w:t xml:space="preserve">B. </w:t>
       </w:r>
       <w:r>
-        <w:t xml:space="preserve">AC → B</w:t>
+        <w:t xml:space="preserve">AC </w:t>
+      </w:r>
+      <w:r>
+        <w:rPr>
+          <w:rFonts w:ascii="Cambria Math" w:cs="Cambria Math" w:eastAsia="Cambria Math" w:hAnsi="Cambria Math"/>
+        </w:rPr>
+        <w:t xml:space="preserve">→</w:t>
+      </w:r>
+      <w:r>
+        <w:t xml:space="preserve"> B</w:t>
       </w:r>
     </w:p>
     <w:p>
@@ -29813,7 +31664,16 @@
         <w:t xml:space="preserve">C. </w:t>
       </w:r>
       <w:r>
-        <w:t xml:space="preserve">A → B</w:t>
+        <w:t xml:space="preserve">A </w:t>
+      </w:r>
+      <w:r>
+        <w:rPr>
+          <w:rFonts w:ascii="Cambria Math" w:cs="Cambria Math" w:eastAsia="Cambria Math" w:hAnsi="Cambria Math"/>
+        </w:rPr>
+        <w:t xml:space="preserve">→</w:t>
+      </w:r>
+      <w:r>
+        <w:t xml:space="preserve"> B</w:t>
       </w:r>
     </w:p>
     <w:p>
@@ -29830,7 +31690,16 @@
         <w:t xml:space="preserve">D. </w:t>
       </w:r>
       <w:r>
-        <w:t xml:space="preserve">A → C</w:t>
+        <w:t xml:space="preserve">A </w:t>
+      </w:r>
+      <w:r>
+        <w:rPr>
+          <w:rFonts w:ascii="Cambria Math" w:cs="Cambria Math" w:eastAsia="Cambria Math" w:hAnsi="Cambria Math"/>
+        </w:rPr>
+        <w:t xml:space="preserve">→</w:t>
+      </w:r>
+      <w:r>
+        <w:t xml:space="preserve"> C</w:t>
       </w:r>
     </w:p>
     <w:p>
@@ -29991,7 +31860,16 @@
         <w:t xml:space="preserve">A. </w:t>
       </w:r>
       <w:r>
-        <w:t xml:space="preserve">AB → A</w:t>
+        <w:t xml:space="preserve">AB </w:t>
+      </w:r>
+      <w:r>
+        <w:rPr>
+          <w:rFonts w:ascii="Cambria Math" w:cs="Cambria Math" w:eastAsia="Cambria Math" w:hAnsi="Cambria Math"/>
+        </w:rPr>
+        <w:t xml:space="preserve">→</w:t>
+      </w:r>
+      <w:r>
+        <w:t xml:space="preserve"> A</w:t>
       </w:r>
     </w:p>
     <w:p>
@@ -30008,7 +31886,16 @@
         <w:t xml:space="preserve">B. </w:t>
       </w:r>
       <w:r>
-        <w:t xml:space="preserve">A → AB with B not in A</w:t>
+        <w:t xml:space="preserve">A </w:t>
+      </w:r>
+      <w:r>
+        <w:rPr>
+          <w:rFonts w:ascii="Cambria Math" w:cs="Cambria Math" w:eastAsia="Cambria Math" w:hAnsi="Cambria Math"/>
+        </w:rPr>
+        <w:t xml:space="preserve">→</w:t>
+      </w:r>
+      <w:r>
+        <w:t xml:space="preserve"> AB with B not in A</w:t>
       </w:r>
     </w:p>
     <w:p>
@@ -30025,7 +31912,16 @@
         <w:t xml:space="preserve">C. </w:t>
       </w:r>
       <w:r>
-        <w:t xml:space="preserve">AB → C</w:t>
+        <w:t xml:space="preserve">AB </w:t>
+      </w:r>
+      <w:r>
+        <w:rPr>
+          <w:rFonts w:ascii="Cambria Math" w:cs="Cambria Math" w:eastAsia="Cambria Math" w:hAnsi="Cambria Math"/>
+        </w:rPr>
+        <w:t xml:space="preserve">→</w:t>
+      </w:r>
+      <w:r>
+        <w:t xml:space="preserve"> C</w:t>
       </w:r>
     </w:p>
     <w:p>
@@ -30042,7 +31938,16 @@
         <w:t xml:space="preserve">D. </w:t>
       </w:r>
       <w:r>
-        <w:t xml:space="preserve">A → B</w:t>
+        <w:t xml:space="preserve">A </w:t>
+      </w:r>
+      <w:r>
+        <w:rPr>
+          <w:rFonts w:ascii="Cambria Math" w:cs="Cambria Math" w:eastAsia="Cambria Math" w:hAnsi="Cambria Math"/>
+        </w:rPr>
+        <w:t xml:space="preserve">→</w:t>
+      </w:r>
+      <w:r>
+        <w:t xml:space="preserve"> B</w:t>
       </w:r>
     </w:p>
     <w:p>
@@ -30080,7 +31985,16 @@
         <w:t xml:space="preserve">245. </w:t>
       </w:r>
       <w:r>
-        <w:t xml:space="preserve">R(A, B, C) with F = { A → B } is decomposed into (A, B) and (A, C). Is the decomposition lossless?</w:t>
+        <w:t xml:space="preserve">R(A, B, C) with F = { A </w:t>
+      </w:r>
+      <w:r>
+        <w:rPr>
+          <w:rFonts w:ascii="Cambria Math" w:cs="Cambria Math" w:eastAsia="Cambria Math" w:hAnsi="Cambria Math"/>
+        </w:rPr>
+        <w:t xml:space="preserve">→</w:t>
+      </w:r>
+      <w:r>
+        <w:t xml:space="preserve"> B } is decomposed into (A, B) and (A, C). Is the decomposition lossless?</w:t>
       </w:r>
     </w:p>
     <w:p>
@@ -30131,7 +32045,25 @@
         <w:t xml:space="preserve">C. </w:t>
       </w:r>
       <w:r>
-        <w:t xml:space="preserve">Yes, because R1 ∩ R2 = A and A → AB = R1</w:t>
+        <w:t xml:space="preserve">Yes, because R1 </w:t>
+      </w:r>
+      <w:r>
+        <w:rPr>
+          <w:rFonts w:ascii="Cambria Math" w:cs="Cambria Math" w:eastAsia="Cambria Math" w:hAnsi="Cambria Math"/>
+        </w:rPr>
+        <w:t xml:space="preserve">∩</w:t>
+      </w:r>
+      <w:r>
+        <w:t xml:space="preserve"> R2 = A and A </w:t>
+      </w:r>
+      <w:r>
+        <w:rPr>
+          <w:rFonts w:ascii="Cambria Math" w:cs="Cambria Math" w:eastAsia="Cambria Math" w:hAnsi="Cambria Math"/>
+        </w:rPr>
+        <w:t xml:space="preserve">→</w:t>
+      </w:r>
+      <w:r>
+        <w:t xml:space="preserve"> AB = R1</w:t>
       </w:r>
     </w:p>
     <w:p>
@@ -30186,7 +32118,16 @@
         <w:t xml:space="preserve">246. </w:t>
       </w:r>
       <w:r>
-        <w:t xml:space="preserve">R(A, B, C) with F = { A → B } is decomposed into (A, B) and (B, C). Is the decomposition lossless?</w:t>
+        <w:t xml:space="preserve">R(A, B, C) with F = { A </w:t>
+      </w:r>
+      <w:r>
+        <w:rPr>
+          <w:rFonts w:ascii="Cambria Math" w:cs="Cambria Math" w:eastAsia="Cambria Math" w:hAnsi="Cambria Math"/>
+        </w:rPr>
+        <w:t xml:space="preserve">→</w:t>
+      </w:r>
+      <w:r>
+        <w:t xml:space="preserve"> B } is decomposed into (A, B) and (B, C). Is the decomposition lossless?</w:t>
       </w:r>
     </w:p>
     <w:p>
@@ -30220,7 +32161,16 @@
         <w:t xml:space="preserve">B. </w:t>
       </w:r>
       <w:r>
-        <w:t xml:space="preserve">No: R1 ∩ R2 = B, and B is a key of neither R1 nor R2</w:t>
+        <w:t xml:space="preserve">No: R1 </w:t>
+      </w:r>
+      <w:r>
+        <w:rPr>
+          <w:rFonts w:ascii="Cambria Math" w:cs="Cambria Math" w:eastAsia="Cambria Math" w:hAnsi="Cambria Math"/>
+        </w:rPr>
+        <w:t xml:space="preserve">∩</w:t>
+      </w:r>
+      <w:r>
+        <w:t xml:space="preserve"> R2 = B, and B is a key of neither R1 nor R2</w:t>
       </w:r>
     </w:p>
     <w:p>
@@ -30237,7 +32187,16 @@
         <w:t xml:space="preserve">C. </w:t>
       </w:r>
       <w:r>
-        <w:t xml:space="preserve">Yes, because A → B holds</w:t>
+        <w:t xml:space="preserve">Yes, because A </w:t>
+      </w:r>
+      <w:r>
+        <w:rPr>
+          <w:rFonts w:ascii="Cambria Math" w:cs="Cambria Math" w:eastAsia="Cambria Math" w:hAnsi="Cambria Math"/>
+        </w:rPr>
+        <w:t xml:space="preserve">→</w:t>
+      </w:r>
+      <w:r>
+        <w:t xml:space="preserve"> B holds</w:t>
       </w:r>
     </w:p>
     <w:p>
@@ -30292,7 +32251,43 @@
         <w:t xml:space="preserve">247. </w:t>
       </w:r>
       <w:r>
-        <w:t xml:space="preserve">R is in BCNF with respect to F if, for every α → β in F⁺ (α ∪ β ⊆ R):</w:t>
+        <w:t xml:space="preserve">R is in BCNF with respect to F if, for every α </w:t>
+      </w:r>
+      <w:r>
+        <w:rPr>
+          <w:rFonts w:ascii="Cambria Math" w:cs="Cambria Math" w:eastAsia="Cambria Math" w:hAnsi="Cambria Math"/>
+        </w:rPr>
+        <w:t xml:space="preserve">→</w:t>
+      </w:r>
+      <w:r>
+        <w:t xml:space="preserve"> β in F</w:t>
+      </w:r>
+      <w:r>
+        <w:rPr>
+          <w:rFonts w:ascii="Cambria Math" w:cs="Cambria Math" w:eastAsia="Cambria Math" w:hAnsi="Cambria Math"/>
+        </w:rPr>
+        <w:t xml:space="preserve">⁺</w:t>
+      </w:r>
+      <w:r>
+        <w:t xml:space="preserve"> (α </w:t>
+      </w:r>
+      <w:r>
+        <w:rPr>
+          <w:rFonts w:ascii="Cambria Math" w:cs="Cambria Math" w:eastAsia="Cambria Math" w:hAnsi="Cambria Math"/>
+        </w:rPr>
+        <w:t xml:space="preserve">∪</w:t>
+      </w:r>
+      <w:r>
+        <w:t xml:space="preserve"> β </w:t>
+      </w:r>
+      <w:r>
+        <w:rPr>
+          <w:rFonts w:ascii="Cambria Math" w:cs="Cambria Math" w:eastAsia="Cambria Math" w:hAnsi="Cambria Math"/>
+        </w:rPr>
+        <w:t xml:space="preserve">⊆</w:t>
+      </w:r>
+      <w:r>
+        <w:t xml:space="preserve"> R):</w:t>
       </w:r>
     </w:p>
     <w:p>
@@ -30309,7 +32304,16 @@
         <w:t xml:space="preserve">A. </w:t>
       </w:r>
       <w:r>
-        <w:t xml:space="preserve">α → β is trivial or α is a superkey of R</w:t>
+        <w:t xml:space="preserve">α </w:t>
+      </w:r>
+      <w:r>
+        <w:rPr>
+          <w:rFonts w:ascii="Cambria Math" w:cs="Cambria Math" w:eastAsia="Cambria Math" w:hAnsi="Cambria Math"/>
+        </w:rPr>
+        <w:t xml:space="preserve">→</w:t>
+      </w:r>
+      <w:r>
+        <w:t xml:space="preserve"> β is trivial or α is a superkey of R</w:t>
       </w:r>
     </w:p>
     <w:p>
@@ -30326,7 +32330,16 @@
         <w:t xml:space="preserve">B. </w:t>
       </w:r>
       <w:r>
-        <w:t xml:space="preserve">α → β is trivial or β is a superkey</w:t>
+        <w:t xml:space="preserve">α </w:t>
+      </w:r>
+      <w:r>
+        <w:rPr>
+          <w:rFonts w:ascii="Cambria Math" w:cs="Cambria Math" w:eastAsia="Cambria Math" w:hAnsi="Cambria Math"/>
+        </w:rPr>
+        <w:t xml:space="preserve">→</w:t>
+      </w:r>
+      <w:r>
+        <w:t xml:space="preserve"> β is trivial or β is a superkey</w:t>
       </w:r>
     </w:p>
     <w:p>
@@ -30398,7 +32411,34 @@
         <w:t xml:space="preserve">248. </w:t>
       </w:r>
       <w:r>
-        <w:t xml:space="preserve">R is in 3NF with respect to F if, for every α → β in F⁺, α → β is trivial, or α is a superkey, or:</w:t>
+        <w:t xml:space="preserve">R is in 3NF with respect to F if, for every α </w:t>
+      </w:r>
+      <w:r>
+        <w:rPr>
+          <w:rFonts w:ascii="Cambria Math" w:cs="Cambria Math" w:eastAsia="Cambria Math" w:hAnsi="Cambria Math"/>
+        </w:rPr>
+        <w:t xml:space="preserve">→</w:t>
+      </w:r>
+      <w:r>
+        <w:t xml:space="preserve"> β in F</w:t>
+      </w:r>
+      <w:r>
+        <w:rPr>
+          <w:rFonts w:ascii="Cambria Math" w:cs="Cambria Math" w:eastAsia="Cambria Math" w:hAnsi="Cambria Math"/>
+        </w:rPr>
+        <w:t xml:space="preserve">⁺</w:t>
+      </w:r>
+      <w:r>
+        <w:t xml:space="preserve">, α </w:t>
+      </w:r>
+      <w:r>
+        <w:rPr>
+          <w:rFonts w:ascii="Cambria Math" w:cs="Cambria Math" w:eastAsia="Cambria Math" w:hAnsi="Cambria Math"/>
+        </w:rPr>
+        <w:t xml:space="preserve">→</w:t>
+      </w:r>
+      <w:r>
+        <w:t xml:space="preserve"> β is trivial, or α is a superkey, or:</w:t>
       </w:r>
     </w:p>
     <w:p>
@@ -30415,7 +32455,16 @@
         <w:t xml:space="preserve">A. </w:t>
       </w:r>
       <w:r>
-        <w:t xml:space="preserve">β − α is empty</w:t>
+        <w:t xml:space="preserve">β </w:t>
+      </w:r>
+      <w:r>
+        <w:rPr>
+          <w:rFonts w:ascii="Cambria Math" w:cs="Cambria Math" w:eastAsia="Cambria Math" w:hAnsi="Cambria Math"/>
+        </w:rPr>
+        <w:t xml:space="preserve">−</w:t>
+      </w:r>
+      <w:r>
+        <w:t xml:space="preserve"> α is empty</w:t>
       </w:r>
     </w:p>
     <w:p>
@@ -30466,7 +32515,16 @@
         <w:t xml:space="preserve">D. </w:t>
       </w:r>
       <w:r>
-        <w:t xml:space="preserve">each attribute in β − α is contained in a candidate key of R</w:t>
+        <w:t xml:space="preserve">each attribute in β </w:t>
+      </w:r>
+      <w:r>
+        <w:rPr>
+          <w:rFonts w:ascii="Cambria Math" w:cs="Cambria Math" w:eastAsia="Cambria Math" w:hAnsi="Cambria Math"/>
+        </w:rPr>
+        <w:t xml:space="preserve">−</w:t>
+      </w:r>
+      <w:r>
+        <w:t xml:space="preserve"> α is contained in a candidate key of R</w:t>
       </w:r>
     </w:p>
     <w:p>
@@ -30504,7 +32562,16 @@
         <w:t xml:space="preserve">249. </w:t>
       </w:r>
       <w:r>
-        <w:t xml:space="preserve">in_dep has dept_name → building, budget. Applying one BCNF decomposition step gives:</w:t>
+        <w:t xml:space="preserve">in_dep has dept_name </w:t>
+      </w:r>
+      <w:r>
+        <w:rPr>
+          <w:rFonts w:ascii="Cambria Math" w:cs="Cambria Math" w:eastAsia="Cambria Math" w:hAnsi="Cambria Math"/>
+        </w:rPr>
+        <w:t xml:space="preserve">→</w:t>
+      </w:r>
+      <w:r>
+        <w:t xml:space="preserve"> building, budget. Applying one BCNF decomposition step gives:</w:t>
       </w:r>
     </w:p>
     <w:p>
@@ -30610,7 +32677,16 @@
         <w:t xml:space="preserve">250. </w:t>
       </w:r>
       <w:r>
-        <w:t xml:space="preserve">What is the attribute closure B⁺?</w:t>
+        <w:t xml:space="preserve">What is the attribute closure B</w:t>
+      </w:r>
+      <w:r>
+        <w:rPr>
+          <w:rFonts w:ascii="Cambria Math" w:cs="Cambria Math" w:eastAsia="Cambria Math" w:hAnsi="Cambria Math"/>
+        </w:rPr>
+        <w:t xml:space="preserve">⁺</w:t>
+      </w:r>
+      <w:r>
+        <w:t xml:space="preserve">?</w:t>
       </w:r>
     </w:p>
     <w:p>
@@ -30625,7 +32701,71 @@
           <w:sz w:val="18"/>
           <w:szCs w:val="18"/>
         </w:rPr>
-        <w:t xml:space="preserve">R(A, B, C, D, E),  F = { A → BC,  CD → E,  B → D,  E → A }</w:t>
+        <w:t xml:space="preserve">R(A, B, C, D, E),  F = { A </w:t>
+      </w:r>
+      <w:r>
+        <w:rPr>
+          <w:rFonts w:ascii="Cambria Math" w:cs="Cambria Math" w:eastAsia="Cambria Math" w:hAnsi="Cambria Math"/>
+          <w:sz w:val="18"/>
+          <w:szCs w:val="18"/>
+        </w:rPr>
+        <w:t xml:space="preserve">→</w:t>
+      </w:r>
+      <w:r>
+        <w:rPr>
+          <w:rFonts w:ascii="Courier New" w:cs="Courier New" w:eastAsia="Courier New" w:hAnsi="Courier New"/>
+          <w:sz w:val="18"/>
+          <w:szCs w:val="18"/>
+        </w:rPr>
+        <w:t xml:space="preserve"> BC,  CD </w:t>
+      </w:r>
+      <w:r>
+        <w:rPr>
+          <w:rFonts w:ascii="Cambria Math" w:cs="Cambria Math" w:eastAsia="Cambria Math" w:hAnsi="Cambria Math"/>
+          <w:sz w:val="18"/>
+          <w:szCs w:val="18"/>
+        </w:rPr>
+        <w:t xml:space="preserve">→</w:t>
+      </w:r>
+      <w:r>
+        <w:rPr>
+          <w:rFonts w:ascii="Courier New" w:cs="Courier New" w:eastAsia="Courier New" w:hAnsi="Courier New"/>
+          <w:sz w:val="18"/>
+          <w:szCs w:val="18"/>
+        </w:rPr>
+        <w:t xml:space="preserve"> E,  B </w:t>
+      </w:r>
+      <w:r>
+        <w:rPr>
+          <w:rFonts w:ascii="Cambria Math" w:cs="Cambria Math" w:eastAsia="Cambria Math" w:hAnsi="Cambria Math"/>
+          <w:sz w:val="18"/>
+          <w:szCs w:val="18"/>
+        </w:rPr>
+        <w:t xml:space="preserve">→</w:t>
+      </w:r>
+      <w:r>
+        <w:rPr>
+          <w:rFonts w:ascii="Courier New" w:cs="Courier New" w:eastAsia="Courier New" w:hAnsi="Courier New"/>
+          <w:sz w:val="18"/>
+          <w:szCs w:val="18"/>
+        </w:rPr>
+        <w:t xml:space="preserve"> D,  E </w:t>
+      </w:r>
+      <w:r>
+        <w:rPr>
+          <w:rFonts w:ascii="Cambria Math" w:cs="Cambria Math" w:eastAsia="Cambria Math" w:hAnsi="Cambria Math"/>
+          <w:sz w:val="18"/>
+          <w:szCs w:val="18"/>
+        </w:rPr>
+        <w:t xml:space="preserve">→</w:t>
+      </w:r>
+      <w:r>
+        <w:rPr>
+          <w:rFonts w:ascii="Courier New" w:cs="Courier New" w:eastAsia="Courier New" w:hAnsi="Courier New"/>
+          <w:sz w:val="18"/>
+          <w:szCs w:val="18"/>
+        </w:rPr>
+        <w:t xml:space="preserve"> A }</w:t>
       </w:r>
     </w:p>
     <w:p>
@@ -30746,7 +32886,71 @@
           <w:sz w:val="18"/>
           <w:szCs w:val="18"/>
         </w:rPr>
-        <w:t xml:space="preserve">R(A, B, C, D, E),  F = { A → BC,  CD → E,  B → D,  E → A }</w:t>
+        <w:t xml:space="preserve">R(A, B, C, D, E),  F = { A </w:t>
+      </w:r>
+      <w:r>
+        <w:rPr>
+          <w:rFonts w:ascii="Cambria Math" w:cs="Cambria Math" w:eastAsia="Cambria Math" w:hAnsi="Cambria Math"/>
+          <w:sz w:val="18"/>
+          <w:szCs w:val="18"/>
+        </w:rPr>
+        <w:t xml:space="preserve">→</w:t>
+      </w:r>
+      <w:r>
+        <w:rPr>
+          <w:rFonts w:ascii="Courier New" w:cs="Courier New" w:eastAsia="Courier New" w:hAnsi="Courier New"/>
+          <w:sz w:val="18"/>
+          <w:szCs w:val="18"/>
+        </w:rPr>
+        <w:t xml:space="preserve"> BC,  CD </w:t>
+      </w:r>
+      <w:r>
+        <w:rPr>
+          <w:rFonts w:ascii="Cambria Math" w:cs="Cambria Math" w:eastAsia="Cambria Math" w:hAnsi="Cambria Math"/>
+          <w:sz w:val="18"/>
+          <w:szCs w:val="18"/>
+        </w:rPr>
+        <w:t xml:space="preserve">→</w:t>
+      </w:r>
+      <w:r>
+        <w:rPr>
+          <w:rFonts w:ascii="Courier New" w:cs="Courier New" w:eastAsia="Courier New" w:hAnsi="Courier New"/>
+          <w:sz w:val="18"/>
+          <w:szCs w:val="18"/>
+        </w:rPr>
+        <w:t xml:space="preserve"> E,  B </w:t>
+      </w:r>
+      <w:r>
+        <w:rPr>
+          <w:rFonts w:ascii="Cambria Math" w:cs="Cambria Math" w:eastAsia="Cambria Math" w:hAnsi="Cambria Math"/>
+          <w:sz w:val="18"/>
+          <w:szCs w:val="18"/>
+        </w:rPr>
+        <w:t xml:space="preserve">→</w:t>
+      </w:r>
+      <w:r>
+        <w:rPr>
+          <w:rFonts w:ascii="Courier New" w:cs="Courier New" w:eastAsia="Courier New" w:hAnsi="Courier New"/>
+          <w:sz w:val="18"/>
+          <w:szCs w:val="18"/>
+        </w:rPr>
+        <w:t xml:space="preserve"> D,  E </w:t>
+      </w:r>
+      <w:r>
+        <w:rPr>
+          <w:rFonts w:ascii="Cambria Math" w:cs="Cambria Math" w:eastAsia="Cambria Math" w:hAnsi="Cambria Math"/>
+          <w:sz w:val="18"/>
+          <w:szCs w:val="18"/>
+        </w:rPr>
+        <w:t xml:space="preserve">→</w:t>
+      </w:r>
+      <w:r>
+        <w:rPr>
+          <w:rFonts w:ascii="Courier New" w:cs="Courier New" w:eastAsia="Courier New" w:hAnsi="Courier New"/>
+          <w:sz w:val="18"/>
+          <w:szCs w:val="18"/>
+        </w:rPr>
+        <w:t xml:space="preserve"> A }</w:t>
       </w:r>
     </w:p>
     <w:p>
@@ -30867,7 +33071,71 @@
           <w:sz w:val="18"/>
           <w:szCs w:val="18"/>
         </w:rPr>
-        <w:t xml:space="preserve">R(A, B, C, D, E),  F = { A → BC,  CD → E,  B → D,  E → A }</w:t>
+        <w:t xml:space="preserve">R(A, B, C, D, E),  F = { A </w:t>
+      </w:r>
+      <w:r>
+        <w:rPr>
+          <w:rFonts w:ascii="Cambria Math" w:cs="Cambria Math" w:eastAsia="Cambria Math" w:hAnsi="Cambria Math"/>
+          <w:sz w:val="18"/>
+          <w:szCs w:val="18"/>
+        </w:rPr>
+        <w:t xml:space="preserve">→</w:t>
+      </w:r>
+      <w:r>
+        <w:rPr>
+          <w:rFonts w:ascii="Courier New" w:cs="Courier New" w:eastAsia="Courier New" w:hAnsi="Courier New"/>
+          <w:sz w:val="18"/>
+          <w:szCs w:val="18"/>
+        </w:rPr>
+        <w:t xml:space="preserve"> BC,  CD </w:t>
+      </w:r>
+      <w:r>
+        <w:rPr>
+          <w:rFonts w:ascii="Cambria Math" w:cs="Cambria Math" w:eastAsia="Cambria Math" w:hAnsi="Cambria Math"/>
+          <w:sz w:val="18"/>
+          <w:szCs w:val="18"/>
+        </w:rPr>
+        <w:t xml:space="preserve">→</w:t>
+      </w:r>
+      <w:r>
+        <w:rPr>
+          <w:rFonts w:ascii="Courier New" w:cs="Courier New" w:eastAsia="Courier New" w:hAnsi="Courier New"/>
+          <w:sz w:val="18"/>
+          <w:szCs w:val="18"/>
+        </w:rPr>
+        <w:t xml:space="preserve"> E,  B </w:t>
+      </w:r>
+      <w:r>
+        <w:rPr>
+          <w:rFonts w:ascii="Cambria Math" w:cs="Cambria Math" w:eastAsia="Cambria Math" w:hAnsi="Cambria Math"/>
+          <w:sz w:val="18"/>
+          <w:szCs w:val="18"/>
+        </w:rPr>
+        <w:t xml:space="preserve">→</w:t>
+      </w:r>
+      <w:r>
+        <w:rPr>
+          <w:rFonts w:ascii="Courier New" w:cs="Courier New" w:eastAsia="Courier New" w:hAnsi="Courier New"/>
+          <w:sz w:val="18"/>
+          <w:szCs w:val="18"/>
+        </w:rPr>
+        <w:t xml:space="preserve"> D,  E </w:t>
+      </w:r>
+      <w:r>
+        <w:rPr>
+          <w:rFonts w:ascii="Cambria Math" w:cs="Cambria Math" w:eastAsia="Cambria Math" w:hAnsi="Cambria Math"/>
+          <w:sz w:val="18"/>
+          <w:szCs w:val="18"/>
+        </w:rPr>
+        <w:t xml:space="preserve">→</w:t>
+      </w:r>
+      <w:r>
+        <w:rPr>
+          <w:rFonts w:ascii="Courier New" w:cs="Courier New" w:eastAsia="Courier New" w:hAnsi="Courier New"/>
+          <w:sz w:val="18"/>
+          <w:szCs w:val="18"/>
+        </w:rPr>
+        <w:t xml:space="preserve"> A }</w:t>
       </w:r>
     </w:p>
     <w:p>
@@ -30988,7 +33256,71 @@
           <w:sz w:val="18"/>
           <w:szCs w:val="18"/>
         </w:rPr>
-        <w:t xml:space="preserve">R(A, B, C, D, E),  F = { A → BC,  CD → E,  B → D,  E → A }</w:t>
+        <w:t xml:space="preserve">R(A, B, C, D, E),  F = { A </w:t>
+      </w:r>
+      <w:r>
+        <w:rPr>
+          <w:rFonts w:ascii="Cambria Math" w:cs="Cambria Math" w:eastAsia="Cambria Math" w:hAnsi="Cambria Math"/>
+          <w:sz w:val="18"/>
+          <w:szCs w:val="18"/>
+        </w:rPr>
+        <w:t xml:space="preserve">→</w:t>
+      </w:r>
+      <w:r>
+        <w:rPr>
+          <w:rFonts w:ascii="Courier New" w:cs="Courier New" w:eastAsia="Courier New" w:hAnsi="Courier New"/>
+          <w:sz w:val="18"/>
+          <w:szCs w:val="18"/>
+        </w:rPr>
+        <w:t xml:space="preserve"> BC,  CD </w:t>
+      </w:r>
+      <w:r>
+        <w:rPr>
+          <w:rFonts w:ascii="Cambria Math" w:cs="Cambria Math" w:eastAsia="Cambria Math" w:hAnsi="Cambria Math"/>
+          <w:sz w:val="18"/>
+          <w:szCs w:val="18"/>
+        </w:rPr>
+        <w:t xml:space="preserve">→</w:t>
+      </w:r>
+      <w:r>
+        <w:rPr>
+          <w:rFonts w:ascii="Courier New" w:cs="Courier New" w:eastAsia="Courier New" w:hAnsi="Courier New"/>
+          <w:sz w:val="18"/>
+          <w:szCs w:val="18"/>
+        </w:rPr>
+        <w:t xml:space="preserve"> E,  B </w:t>
+      </w:r>
+      <w:r>
+        <w:rPr>
+          <w:rFonts w:ascii="Cambria Math" w:cs="Cambria Math" w:eastAsia="Cambria Math" w:hAnsi="Cambria Math"/>
+          <w:sz w:val="18"/>
+          <w:szCs w:val="18"/>
+        </w:rPr>
+        <w:t xml:space="preserve">→</w:t>
+      </w:r>
+      <w:r>
+        <w:rPr>
+          <w:rFonts w:ascii="Courier New" w:cs="Courier New" w:eastAsia="Courier New" w:hAnsi="Courier New"/>
+          <w:sz w:val="18"/>
+          <w:szCs w:val="18"/>
+        </w:rPr>
+        <w:t xml:space="preserve"> D,  E </w:t>
+      </w:r>
+      <w:r>
+        <w:rPr>
+          <w:rFonts w:ascii="Cambria Math" w:cs="Cambria Math" w:eastAsia="Cambria Math" w:hAnsi="Cambria Math"/>
+          <w:sz w:val="18"/>
+          <w:szCs w:val="18"/>
+        </w:rPr>
+        <w:t xml:space="preserve">→</w:t>
+      </w:r>
+      <w:r>
+        <w:rPr>
+          <w:rFonts w:ascii="Courier New" w:cs="Courier New" w:eastAsia="Courier New" w:hAnsi="Courier New"/>
+          <w:sz w:val="18"/>
+          <w:szCs w:val="18"/>
+        </w:rPr>
+        <w:t xml:space="preserve"> A }</w:t>
       </w:r>
     </w:p>
     <w:p>
@@ -31094,7 +33426,16 @@
         <w:t xml:space="preserve">254. </w:t>
       </w:r>
       <w:r>
-        <w:t xml:space="preserve">What is (AG)⁺?</w:t>
+        <w:t xml:space="preserve">What is (AG)</w:t>
+      </w:r>
+      <w:r>
+        <w:rPr>
+          <w:rFonts w:ascii="Cambria Math" w:cs="Cambria Math" w:eastAsia="Cambria Math" w:hAnsi="Cambria Math"/>
+        </w:rPr>
+        <w:t xml:space="preserve">⁺</w:t>
+      </w:r>
+      <w:r>
+        <w:t xml:space="preserve">?</w:t>
       </w:r>
     </w:p>
     <w:p>
@@ -31109,7 +33450,87 @@
           <w:sz w:val="18"/>
           <w:szCs w:val="18"/>
         </w:rPr>
-        <w:t xml:space="preserve">R(A, B, C, G, H, I),  F = { A → B,  A → C,  CG → H,  CG → I,  B → H }</w:t>
+        <w:t xml:space="preserve">R(A, B, C, G, H, I),  F = { A </w:t>
+      </w:r>
+      <w:r>
+        <w:rPr>
+          <w:rFonts w:ascii="Cambria Math" w:cs="Cambria Math" w:eastAsia="Cambria Math" w:hAnsi="Cambria Math"/>
+          <w:sz w:val="18"/>
+          <w:szCs w:val="18"/>
+        </w:rPr>
+        <w:t xml:space="preserve">→</w:t>
+      </w:r>
+      <w:r>
+        <w:rPr>
+          <w:rFonts w:ascii="Courier New" w:cs="Courier New" w:eastAsia="Courier New" w:hAnsi="Courier New"/>
+          <w:sz w:val="18"/>
+          <w:szCs w:val="18"/>
+        </w:rPr>
+        <w:t xml:space="preserve"> B,  A </w:t>
+      </w:r>
+      <w:r>
+        <w:rPr>
+          <w:rFonts w:ascii="Cambria Math" w:cs="Cambria Math" w:eastAsia="Cambria Math" w:hAnsi="Cambria Math"/>
+          <w:sz w:val="18"/>
+          <w:szCs w:val="18"/>
+        </w:rPr>
+        <w:t xml:space="preserve">→</w:t>
+      </w:r>
+      <w:r>
+        <w:rPr>
+          <w:rFonts w:ascii="Courier New" w:cs="Courier New" w:eastAsia="Courier New" w:hAnsi="Courier New"/>
+          <w:sz w:val="18"/>
+          <w:szCs w:val="18"/>
+        </w:rPr>
+        <w:t xml:space="preserve"> C,  CG </w:t>
+      </w:r>
+      <w:r>
+        <w:rPr>
+          <w:rFonts w:ascii="Cambria Math" w:cs="Cambria Math" w:eastAsia="Cambria Math" w:hAnsi="Cambria Math"/>
+          <w:sz w:val="18"/>
+          <w:szCs w:val="18"/>
+        </w:rPr>
+        <w:t xml:space="preserve">→</w:t>
+      </w:r>
+      <w:r>
+        <w:rPr>
+          <w:rFonts w:ascii="Courier New" w:cs="Courier New" w:eastAsia="Courier New" w:hAnsi="Courier New"/>
+          <w:sz w:val="18"/>
+          <w:szCs w:val="18"/>
+        </w:rPr>
+        <w:t xml:space="preserve"> H,  CG </w:t>
+      </w:r>
+      <w:r>
+        <w:rPr>
+          <w:rFonts w:ascii="Cambria Math" w:cs="Cambria Math" w:eastAsia="Cambria Math" w:hAnsi="Cambria Math"/>
+          <w:sz w:val="18"/>
+          <w:szCs w:val="18"/>
+        </w:rPr>
+        <w:t xml:space="preserve">→</w:t>
+      </w:r>
+      <w:r>
+        <w:rPr>
+          <w:rFonts w:ascii="Courier New" w:cs="Courier New" w:eastAsia="Courier New" w:hAnsi="Courier New"/>
+          <w:sz w:val="18"/>
+          <w:szCs w:val="18"/>
+        </w:rPr>
+        <w:t xml:space="preserve"> I,  B </w:t>
+      </w:r>
+      <w:r>
+        <w:rPr>
+          <w:rFonts w:ascii="Cambria Math" w:cs="Cambria Math" w:eastAsia="Cambria Math" w:hAnsi="Cambria Math"/>
+          <w:sz w:val="18"/>
+          <w:szCs w:val="18"/>
+        </w:rPr>
+        <w:t xml:space="preserve">→</w:t>
+      </w:r>
+      <w:r>
+        <w:rPr>
+          <w:rFonts w:ascii="Courier New" w:cs="Courier New" w:eastAsia="Courier New" w:hAnsi="Courier New"/>
+          <w:sz w:val="18"/>
+          <w:szCs w:val="18"/>
+        </w:rPr>
+        <w:t xml:space="preserve"> H }</w:t>
       </w:r>
     </w:p>
     <w:p>
@@ -31215,7 +33636,16 @@
         <w:t xml:space="preserve">255. </w:t>
       </w:r>
       <w:r>
-        <w:t xml:space="preserve">Which FD is in F⁺?</w:t>
+        <w:t xml:space="preserve">Which FD is in F</w:t>
+      </w:r>
+      <w:r>
+        <w:rPr>
+          <w:rFonts w:ascii="Cambria Math" w:cs="Cambria Math" w:eastAsia="Cambria Math" w:hAnsi="Cambria Math"/>
+        </w:rPr>
+        <w:t xml:space="preserve">⁺</w:t>
+      </w:r>
+      <w:r>
+        <w:t xml:space="preserve">?</w:t>
       </w:r>
     </w:p>
     <w:p>
@@ -31230,7 +33660,87 @@
           <w:sz w:val="18"/>
           <w:szCs w:val="18"/>
         </w:rPr>
-        <w:t xml:space="preserve">R(A, B, C, G, H, I),  F = { A → B,  A → C,  CG → H,  CG → I,  B → H }</w:t>
+        <w:t xml:space="preserve">R(A, B, C, G, H, I),  F = { A </w:t>
+      </w:r>
+      <w:r>
+        <w:rPr>
+          <w:rFonts w:ascii="Cambria Math" w:cs="Cambria Math" w:eastAsia="Cambria Math" w:hAnsi="Cambria Math"/>
+          <w:sz w:val="18"/>
+          <w:szCs w:val="18"/>
+        </w:rPr>
+        <w:t xml:space="preserve">→</w:t>
+      </w:r>
+      <w:r>
+        <w:rPr>
+          <w:rFonts w:ascii="Courier New" w:cs="Courier New" w:eastAsia="Courier New" w:hAnsi="Courier New"/>
+          <w:sz w:val="18"/>
+          <w:szCs w:val="18"/>
+        </w:rPr>
+        <w:t xml:space="preserve"> B,  A </w:t>
+      </w:r>
+      <w:r>
+        <w:rPr>
+          <w:rFonts w:ascii="Cambria Math" w:cs="Cambria Math" w:eastAsia="Cambria Math" w:hAnsi="Cambria Math"/>
+          <w:sz w:val="18"/>
+          <w:szCs w:val="18"/>
+        </w:rPr>
+        <w:t xml:space="preserve">→</w:t>
+      </w:r>
+      <w:r>
+        <w:rPr>
+          <w:rFonts w:ascii="Courier New" w:cs="Courier New" w:eastAsia="Courier New" w:hAnsi="Courier New"/>
+          <w:sz w:val="18"/>
+          <w:szCs w:val="18"/>
+        </w:rPr>
+        <w:t xml:space="preserve"> C,  CG </w:t>
+      </w:r>
+      <w:r>
+        <w:rPr>
+          <w:rFonts w:ascii="Cambria Math" w:cs="Cambria Math" w:eastAsia="Cambria Math" w:hAnsi="Cambria Math"/>
+          <w:sz w:val="18"/>
+          <w:szCs w:val="18"/>
+        </w:rPr>
+        <w:t xml:space="preserve">→</w:t>
+      </w:r>
+      <w:r>
+        <w:rPr>
+          <w:rFonts w:ascii="Courier New" w:cs="Courier New" w:eastAsia="Courier New" w:hAnsi="Courier New"/>
+          <w:sz w:val="18"/>
+          <w:szCs w:val="18"/>
+        </w:rPr>
+        <w:t xml:space="preserve"> H,  CG </w:t>
+      </w:r>
+      <w:r>
+        <w:rPr>
+          <w:rFonts w:ascii="Cambria Math" w:cs="Cambria Math" w:eastAsia="Cambria Math" w:hAnsi="Cambria Math"/>
+          <w:sz w:val="18"/>
+          <w:szCs w:val="18"/>
+        </w:rPr>
+        <w:t xml:space="preserve">→</w:t>
+      </w:r>
+      <w:r>
+        <w:rPr>
+          <w:rFonts w:ascii="Courier New" w:cs="Courier New" w:eastAsia="Courier New" w:hAnsi="Courier New"/>
+          <w:sz w:val="18"/>
+          <w:szCs w:val="18"/>
+        </w:rPr>
+        <w:t xml:space="preserve"> I,  B </w:t>
+      </w:r>
+      <w:r>
+        <w:rPr>
+          <w:rFonts w:ascii="Cambria Math" w:cs="Cambria Math" w:eastAsia="Cambria Math" w:hAnsi="Cambria Math"/>
+          <w:sz w:val="18"/>
+          <w:szCs w:val="18"/>
+        </w:rPr>
+        <w:t xml:space="preserve">→</w:t>
+      </w:r>
+      <w:r>
+        <w:rPr>
+          <w:rFonts w:ascii="Courier New" w:cs="Courier New" w:eastAsia="Courier New" w:hAnsi="Courier New"/>
+          <w:sz w:val="18"/>
+          <w:szCs w:val="18"/>
+        </w:rPr>
+        <w:t xml:space="preserve"> H }</w:t>
       </w:r>
     </w:p>
     <w:p>
@@ -31247,7 +33757,16 @@
         <w:t xml:space="preserve">A. </w:t>
       </w:r>
       <w:r>
-        <w:t xml:space="preserve">A → H</w:t>
+        <w:t xml:space="preserve">A </w:t>
+      </w:r>
+      <w:r>
+        <w:rPr>
+          <w:rFonts w:ascii="Cambria Math" w:cs="Cambria Math" w:eastAsia="Cambria Math" w:hAnsi="Cambria Math"/>
+        </w:rPr>
+        <w:t xml:space="preserve">→</w:t>
+      </w:r>
+      <w:r>
+        <w:t xml:space="preserve"> H</w:t>
       </w:r>
     </w:p>
     <w:p>
@@ -31264,7 +33783,16 @@
         <w:t xml:space="preserve">B. </w:t>
       </w:r>
       <w:r>
-        <w:t xml:space="preserve">B → C</w:t>
+        <w:t xml:space="preserve">B </w:t>
+      </w:r>
+      <w:r>
+        <w:rPr>
+          <w:rFonts w:ascii="Cambria Math" w:cs="Cambria Math" w:eastAsia="Cambria Math" w:hAnsi="Cambria Math"/>
+        </w:rPr>
+        <w:t xml:space="preserve">→</w:t>
+      </w:r>
+      <w:r>
+        <w:t xml:space="preserve"> C</w:t>
       </w:r>
     </w:p>
     <w:p>
@@ -31281,7 +33809,16 @@
         <w:t xml:space="preserve">C. </w:t>
       </w:r>
       <w:r>
-        <w:t xml:space="preserve">H → A</w:t>
+        <w:t xml:space="preserve">H </w:t>
+      </w:r>
+      <w:r>
+        <w:rPr>
+          <w:rFonts w:ascii="Cambria Math" w:cs="Cambria Math" w:eastAsia="Cambria Math" w:hAnsi="Cambria Math"/>
+        </w:rPr>
+        <w:t xml:space="preserve">→</w:t>
+      </w:r>
+      <w:r>
+        <w:t xml:space="preserve"> A</w:t>
       </w:r>
     </w:p>
     <w:p>
@@ -31298,7 +33835,16 @@
         <w:t xml:space="preserve">D. </w:t>
       </w:r>
       <w:r>
-        <w:t xml:space="preserve">G → H</w:t>
+        <w:t xml:space="preserve">G </w:t>
+      </w:r>
+      <w:r>
+        <w:rPr>
+          <w:rFonts w:ascii="Cambria Math" w:cs="Cambria Math" w:eastAsia="Cambria Math" w:hAnsi="Cambria Math"/>
+        </w:rPr>
+        <w:t xml:space="preserve">→</w:t>
+      </w:r>
+      <w:r>
+        <w:t xml:space="preserve"> H</w:t>
       </w:r>
     </w:p>
     <w:p>
@@ -31351,7 +33897,87 @@
           <w:sz w:val="18"/>
           <w:szCs w:val="18"/>
         </w:rPr>
-        <w:t xml:space="preserve">R(A, B, C, G, H, I),  F = { A → B,  A → C,  CG → H,  CG → I,  B → H }</w:t>
+        <w:t xml:space="preserve">R(A, B, C, G, H, I),  F = { A </w:t>
+      </w:r>
+      <w:r>
+        <w:rPr>
+          <w:rFonts w:ascii="Cambria Math" w:cs="Cambria Math" w:eastAsia="Cambria Math" w:hAnsi="Cambria Math"/>
+          <w:sz w:val="18"/>
+          <w:szCs w:val="18"/>
+        </w:rPr>
+        <w:t xml:space="preserve">→</w:t>
+      </w:r>
+      <w:r>
+        <w:rPr>
+          <w:rFonts w:ascii="Courier New" w:cs="Courier New" w:eastAsia="Courier New" w:hAnsi="Courier New"/>
+          <w:sz w:val="18"/>
+          <w:szCs w:val="18"/>
+        </w:rPr>
+        <w:t xml:space="preserve"> B,  A </w:t>
+      </w:r>
+      <w:r>
+        <w:rPr>
+          <w:rFonts w:ascii="Cambria Math" w:cs="Cambria Math" w:eastAsia="Cambria Math" w:hAnsi="Cambria Math"/>
+          <w:sz w:val="18"/>
+          <w:szCs w:val="18"/>
+        </w:rPr>
+        <w:t xml:space="preserve">→</w:t>
+      </w:r>
+      <w:r>
+        <w:rPr>
+          <w:rFonts w:ascii="Courier New" w:cs="Courier New" w:eastAsia="Courier New" w:hAnsi="Courier New"/>
+          <w:sz w:val="18"/>
+          <w:szCs w:val="18"/>
+        </w:rPr>
+        <w:t xml:space="preserve"> C,  CG </w:t>
+      </w:r>
+      <w:r>
+        <w:rPr>
+          <w:rFonts w:ascii="Cambria Math" w:cs="Cambria Math" w:eastAsia="Cambria Math" w:hAnsi="Cambria Math"/>
+          <w:sz w:val="18"/>
+          <w:szCs w:val="18"/>
+        </w:rPr>
+        <w:t xml:space="preserve">→</w:t>
+      </w:r>
+      <w:r>
+        <w:rPr>
+          <w:rFonts w:ascii="Courier New" w:cs="Courier New" w:eastAsia="Courier New" w:hAnsi="Courier New"/>
+          <w:sz w:val="18"/>
+          <w:szCs w:val="18"/>
+        </w:rPr>
+        <w:t xml:space="preserve"> H,  CG </w:t>
+      </w:r>
+      <w:r>
+        <w:rPr>
+          <w:rFonts w:ascii="Cambria Math" w:cs="Cambria Math" w:eastAsia="Cambria Math" w:hAnsi="Cambria Math"/>
+          <w:sz w:val="18"/>
+          <w:szCs w:val="18"/>
+        </w:rPr>
+        <w:t xml:space="preserve">→</w:t>
+      </w:r>
+      <w:r>
+        <w:rPr>
+          <w:rFonts w:ascii="Courier New" w:cs="Courier New" w:eastAsia="Courier New" w:hAnsi="Courier New"/>
+          <w:sz w:val="18"/>
+          <w:szCs w:val="18"/>
+        </w:rPr>
+        <w:t xml:space="preserve"> I,  B </w:t>
+      </w:r>
+      <w:r>
+        <w:rPr>
+          <w:rFonts w:ascii="Cambria Math" w:cs="Cambria Math" w:eastAsia="Cambria Math" w:hAnsi="Cambria Math"/>
+          <w:sz w:val="18"/>
+          <w:szCs w:val="18"/>
+        </w:rPr>
+        <w:t xml:space="preserve">→</w:t>
+      </w:r>
+      <w:r>
+        <w:rPr>
+          <w:rFonts w:ascii="Courier New" w:cs="Courier New" w:eastAsia="Courier New" w:hAnsi="Courier New"/>
+          <w:sz w:val="18"/>
+          <w:szCs w:val="18"/>
+        </w:rPr>
+        <w:t xml:space="preserve"> H }</w:t>
       </w:r>
     </w:p>
     <w:p>
@@ -31597,7 +34223,16 @@
         <w:t xml:space="preserve">B. </w:t>
       </w:r>
       <w:r>
-        <w:t xml:space="preserve">every FD in F⁺ can be derived from F with the axioms</w:t>
+        <w:t xml:space="preserve">every FD in F</w:t>
+      </w:r>
+      <w:r>
+        <w:rPr>
+          <w:rFonts w:ascii="Cambria Math" w:cs="Cambria Math" w:eastAsia="Cambria Math" w:hAnsi="Cambria Math"/>
+        </w:rPr>
+        <w:t xml:space="preserve">⁺</w:t>
+      </w:r>
+      <w:r>
+        <w:t xml:space="preserve"> can be derived from F with the axioms</w:t>
       </w:r>
     </w:p>
     <w:p>
@@ -31631,7 +34266,16 @@
         <w:t xml:space="preserve">D. </w:t>
       </w:r>
       <w:r>
-        <w:t xml:space="preserve">the closure F⁺ is finite</w:t>
+        <w:t xml:space="preserve">the closure F</w:t>
+      </w:r>
+      <w:r>
+        <w:rPr>
+          <w:rFonts w:ascii="Cambria Math" w:cs="Cambria Math" w:eastAsia="Cambria Math" w:hAnsi="Cambria Math"/>
+        </w:rPr>
+        <w:t xml:space="preserve">⁺</w:t>
+      </w:r>
+      <w:r>
+        <w:t xml:space="preserve"> is finite</w:t>
       </w:r>
     </w:p>
     <w:p>
@@ -31669,7 +34313,25 @@
         <w:t xml:space="preserve">259. </w:t>
       </w:r>
       <w:r>
-        <w:t xml:space="preserve">From A → B and BC → D, which FD follows by pseudotransitivity?</w:t>
+        <w:t xml:space="preserve">From A </w:t>
+      </w:r>
+      <w:r>
+        <w:rPr>
+          <w:rFonts w:ascii="Cambria Math" w:cs="Cambria Math" w:eastAsia="Cambria Math" w:hAnsi="Cambria Math"/>
+        </w:rPr>
+        <w:t xml:space="preserve">→</w:t>
+      </w:r>
+      <w:r>
+        <w:t xml:space="preserve"> B and BC </w:t>
+      </w:r>
+      <w:r>
+        <w:rPr>
+          <w:rFonts w:ascii="Cambria Math" w:cs="Cambria Math" w:eastAsia="Cambria Math" w:hAnsi="Cambria Math"/>
+        </w:rPr>
+        <w:t xml:space="preserve">→</w:t>
+      </w:r>
+      <w:r>
+        <w:t xml:space="preserve"> D, which FD follows by pseudotransitivity?</w:t>
       </w:r>
     </w:p>
     <w:p>
@@ -31686,7 +34348,16 @@
         <w:t xml:space="preserve">A. </w:t>
       </w:r>
       <w:r>
-        <w:t xml:space="preserve">C → D</w:t>
+        <w:t xml:space="preserve">C </w:t>
+      </w:r>
+      <w:r>
+        <w:rPr>
+          <w:rFonts w:ascii="Cambria Math" w:cs="Cambria Math" w:eastAsia="Cambria Math" w:hAnsi="Cambria Math"/>
+        </w:rPr>
+        <w:t xml:space="preserve">→</w:t>
+      </w:r>
+      <w:r>
+        <w:t xml:space="preserve"> D</w:t>
       </w:r>
     </w:p>
     <w:p>
@@ -31703,7 +34374,16 @@
         <w:t xml:space="preserve">B. </w:t>
       </w:r>
       <w:r>
-        <w:t xml:space="preserve">A → D</w:t>
+        <w:t xml:space="preserve">A </w:t>
+      </w:r>
+      <w:r>
+        <w:rPr>
+          <w:rFonts w:ascii="Cambria Math" w:cs="Cambria Math" w:eastAsia="Cambria Math" w:hAnsi="Cambria Math"/>
+        </w:rPr>
+        <w:t xml:space="preserve">→</w:t>
+      </w:r>
+      <w:r>
+        <w:t xml:space="preserve"> D</w:t>
       </w:r>
     </w:p>
     <w:p>
@@ -31720,7 +34400,16 @@
         <w:t xml:space="preserve">C. </w:t>
       </w:r>
       <w:r>
-        <w:t xml:space="preserve">AB → D</w:t>
+        <w:t xml:space="preserve">AB </w:t>
+      </w:r>
+      <w:r>
+        <w:rPr>
+          <w:rFonts w:ascii="Cambria Math" w:cs="Cambria Math" w:eastAsia="Cambria Math" w:hAnsi="Cambria Math"/>
+        </w:rPr>
+        <w:t xml:space="preserve">→</w:t>
+      </w:r>
+      <w:r>
+        <w:t xml:space="preserve"> D</w:t>
       </w:r>
     </w:p>
     <w:p>
@@ -31737,7 +34426,16 @@
         <w:t xml:space="preserve">D. </w:t>
       </w:r>
       <w:r>
-        <w:t xml:space="preserve">AC → D</w:t>
+        <w:t xml:space="preserve">AC </w:t>
+      </w:r>
+      <w:r>
+        <w:rPr>
+          <w:rFonts w:ascii="Cambria Math" w:cs="Cambria Math" w:eastAsia="Cambria Math" w:hAnsi="Cambria Math"/>
+        </w:rPr>
+        <w:t xml:space="preserve">→</w:t>
+      </w:r>
+      <w:r>
+        <w:t xml:space="preserve"> D</w:t>
       </w:r>
     </w:p>
     <w:p>
@@ -31775,7 +34473,52 @@
         <w:t xml:space="preserve">260. </w:t>
       </w:r>
       <w:r>
-        <w:t xml:space="preserve">Which sequence of axioms proves the union rule (α → β and α → γ imply α → βγ)?</w:t>
+        <w:t xml:space="preserve">Which sequence of axioms proves the union rule (α </w:t>
+      </w:r>
+      <w:r>
+        <w:rPr>
+          <w:rFonts w:ascii="Cambria Math" w:cs="Cambria Math" w:eastAsia="Cambria Math" w:hAnsi="Cambria Math"/>
+        </w:rPr>
+        <w:t xml:space="preserve">→</w:t>
+      </w:r>
+      <w:r>
+        <w:t xml:space="preserve"> β and α </w:t>
+      </w:r>
+      <w:r>
+        <w:rPr>
+          <w:rFonts w:ascii="Cambria Math" w:cs="Cambria Math" w:eastAsia="Cambria Math" w:hAnsi="Cambria Math"/>
+        </w:rPr>
+        <w:t xml:space="preserve">→</w:t>
+      </w:r>
+      <w:r>
+        <w:t xml:space="preserve"> </w:t>
+      </w:r>
+      <w:r>
+        <w:rPr>
+          <w:rFonts w:ascii="Cambria Math" w:cs="Cambria Math" w:eastAsia="Cambria Math" w:hAnsi="Cambria Math"/>
+        </w:rPr>
+        <w:t xml:space="preserve">γ</w:t>
+      </w:r>
+      <w:r>
+        <w:t xml:space="preserve"> imply α </w:t>
+      </w:r>
+      <w:r>
+        <w:rPr>
+          <w:rFonts w:ascii="Cambria Math" w:cs="Cambria Math" w:eastAsia="Cambria Math" w:hAnsi="Cambria Math"/>
+        </w:rPr>
+        <w:t xml:space="preserve">→</w:t>
+      </w:r>
+      <w:r>
+        <w:t xml:space="preserve"> β</w:t>
+      </w:r>
+      <w:r>
+        <w:rPr>
+          <w:rFonts w:ascii="Cambria Math" w:cs="Cambria Math" w:eastAsia="Cambria Math" w:hAnsi="Cambria Math"/>
+        </w:rPr>
+        <w:t xml:space="preserve">γ</w:t>
+      </w:r>
+      <w:r>
+        <w:t xml:space="preserve">)?</w:t>
       </w:r>
     </w:p>
     <w:p>
@@ -31809,7 +34552,34 @@
         <w:t xml:space="preserve">B. </w:t>
       </w:r>
       <w:r>
-        <w:t xml:space="preserve">Apply transitivity to α → β and α → γ directly</w:t>
+        <w:t xml:space="preserve">Apply transitivity to α </w:t>
+      </w:r>
+      <w:r>
+        <w:rPr>
+          <w:rFonts w:ascii="Cambria Math" w:cs="Cambria Math" w:eastAsia="Cambria Math" w:hAnsi="Cambria Math"/>
+        </w:rPr>
+        <w:t xml:space="preserve">→</w:t>
+      </w:r>
+      <w:r>
+        <w:t xml:space="preserve"> β and α </w:t>
+      </w:r>
+      <w:r>
+        <w:rPr>
+          <w:rFonts w:ascii="Cambria Math" w:cs="Cambria Math" w:eastAsia="Cambria Math" w:hAnsi="Cambria Math"/>
+        </w:rPr>
+        <w:t xml:space="preserve">→</w:t>
+      </w:r>
+      <w:r>
+        <w:t xml:space="preserve"> </w:t>
+      </w:r>
+      <w:r>
+        <w:rPr>
+          <w:rFonts w:ascii="Cambria Math" w:cs="Cambria Math" w:eastAsia="Cambria Math" w:hAnsi="Cambria Math"/>
+        </w:rPr>
+        <w:t xml:space="preserve">γ</w:t>
+      </w:r>
+      <w:r>
+        <w:t xml:space="preserve"> directly</w:t>
       </w:r>
     </w:p>
     <w:p>
@@ -31826,7 +34596,88 @@
         <w:t xml:space="preserve">C. </w:t>
       </w:r>
       <w:r>
-        <w:t xml:space="preserve">Augment α → γ with α to get α → αγ; augment α → β with γ to get αγ → βγ; apply transitivity</w:t>
+        <w:t xml:space="preserve">Augment α </w:t>
+      </w:r>
+      <w:r>
+        <w:rPr>
+          <w:rFonts w:ascii="Cambria Math" w:cs="Cambria Math" w:eastAsia="Cambria Math" w:hAnsi="Cambria Math"/>
+        </w:rPr>
+        <w:t xml:space="preserve">→</w:t>
+      </w:r>
+      <w:r>
+        <w:t xml:space="preserve"> </w:t>
+      </w:r>
+      <w:r>
+        <w:rPr>
+          <w:rFonts w:ascii="Cambria Math" w:cs="Cambria Math" w:eastAsia="Cambria Math" w:hAnsi="Cambria Math"/>
+        </w:rPr>
+        <w:t xml:space="preserve">γ</w:t>
+      </w:r>
+      <w:r>
+        <w:t xml:space="preserve"> with α to get α </w:t>
+      </w:r>
+      <w:r>
+        <w:rPr>
+          <w:rFonts w:ascii="Cambria Math" w:cs="Cambria Math" w:eastAsia="Cambria Math" w:hAnsi="Cambria Math"/>
+        </w:rPr>
+        <w:t xml:space="preserve">→</w:t>
+      </w:r>
+      <w:r>
+        <w:t xml:space="preserve"> α</w:t>
+      </w:r>
+      <w:r>
+        <w:rPr>
+          <w:rFonts w:ascii="Cambria Math" w:cs="Cambria Math" w:eastAsia="Cambria Math" w:hAnsi="Cambria Math"/>
+        </w:rPr>
+        <w:t xml:space="preserve">γ</w:t>
+      </w:r>
+      <w:r>
+        <w:t xml:space="preserve">; augment α </w:t>
+      </w:r>
+      <w:r>
+        <w:rPr>
+          <w:rFonts w:ascii="Cambria Math" w:cs="Cambria Math" w:eastAsia="Cambria Math" w:hAnsi="Cambria Math"/>
+        </w:rPr>
+        <w:t xml:space="preserve">→</w:t>
+      </w:r>
+      <w:r>
+        <w:t xml:space="preserve"> β with </w:t>
+      </w:r>
+      <w:r>
+        <w:rPr>
+          <w:rFonts w:ascii="Cambria Math" w:cs="Cambria Math" w:eastAsia="Cambria Math" w:hAnsi="Cambria Math"/>
+        </w:rPr>
+        <w:t xml:space="preserve">γ</w:t>
+      </w:r>
+      <w:r>
+        <w:t xml:space="preserve"> to get α</w:t>
+      </w:r>
+      <w:r>
+        <w:rPr>
+          <w:rFonts w:ascii="Cambria Math" w:cs="Cambria Math" w:eastAsia="Cambria Math" w:hAnsi="Cambria Math"/>
+        </w:rPr>
+        <w:t xml:space="preserve">γ</w:t>
+      </w:r>
+      <w:r>
+        <w:t xml:space="preserve"> </w:t>
+      </w:r>
+      <w:r>
+        <w:rPr>
+          <w:rFonts w:ascii="Cambria Math" w:cs="Cambria Math" w:eastAsia="Cambria Math" w:hAnsi="Cambria Math"/>
+        </w:rPr>
+        <w:t xml:space="preserve">→</w:t>
+      </w:r>
+      <w:r>
+        <w:t xml:space="preserve"> β</w:t>
+      </w:r>
+      <w:r>
+        <w:rPr>
+          <w:rFonts w:ascii="Cambria Math" w:cs="Cambria Math" w:eastAsia="Cambria Math" w:hAnsi="Cambria Math"/>
+        </w:rPr>
+        <w:t xml:space="preserve">γ</w:t>
+      </w:r>
+      <w:r>
+        <w:t xml:space="preserve">; apply transitivity</w:t>
       </w:r>
     </w:p>
     <w:p>
@@ -31881,7 +34732,25 @@
         <w:t xml:space="preserve">261. </w:t>
       </w:r>
       <w:r>
-        <w:t xml:space="preserve">To prove augmentation sound, we take tuples t1, t2 with t1[γα] = t2[γα]. Which step follows?</w:t>
+        <w:t xml:space="preserve">To prove augmentation sound, we take tuples t1, t2 with t1[</w:t>
+      </w:r>
+      <w:r>
+        <w:rPr>
+          <w:rFonts w:ascii="Cambria Math" w:cs="Cambria Math" w:eastAsia="Cambria Math" w:hAnsi="Cambria Math"/>
+        </w:rPr>
+        <w:t xml:space="preserve">γ</w:t>
+      </w:r>
+      <w:r>
+        <w:t xml:space="preserve">α] = t2[</w:t>
+      </w:r>
+      <w:r>
+        <w:rPr>
+          <w:rFonts w:ascii="Cambria Math" w:cs="Cambria Math" w:eastAsia="Cambria Math" w:hAnsi="Cambria Math"/>
+        </w:rPr>
+        <w:t xml:space="preserve">γ</w:t>
+      </w:r>
+      <w:r>
+        <w:t xml:space="preserve">α]. Which step follows?</w:t>
       </w:r>
     </w:p>
     <w:p>
@@ -31898,7 +34767,34 @@
         <w:t xml:space="preserve">A. </w:t>
       </w:r>
       <w:r>
-        <w:t xml:space="preserve">t1[γ] ≠ t2[γ]</w:t>
+        <w:t xml:space="preserve">t1[</w:t>
+      </w:r>
+      <w:r>
+        <w:rPr>
+          <w:rFonts w:ascii="Cambria Math" w:cs="Cambria Math" w:eastAsia="Cambria Math" w:hAnsi="Cambria Math"/>
+        </w:rPr>
+        <w:t xml:space="preserve">γ</w:t>
+      </w:r>
+      <w:r>
+        <w:t xml:space="preserve">] </w:t>
+      </w:r>
+      <w:r>
+        <w:rPr>
+          <w:rFonts w:ascii="Cambria Math" w:cs="Cambria Math" w:eastAsia="Cambria Math" w:hAnsi="Cambria Math"/>
+        </w:rPr>
+        <w:t xml:space="preserve">≠</w:t>
+      </w:r>
+      <w:r>
+        <w:t xml:space="preserve"> t2[</w:t>
+      </w:r>
+      <w:r>
+        <w:rPr>
+          <w:rFonts w:ascii="Cambria Math" w:cs="Cambria Math" w:eastAsia="Cambria Math" w:hAnsi="Cambria Math"/>
+        </w:rPr>
+        <w:t xml:space="preserve">γ</w:t>
+      </w:r>
+      <w:r>
+        <w:t xml:space="preserve">]</w:t>
       </w:r>
     </w:p>
     <w:p>
@@ -31915,7 +34811,16 @@
         <w:t xml:space="preserve">B. </w:t>
       </w:r>
       <w:r>
-        <w:t xml:space="preserve">t1 = t2 because γα is a key</w:t>
+        <w:t xml:space="preserve">t1 = t2 because </w:t>
+      </w:r>
+      <w:r>
+        <w:rPr>
+          <w:rFonts w:ascii="Cambria Math" w:cs="Cambria Math" w:eastAsia="Cambria Math" w:hAnsi="Cambria Math"/>
+        </w:rPr>
+        <w:t xml:space="preserve">γ</w:t>
+      </w:r>
+      <w:r>
+        <w:t xml:space="preserve">α is a key</w:t>
       </w:r>
     </w:p>
     <w:p>
@@ -31932,7 +34837,52 @@
         <w:t xml:space="preserve">C. </w:t>
       </w:r>
       <w:r>
-        <w:t xml:space="preserve">t1[α] = t2[α], so t1[β] = t2[β] by α → β; with t1[γ] = t2[γ] we get t1[γβ] = t2[γβ]</w:t>
+        <w:t xml:space="preserve">t1[α] = t2[α], so t1[β] = t2[β] by α </w:t>
+      </w:r>
+      <w:r>
+        <w:rPr>
+          <w:rFonts w:ascii="Cambria Math" w:cs="Cambria Math" w:eastAsia="Cambria Math" w:hAnsi="Cambria Math"/>
+        </w:rPr>
+        <w:t xml:space="preserve">→</w:t>
+      </w:r>
+      <w:r>
+        <w:t xml:space="preserve"> β; with t1[</w:t>
+      </w:r>
+      <w:r>
+        <w:rPr>
+          <w:rFonts w:ascii="Cambria Math" w:cs="Cambria Math" w:eastAsia="Cambria Math" w:hAnsi="Cambria Math"/>
+        </w:rPr>
+        <w:t xml:space="preserve">γ</w:t>
+      </w:r>
+      <w:r>
+        <w:t xml:space="preserve">] = t2[</w:t>
+      </w:r>
+      <w:r>
+        <w:rPr>
+          <w:rFonts w:ascii="Cambria Math" w:cs="Cambria Math" w:eastAsia="Cambria Math" w:hAnsi="Cambria Math"/>
+        </w:rPr>
+        <w:t xml:space="preserve">γ</w:t>
+      </w:r>
+      <w:r>
+        <w:t xml:space="preserve">] we get t1[</w:t>
+      </w:r>
+      <w:r>
+        <w:rPr>
+          <w:rFonts w:ascii="Cambria Math" w:cs="Cambria Math" w:eastAsia="Cambria Math" w:hAnsi="Cambria Math"/>
+        </w:rPr>
+        <w:t xml:space="preserve">γ</w:t>
+      </w:r>
+      <w:r>
+        <w:t xml:space="preserve">β] = t2[</w:t>
+      </w:r>
+      <w:r>
+        <w:rPr>
+          <w:rFonts w:ascii="Cambria Math" w:cs="Cambria Math" w:eastAsia="Cambria Math" w:hAnsi="Cambria Math"/>
+        </w:rPr>
+        <w:t xml:space="preserve">γ</w:t>
+      </w:r>
+      <w:r>
+        <w:t xml:space="preserve">β]</w:t>
       </w:r>
     </w:p>
     <w:p>
@@ -31949,7 +34899,16 @@
         <w:t xml:space="preserve">D. </w:t>
       </w:r>
       <w:r>
-        <w:t xml:space="preserve">t1[β] = t2[β] because β ⊆ α</w:t>
+        <w:t xml:space="preserve">t1[β] = t2[β] because β </w:t>
+      </w:r>
+      <w:r>
+        <w:rPr>
+          <w:rFonts w:ascii="Cambria Math" w:cs="Cambria Math" w:eastAsia="Cambria Math" w:hAnsi="Cambria Math"/>
+        </w:rPr>
+        <w:t xml:space="preserve">⊆</w:t>
+      </w:r>
+      <w:r>
+        <w:t xml:space="preserve"> α</w:t>
       </w:r>
     </w:p>
     <w:p>
@@ -31987,7 +34946,16 @@
         <w:t xml:space="preserve">262. </w:t>
       </w:r>
       <w:r>
-        <w:t xml:space="preserve">How can one test whether α is a superkey of R without computing F⁺?</w:t>
+        <w:t xml:space="preserve">How can one test whether α is a superkey of R without computing F</w:t>
+      </w:r>
+      <w:r>
+        <w:rPr>
+          <w:rFonts w:ascii="Cambria Math" w:cs="Cambria Math" w:eastAsia="Cambria Math" w:hAnsi="Cambria Math"/>
+        </w:rPr>
+        <w:t xml:space="preserve">⁺</w:t>
+      </w:r>
+      <w:r>
+        <w:t xml:space="preserve">?</w:t>
       </w:r>
     </w:p>
     <w:p>
@@ -32021,7 +34989,16 @@
         <w:t xml:space="preserve">B. </w:t>
       </w:r>
       <w:r>
-        <w:t xml:space="preserve">Compute α⁺ and check that it contains all attributes of R</w:t>
+        <w:t xml:space="preserve">Compute α</w:t>
+      </w:r>
+      <w:r>
+        <w:rPr>
+          <w:rFonts w:ascii="Cambria Math" w:cs="Cambria Math" w:eastAsia="Cambria Math" w:hAnsi="Cambria Math"/>
+        </w:rPr>
+        <w:t xml:space="preserve">⁺</w:t>
+      </w:r>
+      <w:r>
+        <w:t xml:space="preserve"> and check that it contains all attributes of R</w:t>
       </w:r>
     </w:p>
     <w:p>
@@ -32093,7 +35070,25 @@
         <w:t xml:space="preserve">263. </w:t>
       </w:r>
       <w:r>
-        <w:t xml:space="preserve">How can one test whether α → β is in F⁺ efficiently?</w:t>
+        <w:t xml:space="preserve">How can one test whether α </w:t>
+      </w:r>
+      <w:r>
+        <w:rPr>
+          <w:rFonts w:ascii="Cambria Math" w:cs="Cambria Math" w:eastAsia="Cambria Math" w:hAnsi="Cambria Math"/>
+        </w:rPr>
+        <w:t xml:space="preserve">→</w:t>
+      </w:r>
+      <w:r>
+        <w:t xml:space="preserve"> β is in F</w:t>
+      </w:r>
+      <w:r>
+        <w:rPr>
+          <w:rFonts w:ascii="Cambria Math" w:cs="Cambria Math" w:eastAsia="Cambria Math" w:hAnsi="Cambria Math"/>
+        </w:rPr>
+        <w:t xml:space="preserve">⁺</w:t>
+      </w:r>
+      <w:r>
+        <w:t xml:space="preserve"> efficiently?</w:t>
       </w:r>
     </w:p>
     <w:p>
@@ -32110,7 +35105,22 @@
         <w:t xml:space="preserve">A. </w:t>
       </w:r>
       <w:r>
-        <w:t xml:space="preserve">Check whether α ⊆ β⁺</w:t>
+        <w:t xml:space="preserve">Check whether α </w:t>
+      </w:r>
+      <w:r>
+        <w:rPr>
+          <w:rFonts w:ascii="Cambria Math" w:cs="Cambria Math" w:eastAsia="Cambria Math" w:hAnsi="Cambria Math"/>
+        </w:rPr>
+        <w:t xml:space="preserve">⊆</w:t>
+      </w:r>
+      <w:r>
+        <w:t xml:space="preserve"> β</w:t>
+      </w:r>
+      <w:r>
+        <w:rPr>
+          <w:rFonts w:ascii="Cambria Math" w:cs="Cambria Math" w:eastAsia="Cambria Math" w:hAnsi="Cambria Math"/>
+        </w:rPr>
+        <w:t xml:space="preserve">⁺</w:t>
       </w:r>
     </w:p>
     <w:p>
@@ -32127,7 +35137,16 @@
         <w:t xml:space="preserve">B. </w:t>
       </w:r>
       <w:r>
-        <w:t xml:space="preserve">Check whether α → β is in F</w:t>
+        <w:t xml:space="preserve">Check whether α </w:t>
+      </w:r>
+      <w:r>
+        <w:rPr>
+          <w:rFonts w:ascii="Cambria Math" w:cs="Cambria Math" w:eastAsia="Cambria Math" w:hAnsi="Cambria Math"/>
+        </w:rPr>
+        <w:t xml:space="preserve">→</w:t>
+      </w:r>
+      <w:r>
+        <w:t xml:space="preserve"> β is in F</w:t>
       </w:r>
     </w:p>
     <w:p>
@@ -32144,7 +35163,13 @@
         <w:t xml:space="preserve">C. </w:t>
       </w:r>
       <w:r>
-        <w:t xml:space="preserve">Compute all of F⁺</w:t>
+        <w:t xml:space="preserve">Compute all of F</w:t>
+      </w:r>
+      <w:r>
+        <w:rPr>
+          <w:rFonts w:ascii="Cambria Math" w:cs="Cambria Math" w:eastAsia="Cambria Math" w:hAnsi="Cambria Math"/>
+        </w:rPr>
+        <w:t xml:space="preserve">⁺</w:t>
       </w:r>
     </w:p>
     <w:p>
@@ -32161,7 +35186,22 @@
         <w:t xml:space="preserve">D. </w:t>
       </w:r>
       <w:r>
-        <w:t xml:space="preserve">Check whether β ⊆ α⁺</w:t>
+        <w:t xml:space="preserve">Check whether β </w:t>
+      </w:r>
+      <w:r>
+        <w:rPr>
+          <w:rFonts w:ascii="Cambria Math" w:cs="Cambria Math" w:eastAsia="Cambria Math" w:hAnsi="Cambria Math"/>
+        </w:rPr>
+        <w:t xml:space="preserve">⊆</w:t>
+      </w:r>
+      <w:r>
+        <w:t xml:space="preserve"> α</w:t>
+      </w:r>
+      <w:r>
+        <w:rPr>
+          <w:rFonts w:ascii="Cambria Math" w:cs="Cambria Math" w:eastAsia="Cambria Math" w:hAnsi="Cambria Math"/>
+        </w:rPr>
+        <w:t xml:space="preserve">⁺</w:t>
       </w:r>
     </w:p>
     <w:p>
@@ -32199,7 +35239,25 @@
         <w:t xml:space="preserve">264. </w:t>
       </w:r>
       <w:r>
-        <w:t xml:space="preserve">F = { AB → C, A → C }. Which attribute is extraneous?</w:t>
+        <w:t xml:space="preserve">F = { AB </w:t>
+      </w:r>
+      <w:r>
+        <w:rPr>
+          <w:rFonts w:ascii="Cambria Math" w:cs="Cambria Math" w:eastAsia="Cambria Math" w:hAnsi="Cambria Math"/>
+        </w:rPr>
+        <w:t xml:space="preserve">→</w:t>
+      </w:r>
+      <w:r>
+        <w:t xml:space="preserve"> C, A </w:t>
+      </w:r>
+      <w:r>
+        <w:rPr>
+          <w:rFonts w:ascii="Cambria Math" w:cs="Cambria Math" w:eastAsia="Cambria Math" w:hAnsi="Cambria Math"/>
+        </w:rPr>
+        <w:t xml:space="preserve">→</w:t>
+      </w:r>
+      <w:r>
+        <w:t xml:space="preserve"> C }. Which attribute is extraneous?</w:t>
       </w:r>
     </w:p>
     <w:p>
@@ -32216,7 +35274,16 @@
         <w:t xml:space="preserve">A. </w:t>
       </w:r>
       <w:r>
-        <w:t xml:space="preserve">B in AB → C</w:t>
+        <w:t xml:space="preserve">B in AB </w:t>
+      </w:r>
+      <w:r>
+        <w:rPr>
+          <w:rFonts w:ascii="Cambria Math" w:cs="Cambria Math" w:eastAsia="Cambria Math" w:hAnsi="Cambria Math"/>
+        </w:rPr>
+        <w:t xml:space="preserve">→</w:t>
+      </w:r>
+      <w:r>
+        <w:t xml:space="preserve"> C</w:t>
       </w:r>
     </w:p>
     <w:p>
@@ -32233,7 +35300,16 @@
         <w:t xml:space="preserve">B. </w:t>
       </w:r>
       <w:r>
-        <w:t xml:space="preserve">A in AB → C</w:t>
+        <w:t xml:space="preserve">A in AB </w:t>
+      </w:r>
+      <w:r>
+        <w:rPr>
+          <w:rFonts w:ascii="Cambria Math" w:cs="Cambria Math" w:eastAsia="Cambria Math" w:hAnsi="Cambria Math"/>
+        </w:rPr>
+        <w:t xml:space="preserve">→</w:t>
+      </w:r>
+      <w:r>
+        <w:t xml:space="preserve"> C</w:t>
       </w:r>
     </w:p>
     <w:p>
@@ -32267,7 +35343,16 @@
         <w:t xml:space="preserve">D. </w:t>
       </w:r>
       <w:r>
-        <w:t xml:space="preserve">C in A → C</w:t>
+        <w:t xml:space="preserve">C in A </w:t>
+      </w:r>
+      <w:r>
+        <w:rPr>
+          <w:rFonts w:ascii="Cambria Math" w:cs="Cambria Math" w:eastAsia="Cambria Math" w:hAnsi="Cambria Math"/>
+        </w:rPr>
+        <w:t xml:space="preserve">→</w:t>
+      </w:r>
+      <w:r>
+        <w:t xml:space="preserve"> C</w:t>
       </w:r>
     </w:p>
     <w:p>
@@ -32305,7 +35390,43 @@
         <w:t xml:space="preserve">265. </w:t>
       </w:r>
       <w:r>
-        <w:t xml:space="preserve">F = { A → BC, B → C, A → B, AB → C }. What is a canonical cover of F?</w:t>
+        <w:t xml:space="preserve">F = { A </w:t>
+      </w:r>
+      <w:r>
+        <w:rPr>
+          <w:rFonts w:ascii="Cambria Math" w:cs="Cambria Math" w:eastAsia="Cambria Math" w:hAnsi="Cambria Math"/>
+        </w:rPr>
+        <w:t xml:space="preserve">→</w:t>
+      </w:r>
+      <w:r>
+        <w:t xml:space="preserve"> BC, B </w:t>
+      </w:r>
+      <w:r>
+        <w:rPr>
+          <w:rFonts w:ascii="Cambria Math" w:cs="Cambria Math" w:eastAsia="Cambria Math" w:hAnsi="Cambria Math"/>
+        </w:rPr>
+        <w:t xml:space="preserve">→</w:t>
+      </w:r>
+      <w:r>
+        <w:t xml:space="preserve"> C, A </w:t>
+      </w:r>
+      <w:r>
+        <w:rPr>
+          <w:rFonts w:ascii="Cambria Math" w:cs="Cambria Math" w:eastAsia="Cambria Math" w:hAnsi="Cambria Math"/>
+        </w:rPr>
+        <w:t xml:space="preserve">→</w:t>
+      </w:r>
+      <w:r>
+        <w:t xml:space="preserve"> B, AB </w:t>
+      </w:r>
+      <w:r>
+        <w:rPr>
+          <w:rFonts w:ascii="Cambria Math" w:cs="Cambria Math" w:eastAsia="Cambria Math" w:hAnsi="Cambria Math"/>
+        </w:rPr>
+        <w:t xml:space="preserve">→</w:t>
+      </w:r>
+      <w:r>
+        <w:t xml:space="preserve"> C }. What is a canonical cover of F?</w:t>
       </w:r>
     </w:p>
     <w:p>
@@ -32322,7 +35443,25 @@
         <w:t xml:space="preserve">A. </w:t>
       </w:r>
       <w:r>
-        <w:t xml:space="preserve">{ A → B, B → C }</w:t>
+        <w:t xml:space="preserve">{ A </w:t>
+      </w:r>
+      <w:r>
+        <w:rPr>
+          <w:rFonts w:ascii="Cambria Math" w:cs="Cambria Math" w:eastAsia="Cambria Math" w:hAnsi="Cambria Math"/>
+        </w:rPr>
+        <w:t xml:space="preserve">→</w:t>
+      </w:r>
+      <w:r>
+        <w:t xml:space="preserve"> B, B </w:t>
+      </w:r>
+      <w:r>
+        <w:rPr>
+          <w:rFonts w:ascii="Cambria Math" w:cs="Cambria Math" w:eastAsia="Cambria Math" w:hAnsi="Cambria Math"/>
+        </w:rPr>
+        <w:t xml:space="preserve">→</w:t>
+      </w:r>
+      <w:r>
+        <w:t xml:space="preserve"> C }</w:t>
       </w:r>
     </w:p>
     <w:p>
@@ -32339,7 +35478,25 @@
         <w:t xml:space="preserve">B. </w:t>
       </w:r>
       <w:r>
-        <w:t xml:space="preserve">{ A → C, B → C }</w:t>
+        <w:t xml:space="preserve">{ A </w:t>
+      </w:r>
+      <w:r>
+        <w:rPr>
+          <w:rFonts w:ascii="Cambria Math" w:cs="Cambria Math" w:eastAsia="Cambria Math" w:hAnsi="Cambria Math"/>
+        </w:rPr>
+        <w:t xml:space="preserve">→</w:t>
+      </w:r>
+      <w:r>
+        <w:t xml:space="preserve"> C, B </w:t>
+      </w:r>
+      <w:r>
+        <w:rPr>
+          <w:rFonts w:ascii="Cambria Math" w:cs="Cambria Math" w:eastAsia="Cambria Math" w:hAnsi="Cambria Math"/>
+        </w:rPr>
+        <w:t xml:space="preserve">→</w:t>
+      </w:r>
+      <w:r>
+        <w:t xml:space="preserve"> C }</w:t>
       </w:r>
     </w:p>
     <w:p>
@@ -32356,7 +35513,25 @@
         <w:t xml:space="preserve">C. </w:t>
       </w:r>
       <w:r>
-        <w:t xml:space="preserve">{ A → BC, B → C }</w:t>
+        <w:t xml:space="preserve">{ A </w:t>
+      </w:r>
+      <w:r>
+        <w:rPr>
+          <w:rFonts w:ascii="Cambria Math" w:cs="Cambria Math" w:eastAsia="Cambria Math" w:hAnsi="Cambria Math"/>
+        </w:rPr>
+        <w:t xml:space="preserve">→</w:t>
+      </w:r>
+      <w:r>
+        <w:t xml:space="preserve"> BC, B </w:t>
+      </w:r>
+      <w:r>
+        <w:rPr>
+          <w:rFonts w:ascii="Cambria Math" w:cs="Cambria Math" w:eastAsia="Cambria Math" w:hAnsi="Cambria Math"/>
+        </w:rPr>
+        <w:t xml:space="preserve">→</w:t>
+      </w:r>
+      <w:r>
+        <w:t xml:space="preserve"> C }</w:t>
       </w:r>
     </w:p>
     <w:p>
@@ -32373,7 +35548,25 @@
         <w:t xml:space="preserve">D. </w:t>
       </w:r>
       <w:r>
-        <w:t xml:space="preserve">{ A → B, AB → C }</w:t>
+        <w:t xml:space="preserve">{ A </w:t>
+      </w:r>
+      <w:r>
+        <w:rPr>
+          <w:rFonts w:ascii="Cambria Math" w:cs="Cambria Math" w:eastAsia="Cambria Math" w:hAnsi="Cambria Math"/>
+        </w:rPr>
+        <w:t xml:space="preserve">→</w:t>
+      </w:r>
+      <w:r>
+        <w:t xml:space="preserve"> B, AB </w:t>
+      </w:r>
+      <w:r>
+        <w:rPr>
+          <w:rFonts w:ascii="Cambria Math" w:cs="Cambria Math" w:eastAsia="Cambria Math" w:hAnsi="Cambria Math"/>
+        </w:rPr>
+        <w:t xml:space="preserve">→</w:t>
+      </w:r>
+      <w:r>
+        <w:t xml:space="preserve"> C }</w:t>
       </w:r>
     </w:p>
     <w:p>
@@ -32517,7 +35710,25 @@
         <w:t xml:space="preserve">267. </w:t>
       </w:r>
       <w:r>
-        <w:t xml:space="preserve">R(A, B, C) with F = { A → B, B → C } is decomposed into (A, B) and (A, C). Which statement is correct?</w:t>
+        <w:t xml:space="preserve">R(A, B, C) with F = { A </w:t>
+      </w:r>
+      <w:r>
+        <w:rPr>
+          <w:rFonts w:ascii="Cambria Math" w:cs="Cambria Math" w:eastAsia="Cambria Math" w:hAnsi="Cambria Math"/>
+        </w:rPr>
+        <w:t xml:space="preserve">→</w:t>
+      </w:r>
+      <w:r>
+        <w:t xml:space="preserve"> B, B </w:t>
+      </w:r>
+      <w:r>
+        <w:rPr>
+          <w:rFonts w:ascii="Cambria Math" w:cs="Cambria Math" w:eastAsia="Cambria Math" w:hAnsi="Cambria Math"/>
+        </w:rPr>
+        <w:t xml:space="preserve">→</w:t>
+      </w:r>
+      <w:r>
+        <w:t xml:space="preserve"> C } is decomposed into (A, B) and (A, C). Which statement is correct?</w:t>
       </w:r>
     </w:p>
     <w:p>
@@ -32568,7 +35779,16 @@
         <w:t xml:space="preserve">C. </w:t>
       </w:r>
       <w:r>
-        <w:t xml:space="preserve">The decomposition is lossless but does not preserve B → C</w:t>
+        <w:t xml:space="preserve">The decomposition is lossless but does not preserve B </w:t>
+      </w:r>
+      <w:r>
+        <w:rPr>
+          <w:rFonts w:ascii="Cambria Math" w:cs="Cambria Math" w:eastAsia="Cambria Math" w:hAnsi="Cambria Math"/>
+        </w:rPr>
+        <w:t xml:space="preserve">→</w:t>
+      </w:r>
+      <w:r>
+        <w:t xml:space="preserve"> C</w:t>
       </w:r>
     </w:p>
     <w:p>
@@ -32623,7 +35843,25 @@
         <w:t xml:space="preserve">268. </w:t>
       </w:r>
       <w:r>
-        <w:t xml:space="preserve">R(A, B, C) with F = { A → B, B → C } is decomposed into (A, B) and (B, C). Which statement is correct?</w:t>
+        <w:t xml:space="preserve">R(A, B, C) with F = { A </w:t>
+      </w:r>
+      <w:r>
+        <w:rPr>
+          <w:rFonts w:ascii="Cambria Math" w:cs="Cambria Math" w:eastAsia="Cambria Math" w:hAnsi="Cambria Math"/>
+        </w:rPr>
+        <w:t xml:space="preserve">→</w:t>
+      </w:r>
+      <w:r>
+        <w:t xml:space="preserve"> B, B </w:t>
+      </w:r>
+      <w:r>
+        <w:rPr>
+          <w:rFonts w:ascii="Cambria Math" w:cs="Cambria Math" w:eastAsia="Cambria Math" w:hAnsi="Cambria Math"/>
+        </w:rPr>
+        <w:t xml:space="preserve">→</w:t>
+      </w:r>
+      <w:r>
+        <w:t xml:space="preserve"> C } is decomposed into (A, B) and (B, C). Which statement is correct?</w:t>
       </w:r>
     </w:p>
     <w:p>
@@ -32674,7 +35912,16 @@
         <w:t xml:space="preserve">C. </w:t>
       </w:r>
       <w:r>
-        <w:t xml:space="preserve">B → C is not preserved</w:t>
+        <w:t xml:space="preserve">B </w:t>
+      </w:r>
+      <w:r>
+        <w:rPr>
+          <w:rFonts w:ascii="Cambria Math" w:cs="Cambria Math" w:eastAsia="Cambria Math" w:hAnsi="Cambria Math"/>
+        </w:rPr>
+        <w:t xml:space="preserve">→</w:t>
+      </w:r>
+      <w:r>
+        <w:t xml:space="preserve"> C is not preserved</w:t>
       </w:r>
     </w:p>
     <w:p>
@@ -32729,7 +35976,25 @@
         <w:t xml:space="preserve">269. </w:t>
       </w:r>
       <w:r>
-        <w:t xml:space="preserve">If a decomposition does not preserve the FD α → β, what does checking α → β cost on each update?</w:t>
+        <w:t xml:space="preserve">If a decomposition does not preserve the FD α </w:t>
+      </w:r>
+      <w:r>
+        <w:rPr>
+          <w:rFonts w:ascii="Cambria Math" w:cs="Cambria Math" w:eastAsia="Cambria Math" w:hAnsi="Cambria Math"/>
+        </w:rPr>
+        <w:t xml:space="preserve">→</w:t>
+      </w:r>
+      <w:r>
+        <w:t xml:space="preserve"> β, what does checking α </w:t>
+      </w:r>
+      <w:r>
+        <w:rPr>
+          <w:rFonts w:ascii="Cambria Math" w:cs="Cambria Math" w:eastAsia="Cambria Math" w:hAnsi="Cambria Math"/>
+        </w:rPr>
+        <w:t xml:space="preserve">→</w:t>
+      </w:r>
+      <w:r>
+        <w:t xml:space="preserve"> β cost on each update?</w:t>
       </w:r>
     </w:p>
     <w:p>
@@ -32835,7 +36100,25 @@
         <w:t xml:space="preserve">270. </w:t>
       </w:r>
       <w:r>
-        <w:t xml:space="preserve">dept_advisor(s_ID, i_ID, dept_name) with F = { i_ID → dept_name; s_ID, dept_name → i_ID }. Which statement is correct?</w:t>
+        <w:t xml:space="preserve">dept_advisor(s_ID, i_ID, dept_name) with F = { i_ID </w:t>
+      </w:r>
+      <w:r>
+        <w:rPr>
+          <w:rFonts w:ascii="Cambria Math" w:cs="Cambria Math" w:eastAsia="Cambria Math" w:hAnsi="Cambria Math"/>
+        </w:rPr>
+        <w:t xml:space="preserve">→</w:t>
+      </w:r>
+      <w:r>
+        <w:t xml:space="preserve"> dept_name; s_ID, dept_name </w:t>
+      </w:r>
+      <w:r>
+        <w:rPr>
+          <w:rFonts w:ascii="Cambria Math" w:cs="Cambria Math" w:eastAsia="Cambria Math" w:hAnsi="Cambria Math"/>
+        </w:rPr>
+        <w:t xml:space="preserve">→</w:t>
+      </w:r>
+      <w:r>
+        <w:t xml:space="preserve"> i_ID }. Which statement is correct?</w:t>
       </w:r>
     </w:p>
     <w:p>
@@ -32869,7 +36152,16 @@
         <w:t xml:space="preserve">B. </w:t>
       </w:r>
       <w:r>
-        <w:t xml:space="preserve">It is in 3NF but not in BCNF, and no BCNF decomposition preserves s_ID, dept_name → i_ID</w:t>
+        <w:t xml:space="preserve">It is in 3NF but not in BCNF, and no BCNF decomposition preserves s_ID, dept_name </w:t>
+      </w:r>
+      <w:r>
+        <w:rPr>
+          <w:rFonts w:ascii="Cambria Math" w:cs="Cambria Math" w:eastAsia="Cambria Math" w:hAnsi="Cambria Math"/>
+        </w:rPr>
+        <w:t xml:space="preserve">→</w:t>
+      </w:r>
+      <w:r>
+        <w:t xml:space="preserve"> i_ID</w:t>
       </w:r>
     </w:p>
     <w:p>
@@ -32941,7 +36233,25 @@
         <w:t xml:space="preserve">271. </w:t>
       </w:r>
       <w:r>
-        <w:t xml:space="preserve">R(A, B, C) with F = { AB → C, C → A }. What are the candidate keys, and what is the highest of BCNF and 3NF that R satisfies?</w:t>
+        <w:t xml:space="preserve">R(A, B, C) with F = { AB </w:t>
+      </w:r>
+      <w:r>
+        <w:rPr>
+          <w:rFonts w:ascii="Cambria Math" w:cs="Cambria Math" w:eastAsia="Cambria Math" w:hAnsi="Cambria Math"/>
+        </w:rPr>
+        <w:t xml:space="preserve">→</w:t>
+      </w:r>
+      <w:r>
+        <w:t xml:space="preserve"> C, C </w:t>
+      </w:r>
+      <w:r>
+        <w:rPr>
+          <w:rFonts w:ascii="Cambria Math" w:cs="Cambria Math" w:eastAsia="Cambria Math" w:hAnsi="Cambria Math"/>
+        </w:rPr>
+        <w:t xml:space="preserve">→</w:t>
+      </w:r>
+      <w:r>
+        <w:t xml:space="preserve"> A }. What are the candidate keys, and what is the highest of BCNF and 3NF that R satisfies?</w:t>
       </w:r>
     </w:p>
     <w:p>
@@ -33153,7 +36463,34 @@
         <w:t xml:space="preserve">273. </w:t>
       </w:r>
       <w:r>
-        <w:t xml:space="preserve">In the BCNF decomposition algorithm, a schema Ri violating BCNF with α → β (α ∩ β = ∅) is replaced by:</w:t>
+        <w:t xml:space="preserve">In the BCNF decomposition algorithm, a schema Ri violating BCNF with α </w:t>
+      </w:r>
+      <w:r>
+        <w:rPr>
+          <w:rFonts w:ascii="Cambria Math" w:cs="Cambria Math" w:eastAsia="Cambria Math" w:hAnsi="Cambria Math"/>
+        </w:rPr>
+        <w:t xml:space="preserve">→</w:t>
+      </w:r>
+      <w:r>
+        <w:t xml:space="preserve"> β (α </w:t>
+      </w:r>
+      <w:r>
+        <w:rPr>
+          <w:rFonts w:ascii="Cambria Math" w:cs="Cambria Math" w:eastAsia="Cambria Math" w:hAnsi="Cambria Math"/>
+        </w:rPr>
+        <w:t xml:space="preserve">∩</w:t>
+      </w:r>
+      <w:r>
+        <w:t xml:space="preserve"> β = </w:t>
+      </w:r>
+      <w:r>
+        <w:rPr>
+          <w:rFonts w:ascii="Cambria Math" w:cs="Cambria Math" w:eastAsia="Cambria Math" w:hAnsi="Cambria Math"/>
+        </w:rPr>
+        <w:t xml:space="preserve">∅</w:t>
+      </w:r>
+      <w:r>
+        <w:t xml:space="preserve">) is replaced by:</w:t>
       </w:r>
     </w:p>
     <w:p>
@@ -33170,7 +36507,16 @@
         <w:t xml:space="preserve">A. </w:t>
       </w:r>
       <w:r>
-        <w:t xml:space="preserve">(Ri − β) and (α, β)</w:t>
+        <w:t xml:space="preserve">(Ri </w:t>
+      </w:r>
+      <w:r>
+        <w:rPr>
+          <w:rFonts w:ascii="Cambria Math" w:cs="Cambria Math" w:eastAsia="Cambria Math" w:hAnsi="Cambria Math"/>
+        </w:rPr>
+        <w:t xml:space="preserve">−</w:t>
+      </w:r>
+      <w:r>
+        <w:t xml:space="preserve"> β) and (α, β)</w:t>
       </w:r>
     </w:p>
     <w:p>
@@ -33204,7 +36550,16 @@
         <w:t xml:space="preserve">C. </w:t>
       </w:r>
       <w:r>
-        <w:t xml:space="preserve">(Ri − β) and (β)</w:t>
+        <w:t xml:space="preserve">(Ri </w:t>
+      </w:r>
+      <w:r>
+        <w:rPr>
+          <w:rFonts w:ascii="Cambria Math" w:cs="Cambria Math" w:eastAsia="Cambria Math" w:hAnsi="Cambria Math"/>
+        </w:rPr>
+        <w:t xml:space="preserve">−</w:t>
+      </w:r>
+      <w:r>
+        <w:t xml:space="preserve"> β) and (β)</w:t>
       </w:r>
     </w:p>
     <w:p>
@@ -33221,7 +36576,16 @@
         <w:t xml:space="preserve">D. </w:t>
       </w:r>
       <w:r>
-        <w:t xml:space="preserve">(Ri − α) and (α, β)</w:t>
+        <w:t xml:space="preserve">(Ri </w:t>
+      </w:r>
+      <w:r>
+        <w:rPr>
+          <w:rFonts w:ascii="Cambria Math" w:cs="Cambria Math" w:eastAsia="Cambria Math" w:hAnsi="Cambria Math"/>
+        </w:rPr>
+        <w:t xml:space="preserve">−</w:t>
+      </w:r>
+      <w:r>
+        <w:t xml:space="preserve"> α) and (α, β)</w:t>
       </w:r>
     </w:p>
     <w:p>
@@ -33259,7 +36623,25 @@
         <w:t xml:space="preserve">274. </w:t>
       </w:r>
       <w:r>
-        <w:t xml:space="preserve">R(A, B, C) with F = { A → B, B → C }. What does the BCNF decomposition algorithm produce?</w:t>
+        <w:t xml:space="preserve">R(A, B, C) with F = { A </w:t>
+      </w:r>
+      <w:r>
+        <w:rPr>
+          <w:rFonts w:ascii="Cambria Math" w:cs="Cambria Math" w:eastAsia="Cambria Math" w:hAnsi="Cambria Math"/>
+        </w:rPr>
+        <w:t xml:space="preserve">→</w:t>
+      </w:r>
+      <w:r>
+        <w:t xml:space="preserve"> B, B </w:t>
+      </w:r>
+      <w:r>
+        <w:rPr>
+          <w:rFonts w:ascii="Cambria Math" w:cs="Cambria Math" w:eastAsia="Cambria Math" w:hAnsi="Cambria Math"/>
+        </w:rPr>
+        <w:t xml:space="preserve">→</w:t>
+      </w:r>
+      <w:r>
+        <w:t xml:space="preserve"> C }. What does the BCNF decomposition algorithm produce?</w:t>
       </w:r>
     </w:p>
     <w:p>
@@ -33365,7 +36747,25 @@
         <w:t xml:space="preserve">275. </w:t>
       </w:r>
       <w:r>
-        <w:t xml:space="preserve">R(A, B, C, D) with F = { A → B, C → D }. How many schemas does the 3NF synthesis algorithm produce (no schema removed)?</w:t>
+        <w:t xml:space="preserve">R(A, B, C, D) with F = { A </w:t>
+      </w:r>
+      <w:r>
+        <w:rPr>
+          <w:rFonts w:ascii="Cambria Math" w:cs="Cambria Math" w:eastAsia="Cambria Math" w:hAnsi="Cambria Math"/>
+        </w:rPr>
+        <w:t xml:space="preserve">→</w:t>
+      </w:r>
+      <w:r>
+        <w:t xml:space="preserve"> B, C </w:t>
+      </w:r>
+      <w:r>
+        <w:rPr>
+          <w:rFonts w:ascii="Cambria Math" w:cs="Cambria Math" w:eastAsia="Cambria Math" w:hAnsi="Cambria Math"/>
+        </w:rPr>
+        <w:t xml:space="preserve">→</w:t>
+      </w:r>
+      <w:r>
+        <w:t xml:space="preserve"> D }. How many schemas does the 3NF synthesis algorithm produce (no schema removed)?</w:t>
       </w:r>
     </w:p>
     <w:p>
@@ -33628,7 +37028,16 @@
         <w:t xml:space="preserve">C. </w:t>
       </w:r>
       <w:r>
-        <w:t xml:space="preserve">The third condition of 3NF allows attributes of β − α that belong to some candidate key, and finding candidate keys can be exponential</w:t>
+        <w:t xml:space="preserve">The third condition of 3NF allows attributes of β </w:t>
+      </w:r>
+      <w:r>
+        <w:rPr>
+          <w:rFonts w:ascii="Cambria Math" w:cs="Cambria Math" w:eastAsia="Cambria Math" w:hAnsi="Cambria Math"/>
+        </w:rPr>
+        <w:t xml:space="preserve">−</w:t>
+      </w:r>
+      <w:r>
+        <w:t xml:space="preserve"> α that belong to some candidate key, and finding candidate keys can be exponential</w:t>
       </w:r>
     </w:p>
     <w:p>
@@ -33683,7 +37092,16 @@
         <w:t xml:space="preserve">278. </w:t>
       </w:r>
       <w:r>
-        <w:t xml:space="preserve">The multivalued dependency α →→ β holds on R if, for tuples that agree on α:</w:t>
+        <w:t xml:space="preserve">The multivalued dependency α </w:t>
+      </w:r>
+      <w:r>
+        <w:rPr>
+          <w:rFonts w:ascii="Cambria Math" w:cs="Cambria Math" w:eastAsia="Cambria Math" w:hAnsi="Cambria Math"/>
+        </w:rPr>
+        <w:t xml:space="preserve">→→</w:t>
+      </w:r>
+      <w:r>
+        <w:t xml:space="preserve"> β holds on R if, for tuples that agree on α:</w:t>
       </w:r>
     </w:p>
     <w:p>
@@ -33700,7 +37118,25 @@
         <w:t xml:space="preserve">A. </w:t>
       </w:r>
       <w:r>
-        <w:t xml:space="preserve">their β values and their R − α − β values are independent: every combination appears</w:t>
+        <w:t xml:space="preserve">their β values and their R </w:t>
+      </w:r>
+      <w:r>
+        <w:rPr>
+          <w:rFonts w:ascii="Cambria Math" w:cs="Cambria Math" w:eastAsia="Cambria Math" w:hAnsi="Cambria Math"/>
+        </w:rPr>
+        <w:t xml:space="preserve">−</w:t>
+      </w:r>
+      <w:r>
+        <w:t xml:space="preserve"> α </w:t>
+      </w:r>
+      <w:r>
+        <w:rPr>
+          <w:rFonts w:ascii="Cambria Math" w:cs="Cambria Math" w:eastAsia="Cambria Math" w:hAnsi="Cambria Math"/>
+        </w:rPr>
+        <w:t xml:space="preserve">−</w:t>
+      </w:r>
+      <w:r>
+        <w:t xml:space="preserve"> β values are independent: every combination appears</w:t>
       </w:r>
     </w:p>
     <w:p>
@@ -33806,7 +37242,16 @@
         <w:t xml:space="preserve">A. </w:t>
       </w:r>
       <w:r>
-        <w:t xml:space="preserve">ID → child_name holds</w:t>
+        <w:t xml:space="preserve">ID </w:t>
+      </w:r>
+      <w:r>
+        <w:rPr>
+          <w:rFonts w:ascii="Cambria Math" w:cs="Cambria Math" w:eastAsia="Cambria Math" w:hAnsi="Cambria Math"/>
+        </w:rPr>
+        <w:t xml:space="preserve">→</w:t>
+      </w:r>
+      <w:r>
+        <w:t xml:space="preserve"> child_name holds</w:t>
       </w:r>
     </w:p>
     <w:p>
@@ -33823,7 +37268,16 @@
         <w:t xml:space="preserve">B. </w:t>
       </w:r>
       <w:r>
-        <w:t xml:space="preserve">ID →→ child_name holds; the schema is in BCNF but not in 4NF</w:t>
+        <w:t xml:space="preserve">ID </w:t>
+      </w:r>
+      <w:r>
+        <w:rPr>
+          <w:rFonts w:ascii="Cambria Math" w:cs="Cambria Math" w:eastAsia="Cambria Math" w:hAnsi="Cambria Math"/>
+        </w:rPr>
+        <w:t xml:space="preserve">→→</w:t>
+      </w:r>
+      <w:r>
+        <w:t xml:space="preserve"> child_name holds; the schema is in BCNF but not in 4NF</w:t>
       </w:r>
     </w:p>
     <w:p>
@@ -33963,7 +37417,25 @@
         <w:t xml:space="preserve">D. </w:t>
       </w:r>
       <w:r>
-        <w:t xml:space="preserve">Every FD α → β is also an MVD α →→ β</w:t>
+        <w:t xml:space="preserve">Every FD α </w:t>
+      </w:r>
+      <w:r>
+        <w:rPr>
+          <w:rFonts w:ascii="Cambria Math" w:cs="Cambria Math" w:eastAsia="Cambria Math" w:hAnsi="Cambria Math"/>
+        </w:rPr>
+        <w:t xml:space="preserve">→</w:t>
+      </w:r>
+      <w:r>
+        <w:t xml:space="preserve"> β is also an MVD α </w:t>
+      </w:r>
+      <w:r>
+        <w:rPr>
+          <w:rFonts w:ascii="Cambria Math" w:cs="Cambria Math" w:eastAsia="Cambria Math" w:hAnsi="Cambria Math"/>
+        </w:rPr>
+        <w:t xml:space="preserve">→→</w:t>
+      </w:r>
+      <w:r>
+        <w:t xml:space="preserve"> β</w:t>
       </w:r>
     </w:p>
     <w:p>
@@ -34319,7 +37791,25 @@
         <w:t xml:space="preserve">284. </w:t>
       </w:r>
       <w:r>
-        <w:t xml:space="preserve">R(A, B, C, D) with candidate key AB and F = { AB → C, C → D }. Which is the highest normal form among 2NF, 3NF and BCNF that R satisfies?</w:t>
+        <w:t xml:space="preserve">R(A, B, C, D) with candidate key AB and F = { AB </w:t>
+      </w:r>
+      <w:r>
+        <w:rPr>
+          <w:rFonts w:ascii="Cambria Math" w:cs="Cambria Math" w:eastAsia="Cambria Math" w:hAnsi="Cambria Math"/>
+        </w:rPr>
+        <w:t xml:space="preserve">→</w:t>
+      </w:r>
+      <w:r>
+        <w:t xml:space="preserve"> C, C </w:t>
+      </w:r>
+      <w:r>
+        <w:rPr>
+          <w:rFonts w:ascii="Cambria Math" w:cs="Cambria Math" w:eastAsia="Cambria Math" w:hAnsi="Cambria Math"/>
+        </w:rPr>
+        <w:t xml:space="preserve">→</w:t>
+      </w:r>
+      <w:r>
+        <w:t xml:space="preserve"> D }. Which is the highest normal form among 2NF, 3NF and BCNF that R satisfies?</w:t>
       </w:r>
     </w:p>
     <w:p>
@@ -39978,7 +43468,43 @@
         <w:t xml:space="preserve">337. </w:t>
       </w:r>
       <w:r>
-        <w:t xml:space="preserve">A disjunctive selection σ_θ1 ∨ θ2(r) can use indices only if:</w:t>
+        <w:t xml:space="preserve">A disjunctive selection </w:t>
+      </w:r>
+      <w:r>
+        <w:rPr>
+          <w:rFonts w:ascii="Cambria Math" w:cs="Cambria Math" w:eastAsia="Cambria Math" w:hAnsi="Cambria Math"/>
+        </w:rPr>
+        <w:t xml:space="preserve">σ</w:t>
+      </w:r>
+      <w:r>
+        <w:t xml:space="preserve">_</w:t>
+      </w:r>
+      <w:r>
+        <w:rPr>
+          <w:rFonts w:ascii="Cambria Math" w:cs="Cambria Math" w:eastAsia="Cambria Math" w:hAnsi="Cambria Math"/>
+        </w:rPr>
+        <w:t xml:space="preserve">θ</w:t>
+      </w:r>
+      <w:r>
+        <w:t xml:space="preserve">1 </w:t>
+      </w:r>
+      <w:r>
+        <w:rPr>
+          <w:rFonts w:ascii="Cambria Math" w:cs="Cambria Math" w:eastAsia="Cambria Math" w:hAnsi="Cambria Math"/>
+        </w:rPr>
+        <w:t xml:space="preserve">∨</w:t>
+      </w:r>
+      <w:r>
+        <w:t xml:space="preserve"> </w:t>
+      </w:r>
+      <w:r>
+        <w:rPr>
+          <w:rFonts w:ascii="Cambria Math" w:cs="Cambria Math" w:eastAsia="Cambria Math" w:hAnsi="Cambria Math"/>
+        </w:rPr>
+        <w:t xml:space="preserve">θ</w:t>
+      </w:r>
+      <w:r>
+        <w:t xml:space="preserve">2(r) can use indices only if:</w:t>
       </w:r>
     </w:p>
     <w:p>
@@ -40012,7 +43538,22 @@
         <w:t xml:space="preserve">B. </w:t>
       </w:r>
       <w:r>
-        <w:t xml:space="preserve">θ1 and θ2 use the same attribute</w:t>
+        <w:rPr>
+          <w:rFonts w:ascii="Cambria Math" w:cs="Cambria Math" w:eastAsia="Cambria Math" w:hAnsi="Cambria Math"/>
+        </w:rPr>
+        <w:t xml:space="preserve">θ</w:t>
+      </w:r>
+      <w:r>
+        <w:t xml:space="preserve">1 and </w:t>
+      </w:r>
+      <w:r>
+        <w:rPr>
+          <w:rFonts w:ascii="Cambria Math" w:cs="Cambria Math" w:eastAsia="Cambria Math" w:hAnsi="Cambria Math"/>
+        </w:rPr>
+        <w:t xml:space="preserve">θ</w:t>
+      </w:r>
+      <w:r>
+        <w:t xml:space="preserve">2 use the same attribute</w:t>
       </w:r>
     </w:p>
     <w:p>
@@ -40029,7 +43570,16 @@
         <w:t xml:space="preserve">C. </w:t>
       </w:r>
       <w:r>
-        <w:t xml:space="preserve">every condition θi has an index; otherwise a linear scan is needed</w:t>
+        <w:t xml:space="preserve">every condition </w:t>
+      </w:r>
+      <w:r>
+        <w:rPr>
+          <w:rFonts w:ascii="Cambria Math" w:cs="Cambria Math" w:eastAsia="Cambria Math" w:hAnsi="Cambria Math"/>
+        </w:rPr>
+        <w:t xml:space="preserve">θ</w:t>
+      </w:r>
+      <w:r>
+        <w:t xml:space="preserve">i has an index; otherwise a linear scan is needed</w:t>
       </w:r>
     </w:p>
     <w:p>
@@ -40046,7 +43596,16 @@
         <w:t xml:space="preserve">D. </w:t>
       </w:r>
       <w:r>
-        <w:t xml:space="preserve">at least one θi has an index</w:t>
+        <w:t xml:space="preserve">at least one </w:t>
+      </w:r>
+      <w:r>
+        <w:rPr>
+          <w:rFonts w:ascii="Cambria Math" w:cs="Cambria Math" w:eastAsia="Cambria Math" w:hAnsi="Cambria Math"/>
+        </w:rPr>
+        <w:t xml:space="preserve">θ</w:t>
+      </w:r>
+      <w:r>
+        <w:t xml:space="preserve">i has an index</w:t>
       </w:r>
     </w:p>
     <w:p>
@@ -40118,7 +43677,16 @@
         <w:t xml:space="preserve">B. </w:t>
       </w:r>
       <w:r>
-        <w:t xml:space="preserve">M − 1</w:t>
+        <w:t xml:space="preserve">M </w:t>
+      </w:r>
+      <w:r>
+        <w:rPr>
+          <w:rFonts w:ascii="Cambria Math" w:cs="Cambria Math" w:eastAsia="Cambria Math" w:hAnsi="Cambria Math"/>
+        </w:rPr>
+        <w:t xml:space="preserve">−</w:t>
+      </w:r>
+      <w:r>
+        <w:t xml:space="preserve"> 1</w:t>
       </w:r>
     </w:p>
     <w:p>
@@ -40207,7 +43775,16 @@
         <w:t xml:space="preserve">A. </w:t>
       </w:r>
       <w:r>
-        <w:t xml:space="preserve">M − 1, with one block reserved for output</w:t>
+        <w:t xml:space="preserve">M </w:t>
+      </w:r>
+      <w:r>
+        <w:rPr>
+          <w:rFonts w:ascii="Cambria Math" w:cs="Cambria Math" w:eastAsia="Cambria Math" w:hAnsi="Cambria Math"/>
+        </w:rPr>
+        <w:t xml:space="preserve">−</w:t>
+      </w:r>
+      <w:r>
+        <w:t xml:space="preserve"> 1, with one block reserved for output</w:t>
       </w:r>
     </w:p>
     <w:p>
@@ -40296,7 +43873,16 @@
         <w:t xml:space="preserve">340. </w:t>
       </w:r>
       <w:r>
-        <w:t xml:space="preserve">A relation of br = 1,000 blocks is sorted with M = 11 memory blocks. How many merge passes are needed (⌈log(M−1)(br / M)⌉)?</w:t>
+        <w:t xml:space="preserve">A relation of br = 1,000 blocks is sorted with M = 11 memory blocks. How many merge passes are needed (⌈log(M</w:t>
+      </w:r>
+      <w:r>
+        <w:rPr>
+          <w:rFonts w:ascii="Cambria Math" w:cs="Cambria Math" w:eastAsia="Cambria Math" w:hAnsi="Cambria Math"/>
+        </w:rPr>
+        <w:t xml:space="preserve">−</w:t>
+      </w:r>
+      <w:r>
+        <w:t xml:space="preserve">1)(br / M)⌉)?</w:t>
       </w:r>
     </w:p>
     <w:p>
@@ -41751,7 +45337,85 @@
         <w:t xml:space="preserve">A. </w:t>
       </w:r>
       <w:r>
-        <w:t xml:space="preserve">σ_θ0(E1 ⋈_θ E2) = σ_θ0(E1) ⋈_θ E2, if θ0 involves only attributes of E1</w:t>
+        <w:rPr>
+          <w:rFonts w:ascii="Cambria Math" w:cs="Cambria Math" w:eastAsia="Cambria Math" w:hAnsi="Cambria Math"/>
+        </w:rPr>
+        <w:t xml:space="preserve">σ</w:t>
+      </w:r>
+      <w:r>
+        <w:t xml:space="preserve">_</w:t>
+      </w:r>
+      <w:r>
+        <w:rPr>
+          <w:rFonts w:ascii="Cambria Math" w:cs="Cambria Math" w:eastAsia="Cambria Math" w:hAnsi="Cambria Math"/>
+        </w:rPr>
+        <w:t xml:space="preserve">θ</w:t>
+      </w:r>
+      <w:r>
+        <w:t xml:space="preserve">0(E1 </w:t>
+      </w:r>
+      <w:r>
+        <w:rPr>
+          <w:rFonts w:ascii="Cambria Math" w:cs="Cambria Math" w:eastAsia="Cambria Math" w:hAnsi="Cambria Math"/>
+        </w:rPr>
+        <w:t xml:space="preserve">⋈</w:t>
+      </w:r>
+      <w:r>
+        <w:t xml:space="preserve">_</w:t>
+      </w:r>
+      <w:r>
+        <w:rPr>
+          <w:rFonts w:ascii="Cambria Math" w:cs="Cambria Math" w:eastAsia="Cambria Math" w:hAnsi="Cambria Math"/>
+        </w:rPr>
+        <w:t xml:space="preserve">θ</w:t>
+      </w:r>
+      <w:r>
+        <w:t xml:space="preserve"> E2) = </w:t>
+      </w:r>
+      <w:r>
+        <w:rPr>
+          <w:rFonts w:ascii="Cambria Math" w:cs="Cambria Math" w:eastAsia="Cambria Math" w:hAnsi="Cambria Math"/>
+        </w:rPr>
+        <w:t xml:space="preserve">σ</w:t>
+      </w:r>
+      <w:r>
+        <w:t xml:space="preserve">_</w:t>
+      </w:r>
+      <w:r>
+        <w:rPr>
+          <w:rFonts w:ascii="Cambria Math" w:cs="Cambria Math" w:eastAsia="Cambria Math" w:hAnsi="Cambria Math"/>
+        </w:rPr>
+        <w:t xml:space="preserve">θ</w:t>
+      </w:r>
+      <w:r>
+        <w:t xml:space="preserve">0(E1) </w:t>
+      </w:r>
+      <w:r>
+        <w:rPr>
+          <w:rFonts w:ascii="Cambria Math" w:cs="Cambria Math" w:eastAsia="Cambria Math" w:hAnsi="Cambria Math"/>
+        </w:rPr>
+        <w:t xml:space="preserve">⋈</w:t>
+      </w:r>
+      <w:r>
+        <w:t xml:space="preserve">_</w:t>
+      </w:r>
+      <w:r>
+        <w:rPr>
+          <w:rFonts w:ascii="Cambria Math" w:cs="Cambria Math" w:eastAsia="Cambria Math" w:hAnsi="Cambria Math"/>
+        </w:rPr>
+        <w:t xml:space="preserve">θ</w:t>
+      </w:r>
+      <w:r>
+        <w:t xml:space="preserve"> E2, if </w:t>
+      </w:r>
+      <w:r>
+        <w:rPr>
+          <w:rFonts w:ascii="Cambria Math" w:cs="Cambria Math" w:eastAsia="Cambria Math" w:hAnsi="Cambria Math"/>
+        </w:rPr>
+        <w:t xml:space="preserve">θ</w:t>
+      </w:r>
+      <w:r>
+        <w:t xml:space="preserve">0 involves only attributes of E1</w:t>
       </w:r>
     </w:p>
     <w:p>
@@ -41768,7 +45432,49 @@
         <w:t xml:space="preserve">B. </w:t>
       </w:r>
       <w:r>
-        <w:t xml:space="preserve">Π_L(E1 ∪ E2) = Π_L(E1) ∪ Π_L(E2)</w:t>
+        <w:rPr>
+          <w:rFonts w:ascii="Cambria Math" w:cs="Cambria Math" w:eastAsia="Cambria Math" w:hAnsi="Cambria Math"/>
+        </w:rPr>
+        <w:t xml:space="preserve">Π</w:t>
+      </w:r>
+      <w:r>
+        <w:t xml:space="preserve">_L(E1 </w:t>
+      </w:r>
+      <w:r>
+        <w:rPr>
+          <w:rFonts w:ascii="Cambria Math" w:cs="Cambria Math" w:eastAsia="Cambria Math" w:hAnsi="Cambria Math"/>
+        </w:rPr>
+        <w:t xml:space="preserve">∪</w:t>
+      </w:r>
+      <w:r>
+        <w:t xml:space="preserve"> E2) = </w:t>
+      </w:r>
+      <w:r>
+        <w:rPr>
+          <w:rFonts w:ascii="Cambria Math" w:cs="Cambria Math" w:eastAsia="Cambria Math" w:hAnsi="Cambria Math"/>
+        </w:rPr>
+        <w:t xml:space="preserve">Π</w:t>
+      </w:r>
+      <w:r>
+        <w:t xml:space="preserve">_L(E1) </w:t>
+      </w:r>
+      <w:r>
+        <w:rPr>
+          <w:rFonts w:ascii="Cambria Math" w:cs="Cambria Math" w:eastAsia="Cambria Math" w:hAnsi="Cambria Math"/>
+        </w:rPr>
+        <w:t xml:space="preserve">∪</w:t>
+      </w:r>
+      <w:r>
+        <w:t xml:space="preserve"> </w:t>
+      </w:r>
+      <w:r>
+        <w:rPr>
+          <w:rFonts w:ascii="Cambria Math" w:cs="Cambria Math" w:eastAsia="Cambria Math" w:hAnsi="Cambria Math"/>
+        </w:rPr>
+        <w:t xml:space="preserve">Π</w:t>
+      </w:r>
+      <w:r>
+        <w:t xml:space="preserve">_L(E2)</w:t>
       </w:r>
     </w:p>
     <w:p>
@@ -41785,7 +45491,67 @@
         <w:t xml:space="preserve">C. </w:t>
       </w:r>
       <w:r>
-        <w:t xml:space="preserve">σ_θ1∧θ2(E) = σ_θ1(σ_θ2(E))</w:t>
+        <w:rPr>
+          <w:rFonts w:ascii="Cambria Math" w:cs="Cambria Math" w:eastAsia="Cambria Math" w:hAnsi="Cambria Math"/>
+        </w:rPr>
+        <w:t xml:space="preserve">σ</w:t>
+      </w:r>
+      <w:r>
+        <w:t xml:space="preserve">_</w:t>
+      </w:r>
+      <w:r>
+        <w:rPr>
+          <w:rFonts w:ascii="Cambria Math" w:cs="Cambria Math" w:eastAsia="Cambria Math" w:hAnsi="Cambria Math"/>
+        </w:rPr>
+        <w:t xml:space="preserve">θ</w:t>
+      </w:r>
+      <w:r>
+        <w:t xml:space="preserve">1</w:t>
+      </w:r>
+      <w:r>
+        <w:rPr>
+          <w:rFonts w:ascii="Cambria Math" w:cs="Cambria Math" w:eastAsia="Cambria Math" w:hAnsi="Cambria Math"/>
+        </w:rPr>
+        <w:t xml:space="preserve">∧θ</w:t>
+      </w:r>
+      <w:r>
+        <w:t xml:space="preserve">2(E) = </w:t>
+      </w:r>
+      <w:r>
+        <w:rPr>
+          <w:rFonts w:ascii="Cambria Math" w:cs="Cambria Math" w:eastAsia="Cambria Math" w:hAnsi="Cambria Math"/>
+        </w:rPr>
+        <w:t xml:space="preserve">σ</w:t>
+      </w:r>
+      <w:r>
+        <w:t xml:space="preserve">_</w:t>
+      </w:r>
+      <w:r>
+        <w:rPr>
+          <w:rFonts w:ascii="Cambria Math" w:cs="Cambria Math" w:eastAsia="Cambria Math" w:hAnsi="Cambria Math"/>
+        </w:rPr>
+        <w:t xml:space="preserve">θ</w:t>
+      </w:r>
+      <w:r>
+        <w:t xml:space="preserve">1(</w:t>
+      </w:r>
+      <w:r>
+        <w:rPr>
+          <w:rFonts w:ascii="Cambria Math" w:cs="Cambria Math" w:eastAsia="Cambria Math" w:hAnsi="Cambria Math"/>
+        </w:rPr>
+        <w:t xml:space="preserve">σ</w:t>
+      </w:r>
+      <w:r>
+        <w:t xml:space="preserve">_</w:t>
+      </w:r>
+      <w:r>
+        <w:rPr>
+          <w:rFonts w:ascii="Cambria Math" w:cs="Cambria Math" w:eastAsia="Cambria Math" w:hAnsi="Cambria Math"/>
+        </w:rPr>
+        <w:t xml:space="preserve">θ</w:t>
+      </w:r>
+      <w:r>
+        <w:t xml:space="preserve">2(E))</w:t>
       </w:r>
     </w:p>
     <w:p>
@@ -41802,7 +45568,25 @@
         <w:t xml:space="preserve">D. </w:t>
       </w:r>
       <w:r>
-        <w:t xml:space="preserve">E1 ⋈ E2 = E2 ⋈ E1</w:t>
+        <w:t xml:space="preserve">E1 </w:t>
+      </w:r>
+      <w:r>
+        <w:rPr>
+          <w:rFonts w:ascii="Cambria Math" w:cs="Cambria Math" w:eastAsia="Cambria Math" w:hAnsi="Cambria Math"/>
+        </w:rPr>
+        <w:t xml:space="preserve">⋈</w:t>
+      </w:r>
+      <w:r>
+        <w:t xml:space="preserve"> E2 = E2 </w:t>
+      </w:r>
+      <w:r>
+        <w:rPr>
+          <w:rFonts w:ascii="Cambria Math" w:cs="Cambria Math" w:eastAsia="Cambria Math" w:hAnsi="Cambria Math"/>
+        </w:rPr>
+        <w:t xml:space="preserve">⋈</w:t>
+      </w:r>
+      <w:r>
+        <w:t xml:space="preserve"> E1</w:t>
       </w:r>
     </w:p>
     <w:p>
@@ -41946,7 +45730,25 @@
         <w:t xml:space="preserve">355. </w:t>
       </w:r>
       <w:r>
-        <w:t xml:space="preserve">How many different join orders exist for joining n = 5 relations ((2(n − 1))! / (n − 1)!)?</w:t>
+        <w:t xml:space="preserve">How many different join orders exist for joining n = 5 relations ((2(n </w:t>
+      </w:r>
+      <w:r>
+        <w:rPr>
+          <w:rFonts w:ascii="Cambria Math" w:cs="Cambria Math" w:eastAsia="Cambria Math" w:hAnsi="Cambria Math"/>
+        </w:rPr>
+        <w:t xml:space="preserve">−</w:t>
+      </w:r>
+      <w:r>
+        <w:t xml:space="preserve"> 1))! / (n </w:t>
+      </w:r>
+      <w:r>
+        <w:rPr>
+          <w:rFonts w:ascii="Cambria Math" w:cs="Cambria Math" w:eastAsia="Cambria Math" w:hAnsi="Cambria Math"/>
+        </w:rPr>
+        <w:t xml:space="preserve">−</w:t>
+      </w:r>
+      <w:r>
+        <w:t xml:space="preserve"> 1)!)?</w:t>
       </w:r>
     </w:p>
     <w:p>
@@ -42370,7 +46172,16 @@
         <w:t xml:space="preserve">359. </w:t>
       </w:r>
       <w:r>
-        <w:t xml:space="preserve">Without a histogram, DSC estimates the size of σ_A=v(r) as:</w:t>
+        <w:t xml:space="preserve">Without a histogram, DSC estimates the size of </w:t>
+      </w:r>
+      <w:r>
+        <w:rPr>
+          <w:rFonts w:ascii="Cambria Math" w:cs="Cambria Math" w:eastAsia="Cambria Math" w:hAnsi="Cambria Math"/>
+        </w:rPr>
+        <w:t xml:space="preserve">σ</w:t>
+      </w:r>
+      <w:r>
+        <w:t xml:space="preserve">_A=v(r) as:</w:t>
       </w:r>
     </w:p>
     <w:p>
@@ -42476,7 +46287,16 @@
         <w:t xml:space="preserve">360. </w:t>
       </w:r>
       <w:r>
-        <w:t xml:space="preserve">student has 5,000 tuples and V(dept_name, student) = 20. Assuming uniform distribution, how many tuples does σ_dept_name='Physics'(student) return?</w:t>
+        <w:t xml:space="preserve">student has 5,000 tuples and V(dept_name, student) = 20. Assuming uniform distribution, how many tuples does </w:t>
+      </w:r>
+      <w:r>
+        <w:rPr>
+          <w:rFonts w:ascii="Cambria Math" w:cs="Cambria Math" w:eastAsia="Cambria Math" w:hAnsi="Cambria Math"/>
+        </w:rPr>
+        <w:t xml:space="preserve">σ</w:t>
+      </w:r>
+      <w:r>
+        <w:t xml:space="preserve">_dept_name='Physics'(student) return?</w:t>
       </w:r>
     </w:p>
     <w:p>
@@ -43596,7 +47416,16 @@
         <w:t xml:space="preserve">A. </w:t>
       </w:r>
       <w:r>
-        <w:t xml:space="preserve">T1 → T2 only</w:t>
+        <w:t xml:space="preserve">T1 </w:t>
+      </w:r>
+      <w:r>
+        <w:rPr>
+          <w:rFonts w:ascii="Cambria Math" w:cs="Cambria Math" w:eastAsia="Cambria Math" w:hAnsi="Cambria Math"/>
+        </w:rPr>
+        <w:t xml:space="preserve">→</w:t>
+      </w:r>
+      <w:r>
+        <w:t xml:space="preserve"> T2 only</w:t>
       </w:r>
     </w:p>
     <w:p>
@@ -43613,7 +47442,16 @@
         <w:t xml:space="preserve">B. </w:t>
       </w:r>
       <w:r>
-        <w:t xml:space="preserve">T2 → T1 only</w:t>
+        <w:t xml:space="preserve">T2 </w:t>
+      </w:r>
+      <w:r>
+        <w:rPr>
+          <w:rFonts w:ascii="Cambria Math" w:cs="Cambria Math" w:eastAsia="Cambria Math" w:hAnsi="Cambria Math"/>
+        </w:rPr>
+        <w:t xml:space="preserve">→</w:t>
+      </w:r>
+      <w:r>
+        <w:t xml:space="preserve"> T1 only</w:t>
       </w:r>
     </w:p>
     <w:p>
@@ -43630,7 +47468,25 @@
         <w:t xml:space="preserve">C. </w:t>
       </w:r>
       <w:r>
-        <w:t xml:space="preserve">T1 → T2 and T2 → T1</w:t>
+        <w:t xml:space="preserve">T1 </w:t>
+      </w:r>
+      <w:r>
+        <w:rPr>
+          <w:rFonts w:ascii="Cambria Math" w:cs="Cambria Math" w:eastAsia="Cambria Math" w:hAnsi="Cambria Math"/>
+        </w:rPr>
+        <w:t xml:space="preserve">→</w:t>
+      </w:r>
+      <w:r>
+        <w:t xml:space="preserve"> T2 and T2 </w:t>
+      </w:r>
+      <w:r>
+        <w:rPr>
+          <w:rFonts w:ascii="Cambria Math" w:cs="Cambria Math" w:eastAsia="Cambria Math" w:hAnsi="Cambria Math"/>
+        </w:rPr>
+        <w:t xml:space="preserve">→</w:t>
+      </w:r>
+      <w:r>
+        <w:t xml:space="preserve"> T1</w:t>
       </w:r>
     </w:p>
     <w:p>
@@ -43889,7 +47745,34 @@
         <w:t xml:space="preserve">D. </w:t>
       </w:r>
       <w:r>
-        <w:t xml:space="preserve">No: the edges T1 → T2, T2 → T3 and T3 → T1 form a cycle</w:t>
+        <w:t xml:space="preserve">No: the edges T1 </w:t>
+      </w:r>
+      <w:r>
+        <w:rPr>
+          <w:rFonts w:ascii="Cambria Math" w:cs="Cambria Math" w:eastAsia="Cambria Math" w:hAnsi="Cambria Math"/>
+        </w:rPr>
+        <w:t xml:space="preserve">→</w:t>
+      </w:r>
+      <w:r>
+        <w:t xml:space="preserve"> T2, T2 </w:t>
+      </w:r>
+      <w:r>
+        <w:rPr>
+          <w:rFonts w:ascii="Cambria Math" w:cs="Cambria Math" w:eastAsia="Cambria Math" w:hAnsi="Cambria Math"/>
+        </w:rPr>
+        <w:t xml:space="preserve">→</w:t>
+      </w:r>
+      <w:r>
+        <w:t xml:space="preserve"> T3 and T3 </w:t>
+      </w:r>
+      <w:r>
+        <w:rPr>
+          <w:rFonts w:ascii="Cambria Math" w:cs="Cambria Math" w:eastAsia="Cambria Math" w:hAnsi="Cambria Math"/>
+        </w:rPr>
+        <w:t xml:space="preserve">→</w:t>
+      </w:r>
+      <w:r>
+        <w:t xml:space="preserve"> T1 form a cycle</w:t>
       </w:r>
     </w:p>
     <w:p>
@@ -45458,7 +49341,16 @@
         <w:t xml:space="preserve">A. </w:t>
       </w:r>
       <w:r>
-        <w:t xml:space="preserve">only the edge T1 → T2</w:t>
+        <w:t xml:space="preserve">only the edge T1 </w:t>
+      </w:r>
+      <w:r>
+        <w:rPr>
+          <w:rFonts w:ascii="Cambria Math" w:cs="Cambria Math" w:eastAsia="Cambria Math" w:hAnsi="Cambria Math"/>
+        </w:rPr>
+        <w:t xml:space="preserve">→</w:t>
+      </w:r>
+      <w:r>
+        <w:t xml:space="preserve"> T2</w:t>
       </w:r>
     </w:p>
     <w:p>
@@ -45509,7 +49401,25 @@
         <w:t xml:space="preserve">D. </w:t>
       </w:r>
       <w:r>
-        <w:t xml:space="preserve">the edges T1 → T2 and T2 → T1, a cycle, so there is a deadlock</w:t>
+        <w:t xml:space="preserve">the edges T1 </w:t>
+      </w:r>
+      <w:r>
+        <w:rPr>
+          <w:rFonts w:ascii="Cambria Math" w:cs="Cambria Math" w:eastAsia="Cambria Math" w:hAnsi="Cambria Math"/>
+        </w:rPr>
+        <w:t xml:space="preserve">→</w:t>
+      </w:r>
+      <w:r>
+        <w:t xml:space="preserve"> T2 and T2 </w:t>
+      </w:r>
+      <w:r>
+        <w:rPr>
+          <w:rFonts w:ascii="Cambria Math" w:cs="Cambria Math" w:eastAsia="Cambria Math" w:hAnsi="Cambria Math"/>
+        </w:rPr>
+        <w:t xml:space="preserve">→</w:t>
+      </w:r>
+      <w:r>
+        <w:t xml:space="preserve"> T1, a cycle, so there is a deadlock</w:t>
       </w:r>
     </w:p>
     <w:p>

--- a/materials/questions/out/IDB201_Final_Exam_Question_Bank.docx
+++ b/materials/questions/out/IDB201_Final_Exam_Question_Bank.docx
@@ -18551,9 +18551,7 @@
         <w:t xml:space="preserve">127. </w:t>
       </w:r>
       <w:r>
-        <w:t xml:space="preserve">How many rows does the query return?
-select * from student left outer join takes
-  on student.ID = takes.ID and takes.year = 2019</w:t>
+        <w:t xml:space="preserve">How many rows does the query return?</w:t>
       </w:r>
     </w:p>
     <w:p>
@@ -18574,6 +18572,51 @@
     <w:p>
       <w:pPr>
         <w:shd w:fill="F4F6F7" w:color="auto" w:val="clear"/>
+        <w:spacing w:after="0" w:before="0" w:line="240"/>
+        <w:ind w:left="113" w:right="113"/>
+      </w:pPr>
+      <w:r>
+        <w:rPr>
+          <w:rFonts w:ascii="Courier New" w:cs="Courier New" w:eastAsia="Courier New" w:hAnsi="Courier New"/>
+          <w:sz w:val="18"/>
+          <w:szCs w:val="18"/>
+        </w:rPr>
+        <w:t xml:space="preserve">takes(ID, course_id, year): (S1, C1, 2018), (S1, C2, 2019), (S2, C1, 2019)</w:t>
+      </w:r>
+    </w:p>
+    <w:p>
+      <w:pPr>
+        <w:shd w:fill="F4F6F7" w:color="auto" w:val="clear"/>
+        <w:spacing w:after="0" w:before="0" w:line="240"/>
+        <w:ind w:left="113" w:right="113"/>
+      </w:pPr>
+      <w:r>
+        <w:rPr>
+          <w:rFonts w:ascii="Courier New" w:cs="Courier New" w:eastAsia="Courier New" w:hAnsi="Courier New"/>
+          <w:sz w:val="18"/>
+          <w:szCs w:val="18"/>
+        </w:rPr>
+        <w:t xml:space="preserve"> </w:t>
+      </w:r>
+    </w:p>
+    <w:p>
+      <w:pPr>
+        <w:shd w:fill="F4F6F7" w:color="auto" w:val="clear"/>
+        <w:spacing w:after="0" w:before="0" w:line="240"/>
+        <w:ind w:left="113" w:right="113"/>
+      </w:pPr>
+      <w:r>
+        <w:rPr>
+          <w:rFonts w:ascii="Courier New" w:cs="Courier New" w:eastAsia="Courier New" w:hAnsi="Courier New"/>
+          <w:sz w:val="18"/>
+          <w:szCs w:val="18"/>
+        </w:rPr>
+        <w:t xml:space="preserve">select * from student left outer join takes</w:t>
+      </w:r>
+    </w:p>
+    <w:p>
+      <w:pPr>
+        <w:shd w:fill="F4F6F7" w:color="auto" w:val="clear"/>
         <w:spacing w:after="120" w:before="0" w:line="240"/>
         <w:ind w:left="113" w:right="113"/>
       </w:pPr>
@@ -18583,7 +18626,7 @@
           <w:sz w:val="18"/>
           <w:szCs w:val="18"/>
         </w:rPr>
-        <w:t xml:space="preserve">takes(ID, course_id, year): (S1, C1, 2018), (S1, C2, 2019), (S2, C1, 2019)</w:t>
+        <w:t xml:space="preserve">  on student.ID = takes.ID and takes.year = 2019</w:t>
       </w:r>
     </w:p>
     <w:p>
@@ -18689,10 +18732,7 @@
         <w:t xml:space="preserve">128. </w:t>
       </w:r>
       <w:r>
-        <w:t xml:space="preserve">How many rows does the query return?
-select * from student left outer join takes
-  on student.ID = takes.ID
-where takes.year = 2019</w:t>
+        <w:t xml:space="preserve">How many rows does the query return?</w:t>
       </w:r>
     </w:p>
     <w:p>
@@ -18713,6 +18753,66 @@
     <w:p>
       <w:pPr>
         <w:shd w:fill="F4F6F7" w:color="auto" w:val="clear"/>
+        <w:spacing w:after="0" w:before="0" w:line="240"/>
+        <w:ind w:left="113" w:right="113"/>
+      </w:pPr>
+      <w:r>
+        <w:rPr>
+          <w:rFonts w:ascii="Courier New" w:cs="Courier New" w:eastAsia="Courier New" w:hAnsi="Courier New"/>
+          <w:sz w:val="18"/>
+          <w:szCs w:val="18"/>
+        </w:rPr>
+        <w:t xml:space="preserve">takes(ID, course_id, year): (S1, C1, 2018), (S1, C2, 2019), (S2, C1, 2019)</w:t>
+      </w:r>
+    </w:p>
+    <w:p>
+      <w:pPr>
+        <w:shd w:fill="F4F6F7" w:color="auto" w:val="clear"/>
+        <w:spacing w:after="0" w:before="0" w:line="240"/>
+        <w:ind w:left="113" w:right="113"/>
+      </w:pPr>
+      <w:r>
+        <w:rPr>
+          <w:rFonts w:ascii="Courier New" w:cs="Courier New" w:eastAsia="Courier New" w:hAnsi="Courier New"/>
+          <w:sz w:val="18"/>
+          <w:szCs w:val="18"/>
+        </w:rPr>
+        <w:t xml:space="preserve"> </w:t>
+      </w:r>
+    </w:p>
+    <w:p>
+      <w:pPr>
+        <w:shd w:fill="F4F6F7" w:color="auto" w:val="clear"/>
+        <w:spacing w:after="0" w:before="0" w:line="240"/>
+        <w:ind w:left="113" w:right="113"/>
+      </w:pPr>
+      <w:r>
+        <w:rPr>
+          <w:rFonts w:ascii="Courier New" w:cs="Courier New" w:eastAsia="Courier New" w:hAnsi="Courier New"/>
+          <w:sz w:val="18"/>
+          <w:szCs w:val="18"/>
+        </w:rPr>
+        <w:t xml:space="preserve">select * from student left outer join takes</w:t>
+      </w:r>
+    </w:p>
+    <w:p>
+      <w:pPr>
+        <w:shd w:fill="F4F6F7" w:color="auto" w:val="clear"/>
+        <w:spacing w:after="0" w:before="0" w:line="240"/>
+        <w:ind w:left="113" w:right="113"/>
+      </w:pPr>
+      <w:r>
+        <w:rPr>
+          <w:rFonts w:ascii="Courier New" w:cs="Courier New" w:eastAsia="Courier New" w:hAnsi="Courier New"/>
+          <w:sz w:val="18"/>
+          <w:szCs w:val="18"/>
+        </w:rPr>
+        <w:t xml:space="preserve">  on student.ID = takes.ID</w:t>
+      </w:r>
+    </w:p>
+    <w:p>
+      <w:pPr>
+        <w:shd w:fill="F4F6F7" w:color="auto" w:val="clear"/>
         <w:spacing w:after="120" w:before="0" w:line="240"/>
         <w:ind w:left="113" w:right="113"/>
       </w:pPr>
@@ -18722,7 +18822,7 @@
           <w:sz w:val="18"/>
           <w:szCs w:val="18"/>
         </w:rPr>
-        <w:t xml:space="preserve">takes(ID, course_id, year): (S1, C1, 2018), (S1, C2, 2019), (S2, C1, 2019)</w:t>
+        <w:t xml:space="preserve">where takes.year = 2019</w:t>
       </w:r>
     </w:p>
     <w:p>
@@ -25096,7 +25196,7 @@
         <w:t xml:space="preserve">C. </w:t>
       </w:r>
       <w:r>
-        <w:t xml:space="preserve">Triggers can fire other triggers, and their effects are hidden from the statements that cause them</w:t>
+        <w:t xml:space="preserve">Triggers can set off a chain of other triggers, and they may run unintentionally, e.g. when data is loaded from a backup</w:t>
       </w:r>
     </w:p>
     <w:p>
